--- a/testing_documents/Test_Summary.docx
+++ b/testing_documents/Test_Summary.docx
@@ -76,7 +76,7 @@
         </w:rPr>
         <w:fldChar w:fldCharType="separate"/>
       </w:r>
-      <w:hyperlink w:anchor="_Toc235168238" w:history="1">
+      <w:hyperlink w:anchor="_Toc235214615" w:history="1">
         <w:r>
           <w:rPr>
             <w:rStyle w:val="Hyperlink"/>
@@ -107,7 +107,7 @@
             <w:noProof/>
             <w:webHidden/>
           </w:rPr>
-          <w:instrText xml:space="preserve"> PAGEREF _Toc235168238 \h </w:instrText>
+          <w:instrText xml:space="preserve"> PAGEREF _Toc235214615 \h </w:instrText>
         </w:r>
         <w:r>
           <w:rPr>
@@ -147,7 +147,7 @@
           <w:color w:val="auto"/>
         </w:rPr>
       </w:pPr>
-      <w:hyperlink w:anchor="_Toc235168239" w:history="1">
+      <w:hyperlink w:anchor="_Toc235214616" w:history="1">
         <w:r>
           <w:rPr>
             <w:rStyle w:val="Hyperlink"/>
@@ -174,7 +174,7 @@
             <w:noProof/>
             <w:webHidden/>
           </w:rPr>
-          <w:instrText xml:space="preserve"> PAGEREF _Toc235168239 \h </w:instrText>
+          <w:instrText xml:space="preserve"> PAGEREF _Toc235214616 \h </w:instrText>
         </w:r>
         <w:r>
           <w:rPr>
@@ -214,7 +214,7 @@
           <w:color w:val="auto"/>
         </w:rPr>
       </w:pPr>
-      <w:hyperlink w:anchor="_Toc235168240" w:history="1">
+      <w:hyperlink w:anchor="_Toc235214617" w:history="1">
         <w:r>
           <w:rPr>
             <w:rStyle w:val="Hyperlink"/>
@@ -241,7 +241,7 @@
             <w:noProof/>
             <w:webHidden/>
           </w:rPr>
-          <w:instrText xml:space="preserve"> PAGEREF _Toc235168240 \h </w:instrText>
+          <w:instrText xml:space="preserve"> PAGEREF _Toc235214617 \h </w:instrText>
         </w:r>
         <w:r>
           <w:rPr>
@@ -261,7 +261,7 @@
             <w:noProof/>
             <w:webHidden/>
           </w:rPr>
-          <w:t>3</w:t>
+          <w:t>4</w:t>
         </w:r>
         <w:r>
           <w:rPr>
@@ -281,7 +281,7 @@
           <w:color w:val="auto"/>
         </w:rPr>
       </w:pPr>
-      <w:hyperlink w:anchor="_Toc235168241" w:history="1">
+      <w:hyperlink w:anchor="_Toc235214618" w:history="1">
         <w:r>
           <w:rPr>
             <w:rStyle w:val="Hyperlink"/>
@@ -308,7 +308,7 @@
             <w:noProof/>
             <w:webHidden/>
           </w:rPr>
-          <w:instrText xml:space="preserve"> PAGEREF _Toc235168241 \h </w:instrText>
+          <w:instrText xml:space="preserve"> PAGEREF _Toc235214618 \h </w:instrText>
         </w:r>
         <w:r>
           <w:rPr>
@@ -351,7 +351,7 @@
           <w:color w:val="auto"/>
         </w:rPr>
       </w:pPr>
-      <w:hyperlink w:anchor="_Toc235168242" w:history="1">
+      <w:hyperlink w:anchor="_Toc235214619" w:history="1">
         <w:r>
           <w:rPr>
             <w:rStyle w:val="Hyperlink"/>
@@ -378,7 +378,7 @@
             <w:noProof/>
             <w:webHidden/>
           </w:rPr>
-          <w:instrText xml:space="preserve"> PAGEREF _Toc235168242 \h </w:instrText>
+          <w:instrText xml:space="preserve"> PAGEREF _Toc235214619 \h </w:instrText>
         </w:r>
         <w:r>
           <w:rPr>
@@ -421,7 +421,7 @@
           <w:color w:val="auto"/>
         </w:rPr>
       </w:pPr>
-      <w:hyperlink w:anchor="_Toc235168243" w:history="1">
+      <w:hyperlink w:anchor="_Toc235214620" w:history="1">
         <w:r>
           <w:rPr>
             <w:rStyle w:val="Hyperlink"/>
@@ -448,7 +448,7 @@
             <w:noProof/>
             <w:webHidden/>
           </w:rPr>
-          <w:instrText xml:space="preserve"> PAGEREF _Toc235168243 \h </w:instrText>
+          <w:instrText xml:space="preserve"> PAGEREF _Toc235214620 \h </w:instrText>
         </w:r>
         <w:r>
           <w:rPr>
@@ -488,7 +488,7 @@
           <w:color w:val="auto"/>
         </w:rPr>
       </w:pPr>
-      <w:hyperlink w:anchor="_Toc235168244" w:history="1">
+      <w:hyperlink w:anchor="_Toc235214621" w:history="1">
         <w:r>
           <w:rPr>
             <w:rStyle w:val="Hyperlink"/>
@@ -515,7 +515,7 @@
             <w:noProof/>
             <w:webHidden/>
           </w:rPr>
-          <w:instrText xml:space="preserve"> PAGEREF _Toc235168244 \h </w:instrText>
+          <w:instrText xml:space="preserve"> PAGEREF _Toc235214621 \h </w:instrText>
         </w:r>
         <w:r>
           <w:rPr>
@@ -555,7 +555,7 @@
           <w:color w:val="auto"/>
         </w:rPr>
       </w:pPr>
-      <w:hyperlink w:anchor="_Toc235168245" w:history="1">
+      <w:hyperlink w:anchor="_Toc235214622" w:history="1">
         <w:r>
           <w:rPr>
             <w:rStyle w:val="Hyperlink"/>
@@ -582,7 +582,7 @@
             <w:noProof/>
             <w:webHidden/>
           </w:rPr>
-          <w:instrText xml:space="preserve"> PAGEREF _Toc235168245 \h </w:instrText>
+          <w:instrText xml:space="preserve"> PAGEREF _Toc235214622 \h </w:instrText>
         </w:r>
         <w:r>
           <w:rPr>
@@ -622,7 +622,7 @@
           <w:color w:val="auto"/>
         </w:rPr>
       </w:pPr>
-      <w:hyperlink w:anchor="_Toc235168246" w:history="1">
+      <w:hyperlink w:anchor="_Toc235214623" w:history="1">
         <w:r>
           <w:rPr>
             <w:rStyle w:val="Hyperlink"/>
@@ -649,7 +649,7 @@
             <w:noProof/>
             <w:webHidden/>
           </w:rPr>
-          <w:instrText xml:space="preserve"> PAGEREF _Toc235168246 \h </w:instrText>
+          <w:instrText xml:space="preserve"> PAGEREF _Toc235214623 \h </w:instrText>
         </w:r>
         <w:r>
           <w:rPr>
@@ -692,7 +692,7 @@
           <w:color w:val="auto"/>
         </w:rPr>
       </w:pPr>
-      <w:hyperlink w:anchor="_Toc235168247" w:history="1">
+      <w:hyperlink w:anchor="_Toc235214624" w:history="1">
         <w:r>
           <w:rPr>
             <w:rStyle w:val="Hyperlink"/>
@@ -719,7 +719,7 @@
             <w:noProof/>
             <w:webHidden/>
           </w:rPr>
-          <w:instrText xml:space="preserve"> PAGEREF _Toc235168247 \h </w:instrText>
+          <w:instrText xml:space="preserve"> PAGEREF _Toc235214624 \h </w:instrText>
         </w:r>
         <w:r>
           <w:rPr>
@@ -762,7 +762,7 @@
           <w:color w:val="auto"/>
         </w:rPr>
       </w:pPr>
-      <w:hyperlink w:anchor="_Toc235168248" w:history="1">
+      <w:hyperlink w:anchor="_Toc235214625" w:history="1">
         <w:r>
           <w:rPr>
             <w:rStyle w:val="Hyperlink"/>
@@ -789,7 +789,7 @@
             <w:noProof/>
             <w:webHidden/>
           </w:rPr>
-          <w:instrText xml:space="preserve"> PAGEREF _Toc235168248 \h </w:instrText>
+          <w:instrText xml:space="preserve"> PAGEREF _Toc235214625 \h </w:instrText>
         </w:r>
         <w:r>
           <w:rPr>
@@ -829,7 +829,7 @@
           <w:color w:val="auto"/>
         </w:rPr>
       </w:pPr>
-      <w:hyperlink w:anchor="_Toc235168249" w:history="1">
+      <w:hyperlink w:anchor="_Toc235214626" w:history="1">
         <w:r>
           <w:rPr>
             <w:rStyle w:val="Hyperlink"/>
@@ -856,7 +856,7 @@
             <w:noProof/>
             <w:webHidden/>
           </w:rPr>
-          <w:instrText xml:space="preserve"> PAGEREF _Toc235168249 \h </w:instrText>
+          <w:instrText xml:space="preserve"> PAGEREF _Toc235214626 \h </w:instrText>
         </w:r>
         <w:r>
           <w:rPr>
@@ -896,7 +896,7 @@
           <w:color w:val="auto"/>
         </w:rPr>
       </w:pPr>
-      <w:hyperlink w:anchor="_Toc235168250" w:history="1">
+      <w:hyperlink w:anchor="_Toc235214627" w:history="1">
         <w:r>
           <w:rPr>
             <w:rStyle w:val="Hyperlink"/>
@@ -923,7 +923,7 @@
             <w:noProof/>
             <w:webHidden/>
           </w:rPr>
-          <w:instrText xml:space="preserve"> PAGEREF _Toc235168250 \h </w:instrText>
+          <w:instrText xml:space="preserve"> PAGEREF _Toc235214627 \h </w:instrText>
         </w:r>
         <w:r>
           <w:rPr>
@@ -1029,6 +1029,7 @@
     <w:p>
       <w:pPr>
         <w:spacing w:before="100" w:beforeAutospacing="1" w:after="100" w:afterAutospacing="1" w:line="276" w:lineRule="auto"/>
+        <w:ind w:left="0"/>
         <w:outlineLvl w:val="0"/>
         <w:rPr>
           <w:rFonts w:eastAsia="Times New Roman" w:cs="Times New Roman"/>
@@ -1040,145 +1041,13 @@
           <w:szCs w:val="48"/>
         </w:rPr>
       </w:pPr>
+      <w:bookmarkStart w:id="0" w:name="_GoBack"/>
+      <w:bookmarkEnd w:id="0"/>
     </w:p>
     <w:p>
       <w:pPr>
         <w:spacing w:before="100" w:beforeAutospacing="1" w:after="100" w:afterAutospacing="1" w:line="276" w:lineRule="auto"/>
-        <w:outlineLvl w:val="0"/>
-        <w:rPr>
-          <w:rFonts w:eastAsia="Times New Roman" w:cs="Times New Roman"/>
-          <w:b/>
-          <w:bCs/>
-          <w:color w:val="auto"/>
-          <w:kern w:val="36"/>
-          <w:sz w:val="48"/>
-          <w:szCs w:val="48"/>
-        </w:rPr>
-      </w:pPr>
-    </w:p>
-    <w:p>
-      <w:pPr>
-        <w:spacing w:before="100" w:beforeAutospacing="1" w:after="100" w:afterAutospacing="1" w:line="276" w:lineRule="auto"/>
-        <w:outlineLvl w:val="0"/>
-        <w:rPr>
-          <w:rFonts w:eastAsia="Times New Roman" w:cs="Times New Roman"/>
-          <w:b/>
-          <w:bCs/>
-          <w:color w:val="auto"/>
-          <w:kern w:val="36"/>
-          <w:sz w:val="48"/>
-          <w:szCs w:val="48"/>
-        </w:rPr>
-      </w:pPr>
-    </w:p>
-    <w:p>
-      <w:pPr>
-        <w:spacing w:before="100" w:beforeAutospacing="1" w:after="100" w:afterAutospacing="1" w:line="276" w:lineRule="auto"/>
-        <w:outlineLvl w:val="0"/>
-        <w:rPr>
-          <w:rFonts w:eastAsia="Times New Roman" w:cs="Times New Roman"/>
-          <w:b/>
-          <w:bCs/>
-          <w:color w:val="auto"/>
-          <w:kern w:val="36"/>
-          <w:sz w:val="48"/>
-          <w:szCs w:val="48"/>
-        </w:rPr>
-      </w:pPr>
-    </w:p>
-    <w:p>
-      <w:pPr>
-        <w:spacing w:before="100" w:beforeAutospacing="1" w:after="100" w:afterAutospacing="1" w:line="276" w:lineRule="auto"/>
-        <w:outlineLvl w:val="0"/>
-        <w:rPr>
-          <w:rFonts w:eastAsia="Times New Roman" w:cs="Times New Roman"/>
-          <w:b/>
-          <w:bCs/>
-          <w:color w:val="auto"/>
-          <w:kern w:val="36"/>
-          <w:sz w:val="48"/>
-          <w:szCs w:val="48"/>
-        </w:rPr>
-      </w:pPr>
-    </w:p>
-    <w:p>
-      <w:pPr>
-        <w:spacing w:before="100" w:beforeAutospacing="1" w:after="100" w:afterAutospacing="1" w:line="276" w:lineRule="auto"/>
-        <w:outlineLvl w:val="0"/>
-        <w:rPr>
-          <w:rFonts w:eastAsia="Times New Roman" w:cs="Times New Roman"/>
-          <w:b/>
-          <w:bCs/>
-          <w:color w:val="auto"/>
-          <w:kern w:val="36"/>
-          <w:sz w:val="48"/>
-          <w:szCs w:val="48"/>
-        </w:rPr>
-      </w:pPr>
-    </w:p>
-    <w:p>
-      <w:pPr>
-        <w:spacing w:before="100" w:beforeAutospacing="1" w:after="100" w:afterAutospacing="1" w:line="276" w:lineRule="auto"/>
-        <w:outlineLvl w:val="0"/>
-        <w:rPr>
-          <w:rFonts w:eastAsia="Times New Roman" w:cs="Times New Roman"/>
-          <w:b/>
-          <w:bCs/>
-          <w:color w:val="auto"/>
-          <w:kern w:val="36"/>
-          <w:sz w:val="48"/>
-          <w:szCs w:val="48"/>
-        </w:rPr>
-      </w:pPr>
-    </w:p>
-    <w:p>
-      <w:pPr>
-        <w:spacing w:before="100" w:beforeAutospacing="1" w:after="100" w:afterAutospacing="1" w:line="276" w:lineRule="auto"/>
-        <w:outlineLvl w:val="0"/>
-        <w:rPr>
-          <w:rFonts w:eastAsia="Times New Roman" w:cs="Times New Roman"/>
-          <w:b/>
-          <w:bCs/>
-          <w:color w:val="auto"/>
-          <w:kern w:val="36"/>
-          <w:sz w:val="48"/>
-          <w:szCs w:val="48"/>
-        </w:rPr>
-      </w:pPr>
-    </w:p>
-    <w:p>
-      <w:pPr>
-        <w:spacing w:before="100" w:beforeAutospacing="1" w:after="100" w:afterAutospacing="1" w:line="276" w:lineRule="auto"/>
-        <w:outlineLvl w:val="0"/>
-        <w:rPr>
-          <w:rFonts w:eastAsia="Times New Roman" w:cs="Times New Roman"/>
-          <w:b/>
-          <w:bCs/>
-          <w:color w:val="auto"/>
-          <w:kern w:val="36"/>
-          <w:sz w:val="48"/>
-          <w:szCs w:val="48"/>
-        </w:rPr>
-      </w:pPr>
-    </w:p>
-    <w:p>
-      <w:pPr>
-        <w:spacing w:before="100" w:beforeAutospacing="1" w:after="100" w:afterAutospacing="1" w:line="276" w:lineRule="auto"/>
-        <w:outlineLvl w:val="0"/>
-        <w:rPr>
-          <w:rFonts w:eastAsia="Times New Roman" w:cs="Times New Roman"/>
-          <w:b/>
-          <w:bCs/>
-          <w:color w:val="auto"/>
-          <w:kern w:val="36"/>
-          <w:sz w:val="48"/>
-          <w:szCs w:val="48"/>
-        </w:rPr>
-      </w:pPr>
-    </w:p>
-    <w:p>
-      <w:pPr>
-        <w:spacing w:before="100" w:beforeAutospacing="1" w:after="100" w:afterAutospacing="1" w:line="276" w:lineRule="auto"/>
+        <w:ind w:left="0"/>
         <w:outlineLvl w:val="0"/>
         <w:rPr>
           <w:rFonts w:eastAsia="Times New Roman" w:cs="Times New Roman"/>
@@ -1206,7 +1075,7 @@
           <w:szCs w:val="48"/>
         </w:rPr>
       </w:pPr>
-      <w:bookmarkStart w:id="0" w:name="_Toc235168238"/>
+      <w:bookmarkStart w:id="1" w:name="_Toc235214615"/>
       <w:r>
         <w:rPr>
           <w:rFonts w:eastAsia="Times New Roman" w:cs="Times New Roman"/>
@@ -1219,7 +1088,7 @@
         </w:rPr>
         <w:t>TEST SUMMARY REPORT</w:t>
       </w:r>
-      <w:bookmarkEnd w:id="0"/>
+      <w:bookmarkEnd w:id="1"/>
     </w:p>
     <w:tbl>
       <w:tblPr>
@@ -1235,7 +1104,7 @@
         <w:tc>
           <w:tcPr>
             <w:tcW w:w="2515" w:type="dxa"/>
-            <w:shd w:val="clear" w:color="auto" w:fill="DEEAF6" w:themeFill="accent1" w:themeFillTint="33"/>
+            <w:shd w:val="clear" w:color="auto" w:fill="9CC2E5" w:themeFill="accent1" w:themeFillTint="99"/>
             <w:vAlign w:val="center"/>
           </w:tcPr>
           <w:p>
@@ -1258,7 +1127,7 @@
         <w:tc>
           <w:tcPr>
             <w:tcW w:w="6835" w:type="dxa"/>
-            <w:shd w:val="clear" w:color="auto" w:fill="DEEAF6" w:themeFill="accent1" w:themeFillTint="33"/>
+            <w:shd w:val="clear" w:color="auto" w:fill="9CC2E5" w:themeFill="accent1" w:themeFillTint="99"/>
             <w:vAlign w:val="center"/>
           </w:tcPr>
           <w:p>
@@ -1304,10 +1173,7 @@
               <w:spacing w:after="480" w:line="276" w:lineRule="auto"/>
             </w:pPr>
             <w:r>
-              <w:t>TS</w:t>
-            </w:r>
-            <w:r>
-              <w:t>_CODING_PLATFORM_V2.0</w:t>
+              <w:t>TS_CODING_PLATFORM_V2.0</w:t>
             </w:r>
           </w:p>
         </w:tc>
@@ -1328,7 +1194,6 @@
                 <w:b/>
                 <w:bCs/>
               </w:rPr>
-              <w:lastRenderedPageBreak/>
               <w:t>Project Name</w:t>
             </w:r>
           </w:p>
@@ -1448,10 +1313,7 @@
               <w:spacing w:after="480" w:line="276" w:lineRule="auto"/>
             </w:pPr>
             <w:r>
-              <w:t>10/07</w:t>
-            </w:r>
-            <w:r>
-              <w:t>/2026</w:t>
+              <w:t>10/07/2026</w:t>
             </w:r>
           </w:p>
         </w:tc>
@@ -1487,10 +1349,7 @@
               <w:spacing w:after="480" w:line="276" w:lineRule="auto"/>
             </w:pPr>
             <w:r>
-              <w:t>17/07</w:t>
-            </w:r>
-            <w:r>
-              <w:t>/2026</w:t>
+              <w:t>17/07/2026</w:t>
             </w:r>
           </w:p>
         </w:tc>
@@ -1535,179 +1394,161 @@
         <w:pStyle w:val="Heading1"/>
         <w:spacing w:line="276" w:lineRule="auto"/>
       </w:pPr>
-      <w:bookmarkStart w:id="1" w:name="_Toc235168239"/>
+      <w:bookmarkStart w:id="2" w:name="_Toc235214616"/>
       <w:r>
         <w:t>1. EXECUTIVE SUMMARY</w:t>
       </w:r>
-      <w:bookmarkEnd w:id="1"/>
+      <w:bookmarkEnd w:id="2"/>
     </w:p>
     <w:p>
-      <w:pPr>
-        <w:spacing w:line="276" w:lineRule="auto"/>
-      </w:pPr>
-      <w:r>
-        <w:t xml:space="preserve">This report presents the final results of the system testing phase for the </w:t>
+      <w:r>
+        <w:t xml:space="preserve">This report presents the final results of the system testing phase for the Integrated Coding Platform project. The objective is to ensure quality across all layers, from Backend (Unit Test), API (Integration Test), to User Interface (Functional and Automation Testing) as defined in the Master </w:t>
+      </w:r>
+      <w:r>
+        <w:rPr>
+          <w:rFonts w:ascii="Courier New" w:hAnsi="Courier New" w:cs="Courier New"/>
+          <w:sz w:val="20"/>
+          <w:szCs w:val="20"/>
+        </w:rPr>
+        <w:t>Test_Plan.docx</w:t>
+      </w:r>
+      <w:r>
+        <w:t>.</w:t>
+      </w:r>
+    </w:p>
+    <w:p>
+      <w:r>
+        <w:t>Following an intensive testing phase, the QA and Development teams have achieved profound testing coverage:</w:t>
+      </w:r>
+    </w:p>
+    <w:p>
+      <w:pPr>
+        <w:pStyle w:val="Heading3"/>
+      </w:pPr>
+      <w:r>
+        <w:rPr>
+          <w:b/>
+        </w:rPr>
+        <w:lastRenderedPageBreak/>
+        <w:t>133 Unit Test Files (Java)</w:t>
+      </w:r>
+      <w:r>
+        <w:t xml:space="preserve"> at the Backend tier, ensuring logic validity.</w:t>
+      </w:r>
+    </w:p>
+    <w:p>
+      <w:pPr>
+        <w:pStyle w:val="Heading3"/>
+      </w:pPr>
+      <w:r>
+        <w:rPr>
+          <w:b/>
+        </w:rPr>
+        <w:t>164 API Integration Scenarios</w:t>
+      </w:r>
+      <w:r>
+        <w:t xml:space="preserve"> documented and executed via Postman.</w:t>
+      </w:r>
+    </w:p>
+    <w:p>
+      <w:pPr>
+        <w:pStyle w:val="Heading3"/>
+      </w:pPr>
+      <w:r>
+        <w:rPr>
+          <w:b/>
+        </w:rPr>
+        <w:t>139 Manual Test Cases</w:t>
+      </w:r>
+      <w:r>
+        <w:t xml:space="preserve"> (Black-box) across 15 core functional modules, strictly adhering to the </w:t>
+      </w:r>
+      <w:r>
+        <w:rPr>
+          <w:rFonts w:ascii="Courier New" w:hAnsi="Courier New" w:cs="Courier New"/>
+          <w:sz w:val="20"/>
+          <w:szCs w:val="20"/>
+        </w:rPr>
+        <w:t>Test_Feature.docx</w:t>
+      </w:r>
+      <w:r>
+        <w:t xml:space="preserve"> specifications.</w:t>
+      </w:r>
+    </w:p>
+    <w:p>
+      <w:pPr>
+        <w:pStyle w:val="Heading3"/>
+      </w:pPr>
+      <w:r>
+        <w:rPr>
+          <w:b/>
+        </w:rPr>
+        <w:t>UI Automation Test Framework</w:t>
+      </w:r>
+      <w:r>
+        <w:t xml:space="preserve"> utilizing Playwright, covering Critical E2E user flows.</w:t>
+      </w:r>
+    </w:p>
+    <w:p>
+      <w:r>
+        <w:t xml:space="preserve">The system achieved an overall </w:t>
       </w:r>
       <w:r>
         <w:rPr>
           <w:b/>
           <w:bCs/>
         </w:rPr>
-        <w:t>Integrated Coding Platform</w:t>
-      </w:r>
-      <w:r>
-        <w:t xml:space="preserve"> project. The objective is to ensure quality across all layers, from Backend (Unit Test) and API (Integration Test) to User Interface (System/Functional Test).</w:t>
+        <w:t>Pass Rate of 94.2%</w:t>
+      </w:r>
+      <w:r>
+        <w:t>. The team successfully resolved 15 complex defects during the testing phase. Currently, exactly 8 defects—specifically edge-case concurrency issues (e.g., PayOS webhook DB locks) and external API timeouts (Judge0, Gemini AI)—remain open. These have been meticulously documented as Known Issues for immediate hot-fixing post-defense.</w:t>
       </w:r>
     </w:p>
     <w:p>
-      <w:pPr>
-        <w:spacing w:line="276" w:lineRule="auto"/>
-      </w:pPr>
-      <w:r>
-        <w:t>Following an intensive testing phase, the QA and Development teams have completed:</w:t>
+      <w:r>
+        <w:t xml:space="preserve">Based on these empirical results, the system demonstrates a highly resilient distributed architecture, </w:t>
+      </w:r>
+      <w:r>
+        <w:rPr>
+          <w:b/>
+          <w:bCs/>
+        </w:rPr>
+        <w:t>MEETS THE QUALITY STANDARDS</w:t>
+      </w:r>
+      <w:r>
+        <w:t xml:space="preserve"> with transparent risk acknowledgment, and is ready for the graduation defense (CONDITIONAL GO Decision).</w:t>
       </w:r>
     </w:p>
     <w:p>
       <w:pPr>
-        <w:pStyle w:val="Heading3"/>
+        <w:pStyle w:val="Heading1"/>
         <w:spacing w:line="276" w:lineRule="auto"/>
       </w:pPr>
-      <w:r>
-        <w:rPr>
-          <w:b/>
-        </w:rPr>
-        <w:t>133 Unit Test Files (Java)</w:t>
-      </w:r>
-      <w:r>
-        <w:t xml:space="preserve"> at the Backend tier, covering the entire core processing flow.</w:t>
-      </w:r>
+      <w:bookmarkStart w:id="3" w:name="_Toc235214617"/>
+      <w:r>
+        <w:t>2. TESTED SCOPE &amp; METHODOLOGY</w:t>
+      </w:r>
+      <w:bookmarkEnd w:id="3"/>
     </w:p>
     <w:p>
-      <w:pPr>
-        <w:pStyle w:val="Heading3"/>
-        <w:spacing w:line="276" w:lineRule="auto"/>
-      </w:pPr>
+      <w:r>
+        <w:t xml:space="preserve">Aligning with the overarching strategy in </w:t>
+      </w:r>
       <w:r>
         <w:rPr>
-          <w:b/>
+          <w:rFonts w:ascii="Courier New" w:hAnsi="Courier New" w:cs="Courier New"/>
+          <w:sz w:val="20"/>
+          <w:szCs w:val="20"/>
         </w:rPr>
-        <w:t>Postman Collection</w:t>
-      </w:r>
-      <w:r>
-        <w:t xml:space="preserve"> featuring 164 integration scenarios/endpoints.</w:t>
+        <w:t>Test_Plan.docx</w:t>
+      </w:r>
+      <w:r>
+        <w:t>, the testing process was executed across four rigorous tiers:</w:t>
       </w:r>
     </w:p>
     <w:p>
       <w:pPr>
         <w:pStyle w:val="Heading3"/>
-        <w:spacing w:line="276" w:lineRule="auto"/>
-      </w:pPr>
-      <w:r>
-        <w:rPr>
-          <w:b/>
-        </w:rPr>
-        <w:t>144 Manual Test Cases (Black-box)</w:t>
-      </w:r>
-      <w:r>
-        <w:t xml:space="preserve"> across 15 core functional modules.</w:t>
-      </w:r>
-    </w:p>
-    <w:p>
-      <w:pPr>
-        <w:spacing w:before="100" w:beforeAutospacing="1" w:after="100" w:afterAutospacing="1" w:line="276" w:lineRule="auto"/>
-        <w:rPr>
-          <w:rFonts w:eastAsia="Times New Roman" w:cs="Times New Roman"/>
-          <w:color w:val="auto"/>
-          <w:sz w:val="24"/>
-          <w:szCs w:val="24"/>
-        </w:rPr>
-      </w:pPr>
-      <w:r>
-        <w:rPr>
-          <w:rFonts w:eastAsia="Times New Roman" w:cs="Times New Roman"/>
-          <w:color w:val="auto"/>
-          <w:sz w:val="24"/>
-          <w:szCs w:val="24"/>
-        </w:rPr>
-        <w:t xml:space="preserve">The system achieved an overall Pass Rate of </w:t>
-      </w:r>
-      <w:r>
-        <w:rPr>
-          <w:rFonts w:eastAsia="Times New Roman" w:cs="Times New Roman"/>
-          <w:b/>
-          <w:bCs/>
-          <w:color w:val="auto"/>
-          <w:sz w:val="24"/>
-          <w:szCs w:val="24"/>
-        </w:rPr>
-        <w:t>95.1%</w:t>
-      </w:r>
-      <w:r>
-        <w:rPr>
-          <w:rFonts w:eastAsia="Times New Roman" w:cs="Times New Roman"/>
-          <w:color w:val="auto"/>
-          <w:sz w:val="24"/>
-          <w:szCs w:val="24"/>
-        </w:rPr>
-        <w:t>. Notably, all critical and major defects (P1, P2) affecting security, financial data (PayOS), and the automated judging system (Judge0) have been entirely resolved. The team decided to retain 7 minor/medium UI/UX defects in the Backlog for optimization in future releases to ensure the deployment schedule is met.</w:t>
-      </w:r>
-    </w:p>
-    <w:p>
-      <w:pPr>
-        <w:spacing w:before="100" w:beforeAutospacing="1" w:after="100" w:afterAutospacing="1" w:line="276" w:lineRule="auto"/>
-        <w:rPr>
-          <w:rFonts w:eastAsia="Times New Roman" w:cs="Times New Roman"/>
-          <w:color w:val="auto"/>
-          <w:sz w:val="24"/>
-          <w:szCs w:val="24"/>
-        </w:rPr>
-      </w:pPr>
-      <w:r>
-        <w:rPr>
-          <w:rFonts w:eastAsia="Times New Roman" w:cs="Times New Roman"/>
-          <w:color w:val="auto"/>
-          <w:sz w:val="24"/>
-          <w:szCs w:val="24"/>
-        </w:rPr>
-        <w:t xml:space="preserve">Based on these actual results, the system </w:t>
-      </w:r>
-      <w:r>
-        <w:rPr>
-          <w:rFonts w:eastAsia="Times New Roman" w:cs="Times New Roman"/>
-          <w:b/>
-          <w:bCs/>
-          <w:color w:val="auto"/>
-          <w:sz w:val="24"/>
-          <w:szCs w:val="24"/>
-        </w:rPr>
-        <w:t>MEETS THE QUALITY STANDARDS</w:t>
-      </w:r>
-      <w:r>
-        <w:rPr>
-          <w:rFonts w:eastAsia="Times New Roman" w:cs="Times New Roman"/>
-          <w:color w:val="auto"/>
-          <w:sz w:val="24"/>
-          <w:szCs w:val="24"/>
-        </w:rPr>
-        <w:t xml:space="preserve"> and is ready for the graduation defense (GO Decision).</w:t>
-      </w:r>
-    </w:p>
-    <w:p>
-      <w:pPr>
-        <w:pStyle w:val="Heading1"/>
-        <w:spacing w:line="276" w:lineRule="auto"/>
-      </w:pPr>
-      <w:bookmarkStart w:id="2" w:name="_Toc235168240"/>
-      <w:r>
-        <w:lastRenderedPageBreak/>
-        <w:t>2. TESTED SCOPE &amp; METHODOLOGY</w:t>
-      </w:r>
-      <w:bookmarkEnd w:id="2"/>
-    </w:p>
-    <w:p>
-      <w:pPr>
-        <w:pStyle w:val="Heading3"/>
-        <w:spacing w:line="276" w:lineRule="auto"/>
       </w:pPr>
       <w:r>
         <w:rPr>
@@ -1716,23 +1557,23 @@
         <w:t>Unit Testing (Automated):</w:t>
       </w:r>
       <w:r>
-        <w:t xml:space="preserve"> Developed using JUnit 5 &amp; Mockito, located in the </w:t>
+        <w:t xml:space="preserve"> Developed using JUnit 5 &amp; Mockito (</w:t>
       </w:r>
       <w:r>
         <w:rPr>
+          <w:rFonts w:ascii="Courier New" w:hAnsi="Courier New" w:cs="Courier New"/>
           <w:sz w:val="20"/>
           <w:szCs w:val="20"/>
         </w:rPr>
         <w:t>backend/src/test/java</w:t>
       </w:r>
       <w:r>
-        <w:t xml:space="preserve"> directory.</w:t>
+        <w:t>).</w:t>
       </w:r>
     </w:p>
     <w:p>
       <w:pPr>
         <w:pStyle w:val="Heading3"/>
-        <w:spacing w:line="276" w:lineRule="auto"/>
       </w:pPr>
       <w:r>
         <w:rPr>
@@ -1741,10 +1582,11 @@
         <w:t>API Testing (Semi-automated):</w:t>
       </w:r>
       <w:r>
-        <w:t xml:space="preserve"> Managed and executed via </w:t>
+        <w:t xml:space="preserve"> Validated RESTful data exchanges, Webhooks, and asynchronous message brokering (RabbitMQ) via </w:t>
       </w:r>
       <w:r>
         <w:rPr>
+          <w:rFonts w:ascii="Courier New" w:hAnsi="Courier New" w:cs="Courier New"/>
           <w:sz w:val="20"/>
           <w:szCs w:val="20"/>
         </w:rPr>
@@ -1757,7 +1599,6 @@
     <w:p>
       <w:pPr>
         <w:pStyle w:val="Heading3"/>
-        <w:spacing w:line="276" w:lineRule="auto"/>
       </w:pPr>
       <w:r>
         <w:rPr>
@@ -1766,20 +1607,22 @@
         <w:t>System Testing (Manual):</w:t>
       </w:r>
       <w:r>
-        <w:t xml:space="preserve"> Test cases and user flow executions are managed via </w:t>
+        <w:t xml:space="preserve"> Functional test cases and structured mock data were executed and managed via </w:t>
       </w:r>
       <w:r>
         <w:rPr>
+          <w:rFonts w:ascii="Courier New" w:hAnsi="Courier New" w:cs="Courier New"/>
           <w:sz w:val="20"/>
           <w:szCs w:val="20"/>
         </w:rPr>
-        <w:t>Test_Case.xlsx</w:t>
-      </w:r>
-      <w:r>
-        <w:t xml:space="preserve">. Standardized mock data is documented in </w:t>
+        <w:t>Test_Case_Specification.xlsx</w:t>
+      </w:r>
+      <w:r>
+        <w:t xml:space="preserve"> and </w:t>
       </w:r>
       <w:r>
         <w:rPr>
+          <w:rFonts w:ascii="Courier New" w:hAnsi="Courier New" w:cs="Courier New"/>
           <w:sz w:val="20"/>
           <w:szCs w:val="20"/>
         </w:rPr>
@@ -1791,30 +1634,54 @@
     </w:p>
     <w:p>
       <w:pPr>
+        <w:pStyle w:val="Heading3"/>
+      </w:pPr>
+      <w:r>
+        <w:rPr>
+          <w:b/>
+        </w:rPr>
+        <w:t>UI Automation Testing:</w:t>
+      </w:r>
+      <w:r>
+        <w:t xml:space="preserve"> Automated the execution of end-to-end critical paths using the Playwright framework, as structurally detailed in </w:t>
+      </w:r>
+      <w:r>
+        <w:rPr>
+          <w:rFonts w:ascii="Courier New" w:hAnsi="Courier New" w:cs="Courier New"/>
+          <w:sz w:val="20"/>
+          <w:szCs w:val="20"/>
+        </w:rPr>
+        <w:t>Automation_Test.docx</w:t>
+      </w:r>
+      <w:r>
+        <w:t>.</w:t>
+      </w:r>
+    </w:p>
+    <w:p>
+      <w:pPr>
         <w:pStyle w:val="Heading1"/>
         <w:spacing w:line="276" w:lineRule="auto"/>
       </w:pPr>
-      <w:bookmarkStart w:id="3" w:name="_Toc235168241"/>
+      <w:bookmarkStart w:id="4" w:name="_Toc235214618"/>
       <w:r>
         <w:t>3. BACKEND &amp; API TEST RESULTS (INTEGRATION TEST)</w:t>
-      </w:r>
-      <w:bookmarkEnd w:id="3"/>
-    </w:p>
-    <w:p>
-      <w:pPr>
-        <w:pStyle w:val="Heading2"/>
-        <w:spacing w:line="276" w:lineRule="auto"/>
-      </w:pPr>
-      <w:bookmarkStart w:id="4" w:name="_Toc235168242"/>
-      <w:r>
-        <w:t>3.1 Unit Test (Backend)</w:t>
       </w:r>
       <w:bookmarkEnd w:id="4"/>
     </w:p>
     <w:p>
       <w:pPr>
+        <w:pStyle w:val="Heading2"/>
+        <w:spacing w:line="276" w:lineRule="auto"/>
+      </w:pPr>
+      <w:bookmarkStart w:id="5" w:name="_Toc235214619"/>
+      <w:r>
+        <w:t>3.1 Unit Test (Backend)</w:t>
+      </w:r>
+      <w:bookmarkEnd w:id="5"/>
+    </w:p>
+    <w:p>
+      <w:pPr>
         <w:pStyle w:val="Heading3"/>
-        <w:spacing w:line="276" w:lineRule="auto"/>
       </w:pPr>
       <w:r>
         <w:t xml:space="preserve">Total Test Classes (Files): </w:t>
@@ -1829,7 +1696,6 @@
     <w:p>
       <w:pPr>
         <w:pStyle w:val="Heading3"/>
-        <w:spacing w:line="276" w:lineRule="auto"/>
       </w:pPr>
       <w:r>
         <w:t>Coverage: Unit tests cover all Controllers, Services, and Spring Boot Security Filters.</w:t>
@@ -1838,7 +1704,6 @@
     <w:p>
       <w:pPr>
         <w:pStyle w:val="Heading3"/>
-        <w:spacing w:line="276" w:lineRule="auto"/>
       </w:pPr>
       <w:r>
         <w:t xml:space="preserve">Result: </w:t>
@@ -1869,53 +1734,46 @@
         <w:pStyle w:val="Heading2"/>
         <w:spacing w:line="276" w:lineRule="auto"/>
       </w:pPr>
-      <w:bookmarkStart w:id="5" w:name="_Toc235168243"/>
-      <w:r>
+      <w:bookmarkStart w:id="6" w:name="_Toc235214620"/>
+      <w:r>
+        <w:lastRenderedPageBreak/>
         <w:t>3.2 API Testing (Postman)</w:t>
-      </w:r>
-      <w:bookmarkEnd w:id="5"/>
-    </w:p>
-    <w:p>
-      <w:pPr>
-        <w:pStyle w:val="Heading3"/>
-        <w:spacing w:line="276" w:lineRule="auto"/>
-      </w:pPr>
-      <w:r>
-        <w:t xml:space="preserve">Executed a total of </w:t>
-      </w:r>
-      <w:r>
-        <w:rPr>
-          <w:b/>
-        </w:rPr>
-        <w:t>164 Request Headers/Assertions.</w:t>
-      </w:r>
-    </w:p>
-    <w:p>
-      <w:pPr>
-        <w:pStyle w:val="Heading3"/>
-        <w:spacing w:line="276" w:lineRule="auto"/>
-      </w:pPr>
-      <w:r>
-        <w:t>Result: All APIs communicating with the Frontend, Webhooks from PayOS, and Callbacks from Judge0 operate stably, returning expected HTTP Status Codes (200, 201, 400, 401, 403) exactly as designed.</w:t>
-      </w:r>
-    </w:p>
-    <w:p>
-      <w:pPr>
-        <w:pStyle w:val="Heading1"/>
-        <w:spacing w:line="276" w:lineRule="auto"/>
-      </w:pPr>
-      <w:bookmarkStart w:id="6" w:name="_Toc235168244"/>
-      <w:r>
-        <w:t>4. SYSTEM TESTING RESULTS (FUNCTIONAL)</w:t>
       </w:r>
       <w:bookmarkEnd w:id="6"/>
     </w:p>
     <w:p>
       <w:pPr>
+        <w:pStyle w:val="Heading3"/>
+      </w:pPr>
+      <w:r>
+        <w:t xml:space="preserve">Executed a total of </w:t>
+      </w:r>
+      <w:r>
+        <w:t>164 Request Headers/Assertions.</w:t>
+      </w:r>
+    </w:p>
+    <w:p>
+      <w:pPr>
+        <w:pStyle w:val="Heading3"/>
+      </w:pPr>
+      <w:r>
+        <w:t>Result: All APIs communicating with the Frontend, Webhooks from PayOS, and Callbacks from Judge0 operate stably, returning expected HTTP Status Codes (200, 201, 400, 401, 403) exactly as designed.</w:t>
+      </w:r>
+    </w:p>
+    <w:p>
+      <w:pPr>
+        <w:pStyle w:val="Heading1"/>
         <w:spacing w:line="276" w:lineRule="auto"/>
       </w:pPr>
-      <w:r>
-        <w:t xml:space="preserve">Based on the extracted results from </w:t>
+      <w:bookmarkStart w:id="7" w:name="_Toc235214621"/>
+      <w:r>
+        <w:t>4. SYSTEM TESTING RESULTS (FUNCTIONAL)</w:t>
+      </w:r>
+      <w:bookmarkEnd w:id="7"/>
+    </w:p>
+    <w:p>
+      <w:r>
+        <w:t>Based on the extracted results from</w:t>
       </w:r>
       <w:r>
         <w:rPr>
@@ -1923,7 +1781,7 @@
           <w:sz w:val="20"/>
           <w:szCs w:val="20"/>
         </w:rPr>
-        <w:t>Test_Case.xlsx</w:t>
+        <w:t>Test_Case_Specification.xlsx</w:t>
       </w:r>
       <w:r>
         <w:t xml:space="preserve">, the system consists of </w:t>
@@ -1933,7 +1791,14 @@
           <w:b/>
           <w:bCs/>
         </w:rPr>
-        <w:t>144 Test Cases</w:t>
+        <w:t xml:space="preserve"> 139 </w:t>
+      </w:r>
+      <w:r>
+        <w:rPr>
+          <w:b/>
+          <w:bCs/>
+        </w:rPr>
+        <w:t>Test Cases</w:t>
       </w:r>
       <w:r>
         <w:t>. The actual Pass/Fail statistics are as follows:</w:t>
@@ -1943,26 +1808,27 @@
       <w:tblPr>
         <w:tblStyle w:val="TableGrid"/>
         <w:tblW w:w="0" w:type="auto"/>
+        <w:tblLayout w:type="fixed"/>
         <w:tblLook w:val="04A0" w:firstRow="1" w:lastRow="0" w:firstColumn="1" w:lastColumn="0" w:noHBand="0" w:noVBand="1"/>
       </w:tblPr>
       <w:tblGrid>
-        <w:gridCol w:w="2213"/>
-        <w:gridCol w:w="1314"/>
-        <w:gridCol w:w="1375"/>
-        <w:gridCol w:w="1344"/>
-        <w:gridCol w:w="1356"/>
-        <w:gridCol w:w="1748"/>
+        <w:gridCol w:w="2105"/>
+        <w:gridCol w:w="1310"/>
+        <w:gridCol w:w="1116"/>
+        <w:gridCol w:w="1180"/>
+        <w:gridCol w:w="1198"/>
+        <w:gridCol w:w="2441"/>
       </w:tblGrid>
       <w:tr>
         <w:tc>
           <w:tcPr>
-            <w:tcW w:w="1782" w:type="dxa"/>
-            <w:vAlign w:val="center"/>
-          </w:tcPr>
-          <w:p>
-            <w:pPr>
-              <w:spacing w:before="0" w:after="480" w:line="276" w:lineRule="auto"/>
-              <w:jc w:val="center"/>
+            <w:tcW w:w="2105" w:type="dxa"/>
+            <w:shd w:val="clear" w:color="auto" w:fill="9CC2E5" w:themeFill="accent1" w:themeFillTint="99"/>
+            <w:vAlign w:val="center"/>
+          </w:tcPr>
+          <w:p>
+            <w:pPr>
+              <w:jc w:val="both"/>
               <w:rPr>
                 <w:rFonts w:eastAsia="Times New Roman" w:cs="Times New Roman"/>
                 <w:color w:val="auto"/>
@@ -1978,31 +1844,33 @@
         </w:tc>
         <w:tc>
           <w:tcPr>
-            <w:tcW w:w="1503" w:type="dxa"/>
-            <w:vAlign w:val="center"/>
-          </w:tcPr>
-          <w:p>
-            <w:pPr>
-              <w:spacing w:after="480" w:line="276" w:lineRule="auto"/>
-              <w:jc w:val="center"/>
+            <w:tcW w:w="1310" w:type="dxa"/>
+            <w:shd w:val="clear" w:color="auto" w:fill="9CC2E5" w:themeFill="accent1" w:themeFillTint="99"/>
+            <w:vAlign w:val="center"/>
+          </w:tcPr>
+          <w:p>
+            <w:pPr>
+              <w:ind w:left="0"/>
+              <w:jc w:val="both"/>
             </w:pPr>
             <w:r>
               <w:rPr>
                 <w:rStyle w:val="Strong"/>
               </w:rPr>
-              <w:t>Total Cases</w:t>
-            </w:r>
-          </w:p>
-        </w:tc>
-        <w:tc>
-          <w:tcPr>
-            <w:tcW w:w="1509" w:type="dxa"/>
-            <w:vAlign w:val="center"/>
-          </w:tcPr>
-          <w:p>
-            <w:pPr>
-              <w:spacing w:after="480" w:line="276" w:lineRule="auto"/>
-              <w:jc w:val="center"/>
+              <w:t>TotalCases</w:t>
+            </w:r>
+          </w:p>
+        </w:tc>
+        <w:tc>
+          <w:tcPr>
+            <w:tcW w:w="1116" w:type="dxa"/>
+            <w:shd w:val="clear" w:color="auto" w:fill="9CC2E5" w:themeFill="accent1" w:themeFillTint="99"/>
+            <w:vAlign w:val="center"/>
+          </w:tcPr>
+          <w:p>
+            <w:pPr>
+              <w:ind w:left="0"/>
+              <w:jc w:val="both"/>
             </w:pPr>
             <w:r>
               <w:rPr>
@@ -2014,13 +1882,14 @@
         </w:tc>
         <w:tc>
           <w:tcPr>
-            <w:tcW w:w="1506" w:type="dxa"/>
-            <w:vAlign w:val="center"/>
-          </w:tcPr>
-          <w:p>
-            <w:pPr>
-              <w:spacing w:after="480" w:line="276" w:lineRule="auto"/>
-              <w:jc w:val="center"/>
+            <w:tcW w:w="1180" w:type="dxa"/>
+            <w:shd w:val="clear" w:color="auto" w:fill="9CC2E5" w:themeFill="accent1" w:themeFillTint="99"/>
+            <w:vAlign w:val="center"/>
+          </w:tcPr>
+          <w:p>
+            <w:pPr>
+              <w:ind w:left="0"/>
+              <w:jc w:val="both"/>
             </w:pPr>
             <w:r>
               <w:rPr>
@@ -2032,13 +1901,14 @@
         </w:tc>
         <w:tc>
           <w:tcPr>
-            <w:tcW w:w="1508" w:type="dxa"/>
-            <w:vAlign w:val="center"/>
-          </w:tcPr>
-          <w:p>
-            <w:pPr>
-              <w:spacing w:after="480" w:line="276" w:lineRule="auto"/>
-              <w:jc w:val="center"/>
+            <w:tcW w:w="1198" w:type="dxa"/>
+            <w:shd w:val="clear" w:color="auto" w:fill="9CC2E5" w:themeFill="accent1" w:themeFillTint="99"/>
+            <w:vAlign w:val="center"/>
+          </w:tcPr>
+          <w:p>
+            <w:pPr>
+              <w:ind w:left="0"/>
+              <w:jc w:val="both"/>
             </w:pPr>
             <w:r>
               <w:rPr>
@@ -2050,19 +1920,20 @@
         </w:tc>
         <w:tc>
           <w:tcPr>
-            <w:tcW w:w="1542" w:type="dxa"/>
-            <w:vAlign w:val="center"/>
-          </w:tcPr>
-          <w:p>
-            <w:pPr>
-              <w:spacing w:after="480" w:line="276" w:lineRule="auto"/>
-              <w:jc w:val="center"/>
+            <w:tcW w:w="2441" w:type="dxa"/>
+            <w:shd w:val="clear" w:color="auto" w:fill="9CC2E5" w:themeFill="accent1" w:themeFillTint="99"/>
+            <w:vAlign w:val="center"/>
+          </w:tcPr>
+          <w:p>
+            <w:pPr>
+              <w:ind w:left="0"/>
+              <w:jc w:val="both"/>
             </w:pPr>
             <w:r>
               <w:rPr>
                 <w:rStyle w:val="Strong"/>
               </w:rPr>
-              <w:t>Notes</w:t>
+              <w:t>Notes (Actual Defects)</w:t>
             </w:r>
           </w:p>
         </w:tc>
@@ -2070,13 +1941,13 @@
       <w:tr>
         <w:tc>
           <w:tcPr>
-            <w:tcW w:w="1782" w:type="dxa"/>
-            <w:vAlign w:val="center"/>
-          </w:tcPr>
-          <w:p>
-            <w:pPr>
-              <w:spacing w:after="480" w:line="276" w:lineRule="auto"/>
-              <w:jc w:val="center"/>
+            <w:tcW w:w="2105" w:type="dxa"/>
+            <w:vAlign w:val="center"/>
+          </w:tcPr>
+          <w:p>
+            <w:pPr>
+              <w:spacing w:after="480"/>
+              <w:ind w:left="0"/>
             </w:pPr>
             <w:r>
               <w:rPr>
@@ -2092,12 +1963,12 @@
         </w:tc>
         <w:tc>
           <w:tcPr>
-            <w:tcW w:w="1503" w:type="dxa"/>
-            <w:vAlign w:val="center"/>
-          </w:tcPr>
-          <w:p>
-            <w:pPr>
-              <w:spacing w:after="480" w:line="276" w:lineRule="auto"/>
+            <w:tcW w:w="1310" w:type="dxa"/>
+            <w:vAlign w:val="center"/>
+          </w:tcPr>
+          <w:p>
+            <w:pPr>
+              <w:spacing w:after="480"/>
             </w:pPr>
             <w:r>
               <w:t>3</w:t>
@@ -2106,12 +1977,12 @@
         </w:tc>
         <w:tc>
           <w:tcPr>
-            <w:tcW w:w="1509" w:type="dxa"/>
-            <w:vAlign w:val="center"/>
-          </w:tcPr>
-          <w:p>
-            <w:pPr>
-              <w:spacing w:after="480" w:line="276" w:lineRule="auto"/>
+            <w:tcW w:w="1116" w:type="dxa"/>
+            <w:vAlign w:val="center"/>
+          </w:tcPr>
+          <w:p>
+            <w:pPr>
+              <w:spacing w:after="480"/>
             </w:pPr>
             <w:r>
               <w:t>3</w:t>
@@ -2120,12 +1991,12 @@
         </w:tc>
         <w:tc>
           <w:tcPr>
-            <w:tcW w:w="1506" w:type="dxa"/>
-            <w:vAlign w:val="center"/>
-          </w:tcPr>
-          <w:p>
-            <w:pPr>
-              <w:spacing w:after="480" w:line="276" w:lineRule="auto"/>
+            <w:tcW w:w="1180" w:type="dxa"/>
+            <w:vAlign w:val="center"/>
+          </w:tcPr>
+          <w:p>
+            <w:pPr>
+              <w:spacing w:after="480"/>
             </w:pPr>
             <w:r>
               <w:t>0</w:t>
@@ -2134,12 +2005,14 @@
         </w:tc>
         <w:tc>
           <w:tcPr>
-            <w:tcW w:w="1508" w:type="dxa"/>
-            <w:vAlign w:val="center"/>
-          </w:tcPr>
-          <w:p>
-            <w:pPr>
-              <w:spacing w:after="480" w:line="276" w:lineRule="auto"/>
+            <w:tcW w:w="1198" w:type="dxa"/>
+            <w:vAlign w:val="center"/>
+          </w:tcPr>
+          <w:p>
+            <w:pPr>
+              <w:spacing w:after="480"/>
+              <w:ind w:left="0"/>
+              <w:jc w:val="center"/>
             </w:pPr>
             <w:r>
               <w:t>100%</w:t>
@@ -2148,30 +2021,533 @@
         </w:tc>
         <w:tc>
           <w:tcPr>
-            <w:tcW w:w="1542" w:type="dxa"/>
-            <w:vAlign w:val="center"/>
-          </w:tcPr>
-          <w:p>
-            <w:pPr>
-              <w:spacing w:after="480" w:line="276" w:lineRule="auto"/>
-            </w:pPr>
+            <w:tcW w:w="2441" w:type="dxa"/>
+            <w:vAlign w:val="center"/>
+          </w:tcPr>
+          <w:p>
+            <w:pPr>
+              <w:spacing w:after="480"/>
+              <w:ind w:left="0"/>
+            </w:pPr>
+            <w:r>
+              <w:t>Playwright E2E passed.</w:t>
+            </w:r>
           </w:p>
         </w:tc>
       </w:tr>
       <w:tr>
         <w:tc>
           <w:tcPr>
-            <w:tcW w:w="1782" w:type="dxa"/>
-            <w:vAlign w:val="center"/>
-          </w:tcPr>
-          <w:p>
-            <w:pPr>
-              <w:spacing w:after="480" w:line="276" w:lineRule="auto"/>
+            <w:tcW w:w="2105" w:type="dxa"/>
+            <w:shd w:val="clear" w:color="auto" w:fill="DEEAF6" w:themeFill="accent1" w:themeFillTint="33"/>
+            <w:vAlign w:val="center"/>
+          </w:tcPr>
+          <w:p>
+            <w:pPr>
+              <w:spacing w:after="480"/>
+              <w:ind w:left="0"/>
+            </w:pPr>
+            <w:r>
+              <w:rPr>
+                <w:b/>
+                <w:bCs/>
+              </w:rPr>
+              <w:t>USER</w:t>
+            </w:r>
+            <w:r>
+              <w:t xml:space="preserve"> (User Management)</w:t>
+            </w:r>
+          </w:p>
+        </w:tc>
+        <w:tc>
+          <w:tcPr>
+            <w:tcW w:w="1310" w:type="dxa"/>
+            <w:shd w:val="clear" w:color="auto" w:fill="DEEAF6" w:themeFill="accent1" w:themeFillTint="33"/>
+            <w:vAlign w:val="center"/>
+          </w:tcPr>
+          <w:p>
+            <w:pPr>
+              <w:spacing w:after="480"/>
+            </w:pPr>
+            <w:r>
+              <w:t>13</w:t>
+            </w:r>
+          </w:p>
+        </w:tc>
+        <w:tc>
+          <w:tcPr>
+            <w:tcW w:w="1116" w:type="dxa"/>
+            <w:shd w:val="clear" w:color="auto" w:fill="DEEAF6" w:themeFill="accent1" w:themeFillTint="33"/>
+            <w:vAlign w:val="center"/>
+          </w:tcPr>
+          <w:p>
+            <w:pPr>
+              <w:spacing w:after="480"/>
+            </w:pPr>
+            <w:r>
+              <w:t>13</w:t>
+            </w:r>
+          </w:p>
+        </w:tc>
+        <w:tc>
+          <w:tcPr>
+            <w:tcW w:w="1180" w:type="dxa"/>
+            <w:shd w:val="clear" w:color="auto" w:fill="DEEAF6" w:themeFill="accent1" w:themeFillTint="33"/>
+            <w:vAlign w:val="center"/>
+          </w:tcPr>
+          <w:p>
+            <w:pPr>
+              <w:spacing w:after="480"/>
+            </w:pPr>
+            <w:r>
+              <w:t>0</w:t>
+            </w:r>
+          </w:p>
+        </w:tc>
+        <w:tc>
+          <w:tcPr>
+            <w:tcW w:w="1198" w:type="dxa"/>
+            <w:shd w:val="clear" w:color="auto" w:fill="DEEAF6" w:themeFill="accent1" w:themeFillTint="33"/>
+            <w:vAlign w:val="center"/>
+          </w:tcPr>
+          <w:p>
+            <w:pPr>
+              <w:spacing w:after="480"/>
+              <w:ind w:left="0"/>
               <w:jc w:val="center"/>
+            </w:pPr>
+            <w:r>
+              <w:t>100%</w:t>
+            </w:r>
+          </w:p>
+        </w:tc>
+        <w:tc>
+          <w:tcPr>
+            <w:tcW w:w="2441" w:type="dxa"/>
+            <w:shd w:val="clear" w:color="auto" w:fill="DEEAF6" w:themeFill="accent1" w:themeFillTint="33"/>
+            <w:vAlign w:val="center"/>
+          </w:tcPr>
+          <w:p>
+            <w:pPr>
+              <w:spacing w:after="480"/>
+            </w:pPr>
+          </w:p>
+        </w:tc>
+      </w:tr>
+      <w:tr>
+        <w:tc>
+          <w:tcPr>
+            <w:tcW w:w="2105" w:type="dxa"/>
+            <w:vAlign w:val="center"/>
+          </w:tcPr>
+          <w:p>
+            <w:pPr>
+              <w:spacing w:after="480"/>
+              <w:ind w:left="0"/>
               <w:rPr>
                 <w:sz w:val="24"/>
                 <w:szCs w:val="24"/>
               </w:rPr>
+            </w:pPr>
+            <w:r>
+              <w:rPr>
+                <w:b/>
+                <w:bCs/>
+              </w:rPr>
+              <w:t>ADMIN</w:t>
+            </w:r>
+            <w:r>
+              <w:t xml:space="preserve"> (System Admin)</w:t>
+            </w:r>
+          </w:p>
+        </w:tc>
+        <w:tc>
+          <w:tcPr>
+            <w:tcW w:w="1310" w:type="dxa"/>
+            <w:vAlign w:val="center"/>
+          </w:tcPr>
+          <w:p>
+            <w:pPr>
+              <w:spacing w:after="480"/>
+            </w:pPr>
+            <w:r>
+              <w:t>19</w:t>
+            </w:r>
+          </w:p>
+        </w:tc>
+        <w:tc>
+          <w:tcPr>
+            <w:tcW w:w="1116" w:type="dxa"/>
+            <w:vAlign w:val="center"/>
+          </w:tcPr>
+          <w:p>
+            <w:pPr>
+              <w:spacing w:after="480"/>
+            </w:pPr>
+            <w:r>
+              <w:t>19</w:t>
+            </w:r>
+          </w:p>
+        </w:tc>
+        <w:tc>
+          <w:tcPr>
+            <w:tcW w:w="1180" w:type="dxa"/>
+            <w:vAlign w:val="center"/>
+          </w:tcPr>
+          <w:p>
+            <w:pPr>
+              <w:spacing w:after="480"/>
+            </w:pPr>
+            <w:r>
+              <w:t>0</w:t>
+            </w:r>
+          </w:p>
+        </w:tc>
+        <w:tc>
+          <w:tcPr>
+            <w:tcW w:w="1198" w:type="dxa"/>
+            <w:vAlign w:val="center"/>
+          </w:tcPr>
+          <w:p>
+            <w:pPr>
+              <w:spacing w:after="480"/>
+              <w:ind w:left="0"/>
+              <w:jc w:val="center"/>
+            </w:pPr>
+            <w:r>
+              <w:t>100%</w:t>
+            </w:r>
+          </w:p>
+        </w:tc>
+        <w:tc>
+          <w:tcPr>
+            <w:tcW w:w="2441" w:type="dxa"/>
+            <w:vAlign w:val="center"/>
+          </w:tcPr>
+          <w:p>
+            <w:pPr>
+              <w:spacing w:after="480"/>
+            </w:pPr>
+          </w:p>
+        </w:tc>
+      </w:tr>
+      <w:tr>
+        <w:tc>
+          <w:tcPr>
+            <w:tcW w:w="2105" w:type="dxa"/>
+            <w:shd w:val="clear" w:color="auto" w:fill="DEEAF6" w:themeFill="accent1" w:themeFillTint="33"/>
+            <w:vAlign w:val="center"/>
+          </w:tcPr>
+          <w:p>
+            <w:pPr>
+              <w:spacing w:after="480"/>
+              <w:ind w:left="0"/>
+              <w:rPr>
+                <w:sz w:val="24"/>
+                <w:szCs w:val="24"/>
+              </w:rPr>
+            </w:pPr>
+            <w:r>
+              <w:rPr>
+                <w:b/>
+                <w:bCs/>
+              </w:rPr>
+              <w:t>CART</w:t>
+            </w:r>
+            <w:r>
+              <w:t xml:space="preserve"> (Shopping Cart)</w:t>
+            </w:r>
+          </w:p>
+        </w:tc>
+        <w:tc>
+          <w:tcPr>
+            <w:tcW w:w="1310" w:type="dxa"/>
+            <w:shd w:val="clear" w:color="auto" w:fill="DEEAF6" w:themeFill="accent1" w:themeFillTint="33"/>
+            <w:vAlign w:val="center"/>
+          </w:tcPr>
+          <w:p>
+            <w:pPr>
+              <w:spacing w:after="480"/>
+            </w:pPr>
+            <w:r>
+              <w:t>4</w:t>
+            </w:r>
+          </w:p>
+        </w:tc>
+        <w:tc>
+          <w:tcPr>
+            <w:tcW w:w="1116" w:type="dxa"/>
+            <w:shd w:val="clear" w:color="auto" w:fill="DEEAF6" w:themeFill="accent1" w:themeFillTint="33"/>
+            <w:vAlign w:val="center"/>
+          </w:tcPr>
+          <w:p>
+            <w:pPr>
+              <w:spacing w:after="480"/>
+            </w:pPr>
+            <w:r>
+              <w:t>4</w:t>
+            </w:r>
+          </w:p>
+        </w:tc>
+        <w:tc>
+          <w:tcPr>
+            <w:tcW w:w="1180" w:type="dxa"/>
+            <w:shd w:val="clear" w:color="auto" w:fill="DEEAF6" w:themeFill="accent1" w:themeFillTint="33"/>
+            <w:vAlign w:val="center"/>
+          </w:tcPr>
+          <w:p>
+            <w:pPr>
+              <w:spacing w:after="480"/>
+            </w:pPr>
+            <w:r>
+              <w:t>0</w:t>
+            </w:r>
+          </w:p>
+        </w:tc>
+        <w:tc>
+          <w:tcPr>
+            <w:tcW w:w="1198" w:type="dxa"/>
+            <w:shd w:val="clear" w:color="auto" w:fill="DEEAF6" w:themeFill="accent1" w:themeFillTint="33"/>
+            <w:vAlign w:val="center"/>
+          </w:tcPr>
+          <w:p>
+            <w:pPr>
+              <w:spacing w:after="480"/>
+              <w:ind w:left="0"/>
+              <w:jc w:val="center"/>
+            </w:pPr>
+            <w:r>
+              <w:t>100%</w:t>
+            </w:r>
+          </w:p>
+        </w:tc>
+        <w:tc>
+          <w:tcPr>
+            <w:tcW w:w="2441" w:type="dxa"/>
+            <w:shd w:val="clear" w:color="auto" w:fill="DEEAF6" w:themeFill="accent1" w:themeFillTint="33"/>
+            <w:vAlign w:val="center"/>
+          </w:tcPr>
+          <w:p>
+            <w:pPr>
+              <w:spacing w:after="480"/>
+            </w:pPr>
+          </w:p>
+        </w:tc>
+      </w:tr>
+      <w:tr>
+        <w:tc>
+          <w:tcPr>
+            <w:tcW w:w="2105" w:type="dxa"/>
+            <w:vAlign w:val="center"/>
+          </w:tcPr>
+          <w:p>
+            <w:pPr>
+              <w:spacing w:after="480"/>
+              <w:ind w:left="0"/>
+              <w:rPr>
+                <w:sz w:val="24"/>
+                <w:szCs w:val="24"/>
+              </w:rPr>
+            </w:pPr>
+            <w:r>
+              <w:rPr>
+                <w:b/>
+                <w:bCs/>
+              </w:rPr>
+              <w:t>CATEGORY</w:t>
+            </w:r>
+            <w:r>
+              <w:t xml:space="preserve"> (Categories)</w:t>
+            </w:r>
+          </w:p>
+        </w:tc>
+        <w:tc>
+          <w:tcPr>
+            <w:tcW w:w="1310" w:type="dxa"/>
+            <w:vAlign w:val="center"/>
+          </w:tcPr>
+          <w:p>
+            <w:pPr>
+              <w:spacing w:after="480"/>
+            </w:pPr>
+            <w:r>
+              <w:t>1</w:t>
+            </w:r>
+          </w:p>
+        </w:tc>
+        <w:tc>
+          <w:tcPr>
+            <w:tcW w:w="1116" w:type="dxa"/>
+            <w:vAlign w:val="center"/>
+          </w:tcPr>
+          <w:p>
+            <w:pPr>
+              <w:spacing w:after="480"/>
+            </w:pPr>
+            <w:r>
+              <w:t>1</w:t>
+            </w:r>
+          </w:p>
+        </w:tc>
+        <w:tc>
+          <w:tcPr>
+            <w:tcW w:w="1180" w:type="dxa"/>
+            <w:vAlign w:val="center"/>
+          </w:tcPr>
+          <w:p>
+            <w:pPr>
+              <w:spacing w:after="480"/>
+            </w:pPr>
+            <w:r>
+              <w:t>0</w:t>
+            </w:r>
+          </w:p>
+        </w:tc>
+        <w:tc>
+          <w:tcPr>
+            <w:tcW w:w="1198" w:type="dxa"/>
+            <w:vAlign w:val="center"/>
+          </w:tcPr>
+          <w:p>
+            <w:pPr>
+              <w:spacing w:after="480"/>
+              <w:ind w:left="0"/>
+              <w:jc w:val="center"/>
+            </w:pPr>
+            <w:r>
+              <w:t>100%</w:t>
+            </w:r>
+          </w:p>
+        </w:tc>
+        <w:tc>
+          <w:tcPr>
+            <w:tcW w:w="2441" w:type="dxa"/>
+            <w:vAlign w:val="center"/>
+          </w:tcPr>
+          <w:p>
+            <w:pPr>
+              <w:spacing w:after="480"/>
+            </w:pPr>
+          </w:p>
+        </w:tc>
+      </w:tr>
+      <w:tr>
+        <w:tc>
+          <w:tcPr>
+            <w:tcW w:w="2105" w:type="dxa"/>
+            <w:shd w:val="clear" w:color="auto" w:fill="DEEAF6" w:themeFill="accent1" w:themeFillTint="33"/>
+            <w:vAlign w:val="center"/>
+          </w:tcPr>
+          <w:p>
+            <w:pPr>
+              <w:spacing w:after="480"/>
+              <w:ind w:left="0"/>
+              <w:rPr>
+                <w:sz w:val="24"/>
+                <w:szCs w:val="24"/>
+              </w:rPr>
+            </w:pPr>
+            <w:r>
+              <w:rPr>
+                <w:b/>
+                <w:bCs/>
+              </w:rPr>
+              <w:t>PAYMENT</w:t>
+            </w:r>
+            <w:r>
+              <w:t xml:space="preserve"> (PayOS)</w:t>
+            </w:r>
+          </w:p>
+        </w:tc>
+        <w:tc>
+          <w:tcPr>
+            <w:tcW w:w="1310" w:type="dxa"/>
+            <w:shd w:val="clear" w:color="auto" w:fill="DEEAF6" w:themeFill="accent1" w:themeFillTint="33"/>
+            <w:vAlign w:val="center"/>
+          </w:tcPr>
+          <w:p>
+            <w:pPr>
+              <w:spacing w:after="480"/>
+            </w:pPr>
+            <w:r>
+              <w:t>9</w:t>
+            </w:r>
+          </w:p>
+        </w:tc>
+        <w:tc>
+          <w:tcPr>
+            <w:tcW w:w="1116" w:type="dxa"/>
+            <w:shd w:val="clear" w:color="auto" w:fill="DEEAF6" w:themeFill="accent1" w:themeFillTint="33"/>
+            <w:vAlign w:val="center"/>
+          </w:tcPr>
+          <w:p>
+            <w:pPr>
+              <w:spacing w:after="480"/>
+            </w:pPr>
+            <w:r>
+              <w:t>8</w:t>
+            </w:r>
+          </w:p>
+        </w:tc>
+        <w:tc>
+          <w:tcPr>
+            <w:tcW w:w="1180" w:type="dxa"/>
+            <w:shd w:val="clear" w:color="auto" w:fill="DEEAF6" w:themeFill="accent1" w:themeFillTint="33"/>
+            <w:vAlign w:val="center"/>
+          </w:tcPr>
+          <w:p>
+            <w:pPr>
+              <w:spacing w:after="480"/>
+            </w:pPr>
+            <w:r>
+              <w:t>1</w:t>
+            </w:r>
+          </w:p>
+        </w:tc>
+        <w:tc>
+          <w:tcPr>
+            <w:tcW w:w="1198" w:type="dxa"/>
+            <w:shd w:val="clear" w:color="auto" w:fill="DEEAF6" w:themeFill="accent1" w:themeFillTint="33"/>
+            <w:vAlign w:val="center"/>
+          </w:tcPr>
+          <w:p>
+            <w:pPr>
+              <w:spacing w:after="480"/>
+              <w:ind w:left="0"/>
+              <w:jc w:val="center"/>
+            </w:pPr>
+            <w:r>
+              <w:t>88.9%</w:t>
+            </w:r>
+          </w:p>
+        </w:tc>
+        <w:tc>
+          <w:tcPr>
+            <w:tcW w:w="2441" w:type="dxa"/>
+            <w:shd w:val="clear" w:color="auto" w:fill="DEEAF6" w:themeFill="accent1" w:themeFillTint="33"/>
+            <w:vAlign w:val="center"/>
+          </w:tcPr>
+          <w:p>
+            <w:pPr>
+              <w:spacing w:after="480"/>
+              <w:ind w:left="0"/>
+            </w:pPr>
+            <w:r>
+              <w:t>Database lock timeout on concurrent Webhooks.</w:t>
+            </w:r>
+          </w:p>
+        </w:tc>
+      </w:tr>
+      <w:tr>
+        <w:tc>
+          <w:tcPr>
+            <w:tcW w:w="2105" w:type="dxa"/>
+            <w:vAlign w:val="center"/>
+          </w:tcPr>
+          <w:p>
+            <w:pPr>
+              <w:spacing w:after="480"/>
+              <w:ind w:left="0"/>
             </w:pPr>
             <w:r>
               <w:rPr>
@@ -2179,35 +2555,21 @@
                 <w:bCs/>
               </w:rPr>
               <w:lastRenderedPageBreak/>
-              <w:t>USER</w:t>
-            </w:r>
-            <w:r>
-              <w:t xml:space="preserve"> (User Management)</w:t>
-            </w:r>
-          </w:p>
-        </w:tc>
-        <w:tc>
-          <w:tcPr>
-            <w:tcW w:w="1503" w:type="dxa"/>
-            <w:vAlign w:val="center"/>
-          </w:tcPr>
-          <w:p>
-            <w:pPr>
-              <w:spacing w:after="480" w:line="276" w:lineRule="auto"/>
-            </w:pPr>
-            <w:r>
-              <w:t>13</w:t>
-            </w:r>
-          </w:p>
-        </w:tc>
-        <w:tc>
-          <w:tcPr>
-            <w:tcW w:w="1509" w:type="dxa"/>
-            <w:vAlign w:val="center"/>
-          </w:tcPr>
-          <w:p>
-            <w:pPr>
-              <w:spacing w:after="480" w:line="276" w:lineRule="auto"/>
+              <w:t>COURSE</w:t>
+            </w:r>
+            <w:r>
+              <w:t xml:space="preserve"> (Courses)</w:t>
+            </w:r>
+          </w:p>
+        </w:tc>
+        <w:tc>
+          <w:tcPr>
+            <w:tcW w:w="1310" w:type="dxa"/>
+            <w:vAlign w:val="center"/>
+          </w:tcPr>
+          <w:p>
+            <w:pPr>
+              <w:spacing w:after="480"/>
             </w:pPr>
             <w:r>
               <w:t>12</w:t>
@@ -2216,12 +2578,26 @@
         </w:tc>
         <w:tc>
           <w:tcPr>
-            <w:tcW w:w="1506" w:type="dxa"/>
-            <w:vAlign w:val="center"/>
-          </w:tcPr>
-          <w:p>
-            <w:pPr>
-              <w:spacing w:after="480" w:line="276" w:lineRule="auto"/>
+            <w:tcW w:w="1116" w:type="dxa"/>
+            <w:vAlign w:val="center"/>
+          </w:tcPr>
+          <w:p>
+            <w:pPr>
+              <w:spacing w:after="480"/>
+            </w:pPr>
+            <w:r>
+              <w:t>11</w:t>
+            </w:r>
+          </w:p>
+        </w:tc>
+        <w:tc>
+          <w:tcPr>
+            <w:tcW w:w="1180" w:type="dxa"/>
+            <w:vAlign w:val="center"/>
+          </w:tcPr>
+          <w:p>
+            <w:pPr>
+              <w:spacing w:after="480"/>
             </w:pPr>
             <w:r>
               <w:t>1</w:t>
@@ -2230,29 +2606,32 @@
         </w:tc>
         <w:tc>
           <w:tcPr>
-            <w:tcW w:w="1508" w:type="dxa"/>
-            <w:vAlign w:val="center"/>
-          </w:tcPr>
-          <w:p>
-            <w:pPr>
-              <w:spacing w:after="480" w:line="276" w:lineRule="auto"/>
-            </w:pPr>
-            <w:r>
-              <w:t>92.3%</w:t>
-            </w:r>
-          </w:p>
-        </w:tc>
-        <w:tc>
-          <w:tcPr>
-            <w:tcW w:w="1542" w:type="dxa"/>
-            <w:vAlign w:val="center"/>
-          </w:tcPr>
-          <w:p>
-            <w:pPr>
-              <w:spacing w:after="480" w:line="276" w:lineRule="auto"/>
-            </w:pPr>
-            <w:r>
-              <w:t>1 UI tooltip bug</w:t>
+            <w:tcW w:w="1198" w:type="dxa"/>
+            <w:vAlign w:val="center"/>
+          </w:tcPr>
+          <w:p>
+            <w:pPr>
+              <w:spacing w:after="480"/>
+              <w:ind w:left="0"/>
+              <w:jc w:val="center"/>
+            </w:pPr>
+            <w:r>
+              <w:t>91.7%</w:t>
+            </w:r>
+          </w:p>
+        </w:tc>
+        <w:tc>
+          <w:tcPr>
+            <w:tcW w:w="2441" w:type="dxa"/>
+            <w:vAlign w:val="center"/>
+          </w:tcPr>
+          <w:p>
+            <w:pPr>
+              <w:spacing w:after="480"/>
+              <w:ind w:left="0"/>
+            </w:pPr>
+            <w:r>
+              <w:t>NullPointerException during 0-star rating save.</w:t>
             </w:r>
           </w:p>
         </w:tc>
@@ -2260,486 +2639,14 @@
       <w:tr>
         <w:tc>
           <w:tcPr>
-            <w:tcW w:w="1782" w:type="dxa"/>
-            <w:vAlign w:val="center"/>
-          </w:tcPr>
-          <w:p>
-            <w:pPr>
-              <w:spacing w:after="480" w:line="276" w:lineRule="auto"/>
-              <w:jc w:val="center"/>
-            </w:pPr>
-            <w:r>
-              <w:rPr>
-                <w:b/>
-                <w:bCs/>
-              </w:rPr>
-              <w:t>ADMIN</w:t>
-            </w:r>
-            <w:r>
-              <w:t xml:space="preserve"> (System Admin)</w:t>
-            </w:r>
-          </w:p>
-        </w:tc>
-        <w:tc>
-          <w:tcPr>
-            <w:tcW w:w="1503" w:type="dxa"/>
-            <w:vAlign w:val="center"/>
-          </w:tcPr>
-          <w:p>
-            <w:pPr>
-              <w:spacing w:after="480" w:line="276" w:lineRule="auto"/>
-            </w:pPr>
-            <w:r>
-              <w:t>19</w:t>
-            </w:r>
-          </w:p>
-        </w:tc>
-        <w:tc>
-          <w:tcPr>
-            <w:tcW w:w="1509" w:type="dxa"/>
-            <w:vAlign w:val="center"/>
-          </w:tcPr>
-          <w:p>
-            <w:pPr>
-              <w:spacing w:after="480" w:line="276" w:lineRule="auto"/>
-            </w:pPr>
-            <w:r>
-              <w:t>18</w:t>
-            </w:r>
-          </w:p>
-        </w:tc>
-        <w:tc>
-          <w:tcPr>
-            <w:tcW w:w="1506" w:type="dxa"/>
-            <w:vAlign w:val="center"/>
-          </w:tcPr>
-          <w:p>
-            <w:pPr>
-              <w:spacing w:after="480" w:line="276" w:lineRule="auto"/>
-            </w:pPr>
-            <w:r>
-              <w:t>1</w:t>
-            </w:r>
-          </w:p>
-        </w:tc>
-        <w:tc>
-          <w:tcPr>
-            <w:tcW w:w="1508" w:type="dxa"/>
-            <w:vAlign w:val="center"/>
-          </w:tcPr>
-          <w:p>
-            <w:pPr>
-              <w:spacing w:after="480" w:line="276" w:lineRule="auto"/>
-            </w:pPr>
-            <w:r>
-              <w:t>94.7%</w:t>
-            </w:r>
-          </w:p>
-        </w:tc>
-        <w:tc>
-          <w:tcPr>
-            <w:tcW w:w="1542" w:type="dxa"/>
-            <w:vAlign w:val="center"/>
-          </w:tcPr>
-          <w:p>
-            <w:pPr>
-              <w:spacing w:after="480" w:line="276" w:lineRule="auto"/>
-            </w:pPr>
-            <w:r>
-              <w:t>1 table padding bug</w:t>
-            </w:r>
-          </w:p>
-        </w:tc>
-      </w:tr>
-      <w:tr>
-        <w:tc>
-          <w:tcPr>
-            <w:tcW w:w="1782" w:type="dxa"/>
-            <w:vAlign w:val="center"/>
-          </w:tcPr>
-          <w:p>
-            <w:pPr>
-              <w:spacing w:after="480" w:line="276" w:lineRule="auto"/>
-              <w:jc w:val="center"/>
-            </w:pPr>
-            <w:r>
-              <w:rPr>
-                <w:b/>
-                <w:bCs/>
-              </w:rPr>
-              <w:t>CART</w:t>
-            </w:r>
-            <w:r>
-              <w:t xml:space="preserve"> (Shopping Cart)</w:t>
-            </w:r>
-          </w:p>
-        </w:tc>
-        <w:tc>
-          <w:tcPr>
-            <w:tcW w:w="1503" w:type="dxa"/>
-            <w:vAlign w:val="center"/>
-          </w:tcPr>
-          <w:p>
-            <w:pPr>
-              <w:spacing w:after="480" w:line="276" w:lineRule="auto"/>
-            </w:pPr>
-            <w:r>
-              <w:t>5</w:t>
-            </w:r>
-          </w:p>
-        </w:tc>
-        <w:tc>
-          <w:tcPr>
-            <w:tcW w:w="1509" w:type="dxa"/>
-            <w:vAlign w:val="center"/>
-          </w:tcPr>
-          <w:p>
-            <w:pPr>
-              <w:spacing w:after="480" w:line="276" w:lineRule="auto"/>
-            </w:pPr>
-            <w:r>
-              <w:t>5</w:t>
-            </w:r>
-          </w:p>
-        </w:tc>
-        <w:tc>
-          <w:tcPr>
-            <w:tcW w:w="1506" w:type="dxa"/>
-            <w:vAlign w:val="center"/>
-          </w:tcPr>
-          <w:p>
-            <w:pPr>
-              <w:spacing w:after="480" w:line="276" w:lineRule="auto"/>
-            </w:pPr>
-            <w:r>
-              <w:t>0</w:t>
-            </w:r>
-          </w:p>
-        </w:tc>
-        <w:tc>
-          <w:tcPr>
-            <w:tcW w:w="1508" w:type="dxa"/>
-            <w:vAlign w:val="center"/>
-          </w:tcPr>
-          <w:p>
-            <w:pPr>
-              <w:spacing w:after="480" w:line="276" w:lineRule="auto"/>
-            </w:pPr>
-            <w:r>
-              <w:t>100%</w:t>
-            </w:r>
-          </w:p>
-        </w:tc>
-        <w:tc>
-          <w:tcPr>
-            <w:tcW w:w="1542" w:type="dxa"/>
-            <w:vAlign w:val="center"/>
-          </w:tcPr>
-          <w:p>
-            <w:pPr>
-              <w:spacing w:after="480" w:line="276" w:lineRule="auto"/>
-            </w:pPr>
-          </w:p>
-        </w:tc>
-      </w:tr>
-      <w:tr>
-        <w:tc>
-          <w:tcPr>
-            <w:tcW w:w="1782" w:type="dxa"/>
-            <w:vAlign w:val="center"/>
-          </w:tcPr>
-          <w:p>
-            <w:pPr>
-              <w:spacing w:after="480" w:line="276" w:lineRule="auto"/>
-              <w:jc w:val="center"/>
-              <w:rPr>
-                <w:sz w:val="24"/>
-                <w:szCs w:val="24"/>
-              </w:rPr>
-            </w:pPr>
-            <w:r>
-              <w:rPr>
-                <w:b/>
-                <w:bCs/>
-              </w:rPr>
-              <w:t>CATEGORY</w:t>
-            </w:r>
-            <w:r>
-              <w:t xml:space="preserve"> (Categories)</w:t>
-            </w:r>
-          </w:p>
-        </w:tc>
-        <w:tc>
-          <w:tcPr>
-            <w:tcW w:w="1503" w:type="dxa"/>
-            <w:vAlign w:val="center"/>
-          </w:tcPr>
-          <w:p>
-            <w:pPr>
-              <w:spacing w:after="480" w:line="276" w:lineRule="auto"/>
-            </w:pPr>
-            <w:r>
-              <w:t>2</w:t>
-            </w:r>
-          </w:p>
-        </w:tc>
-        <w:tc>
-          <w:tcPr>
-            <w:tcW w:w="1509" w:type="dxa"/>
-            <w:vAlign w:val="center"/>
-          </w:tcPr>
-          <w:p>
-            <w:pPr>
-              <w:spacing w:after="480" w:line="276" w:lineRule="auto"/>
-            </w:pPr>
-            <w:r>
-              <w:t>2</w:t>
-            </w:r>
-          </w:p>
-        </w:tc>
-        <w:tc>
-          <w:tcPr>
-            <w:tcW w:w="1506" w:type="dxa"/>
-            <w:vAlign w:val="center"/>
-          </w:tcPr>
-          <w:p>
-            <w:pPr>
-              <w:spacing w:after="480" w:line="276" w:lineRule="auto"/>
-            </w:pPr>
-            <w:r>
-              <w:t>0</w:t>
-            </w:r>
-          </w:p>
-        </w:tc>
-        <w:tc>
-          <w:tcPr>
-            <w:tcW w:w="1508" w:type="dxa"/>
-            <w:vAlign w:val="center"/>
-          </w:tcPr>
-          <w:p>
-            <w:pPr>
-              <w:spacing w:after="480" w:line="276" w:lineRule="auto"/>
-            </w:pPr>
-            <w:r>
-              <w:t>100%</w:t>
-            </w:r>
-          </w:p>
-        </w:tc>
-        <w:tc>
-          <w:tcPr>
-            <w:tcW w:w="1542" w:type="dxa"/>
-            <w:vAlign w:val="center"/>
-          </w:tcPr>
-          <w:p>
-            <w:pPr>
-              <w:spacing w:after="480" w:line="276" w:lineRule="auto"/>
-            </w:pPr>
-          </w:p>
-        </w:tc>
-      </w:tr>
-      <w:tr>
-        <w:tc>
-          <w:tcPr>
-            <w:tcW w:w="1782" w:type="dxa"/>
-            <w:vAlign w:val="center"/>
-          </w:tcPr>
-          <w:p>
-            <w:pPr>
-              <w:spacing w:after="480" w:line="276" w:lineRule="auto"/>
-              <w:jc w:val="center"/>
-              <w:rPr>
-                <w:sz w:val="24"/>
-                <w:szCs w:val="24"/>
-              </w:rPr>
-            </w:pPr>
-            <w:r>
-              <w:rPr>
-                <w:b/>
-                <w:bCs/>
-              </w:rPr>
-              <w:t>PAYMENT</w:t>
-            </w:r>
-            <w:r>
-              <w:t xml:space="preserve"> (PayOS)</w:t>
-            </w:r>
-          </w:p>
-        </w:tc>
-        <w:tc>
-          <w:tcPr>
-            <w:tcW w:w="1503" w:type="dxa"/>
-            <w:vAlign w:val="center"/>
-          </w:tcPr>
-          <w:p>
-            <w:pPr>
-              <w:spacing w:after="480" w:line="276" w:lineRule="auto"/>
-            </w:pPr>
-            <w:r>
-              <w:t>9</w:t>
-            </w:r>
-          </w:p>
-        </w:tc>
-        <w:tc>
-          <w:tcPr>
-            <w:tcW w:w="1509" w:type="dxa"/>
-            <w:vAlign w:val="center"/>
-          </w:tcPr>
-          <w:p>
-            <w:pPr>
-              <w:spacing w:after="480" w:line="276" w:lineRule="auto"/>
-            </w:pPr>
-            <w:r>
-              <w:t>9</w:t>
-            </w:r>
-          </w:p>
-        </w:tc>
-        <w:tc>
-          <w:tcPr>
-            <w:tcW w:w="1506" w:type="dxa"/>
-            <w:vAlign w:val="center"/>
-          </w:tcPr>
-          <w:p>
-            <w:pPr>
-              <w:spacing w:after="480" w:line="276" w:lineRule="auto"/>
-            </w:pPr>
-            <w:r>
-              <w:t>0</w:t>
-            </w:r>
-          </w:p>
-        </w:tc>
-        <w:tc>
-          <w:tcPr>
-            <w:tcW w:w="1508" w:type="dxa"/>
-            <w:vAlign w:val="center"/>
-          </w:tcPr>
-          <w:p>
-            <w:pPr>
-              <w:spacing w:after="480" w:line="276" w:lineRule="auto"/>
-            </w:pPr>
-            <w:r>
-              <w:t>100%</w:t>
-            </w:r>
-          </w:p>
-        </w:tc>
-        <w:tc>
-          <w:tcPr>
-            <w:tcW w:w="1542" w:type="dxa"/>
-            <w:vAlign w:val="center"/>
-          </w:tcPr>
-          <w:p>
-            <w:pPr>
-              <w:spacing w:after="480" w:line="276" w:lineRule="auto"/>
-            </w:pPr>
-            <w:r>
-              <w:t>Forged signature tested</w:t>
-            </w:r>
-          </w:p>
-        </w:tc>
-      </w:tr>
-      <w:tr>
-        <w:tc>
-          <w:tcPr>
-            <w:tcW w:w="1782" w:type="dxa"/>
-            <w:vAlign w:val="center"/>
-          </w:tcPr>
-          <w:p>
-            <w:pPr>
-              <w:spacing w:after="480" w:line="276" w:lineRule="auto"/>
-              <w:jc w:val="center"/>
-            </w:pPr>
-            <w:r>
-              <w:rPr>
-                <w:b/>
-                <w:bCs/>
-              </w:rPr>
-              <w:t>COURSE</w:t>
-            </w:r>
-            <w:r>
-              <w:t xml:space="preserve"> (Courses)</w:t>
-            </w:r>
-          </w:p>
-        </w:tc>
-        <w:tc>
-          <w:tcPr>
-            <w:tcW w:w="1503" w:type="dxa"/>
-            <w:vAlign w:val="center"/>
-          </w:tcPr>
-          <w:p>
-            <w:pPr>
-              <w:spacing w:after="480" w:line="276" w:lineRule="auto"/>
-            </w:pPr>
-            <w:r>
-              <w:t>12</w:t>
-            </w:r>
-          </w:p>
-        </w:tc>
-        <w:tc>
-          <w:tcPr>
-            <w:tcW w:w="1509" w:type="dxa"/>
-            <w:vAlign w:val="center"/>
-          </w:tcPr>
-          <w:p>
-            <w:pPr>
-              <w:spacing w:after="480" w:line="276" w:lineRule="auto"/>
-            </w:pPr>
-            <w:r>
-              <w:t>12</w:t>
-            </w:r>
-          </w:p>
-        </w:tc>
-        <w:tc>
-          <w:tcPr>
-            <w:tcW w:w="1506" w:type="dxa"/>
-            <w:vAlign w:val="center"/>
-          </w:tcPr>
-          <w:p>
-            <w:pPr>
-              <w:spacing w:after="480" w:line="276" w:lineRule="auto"/>
-            </w:pPr>
-            <w:r>
-              <w:t>0</w:t>
-            </w:r>
-          </w:p>
-        </w:tc>
-        <w:tc>
-          <w:tcPr>
-            <w:tcW w:w="1508" w:type="dxa"/>
-            <w:vAlign w:val="center"/>
-          </w:tcPr>
-          <w:p>
-            <w:pPr>
-              <w:spacing w:after="480" w:line="276" w:lineRule="auto"/>
-            </w:pPr>
-            <w:r>
-              <w:t>100%</w:t>
-            </w:r>
-          </w:p>
-        </w:tc>
-        <w:tc>
-          <w:tcPr>
-            <w:tcW w:w="1542" w:type="dxa"/>
-            <w:vAlign w:val="center"/>
-          </w:tcPr>
-          <w:p>
-            <w:pPr>
-              <w:spacing w:after="480" w:line="276" w:lineRule="auto"/>
-            </w:pPr>
-          </w:p>
-        </w:tc>
-      </w:tr>
-      <w:tr>
-        <w:tc>
-          <w:tcPr>
-            <w:tcW w:w="1782" w:type="dxa"/>
-            <w:vAlign w:val="center"/>
-          </w:tcPr>
-          <w:p>
-            <w:pPr>
-              <w:spacing w:after="480" w:line="276" w:lineRule="auto"/>
-              <w:jc w:val="center"/>
-              <w:rPr>
-                <w:sz w:val="24"/>
-                <w:szCs w:val="24"/>
-              </w:rPr>
+            <w:tcW w:w="2105" w:type="dxa"/>
+            <w:shd w:val="clear" w:color="auto" w:fill="DEEAF6" w:themeFill="accent1" w:themeFillTint="33"/>
+            <w:vAlign w:val="center"/>
+          </w:tcPr>
+          <w:p>
+            <w:pPr>
+              <w:spacing w:after="480"/>
+              <w:ind w:left="0"/>
             </w:pPr>
             <w:r>
               <w:rPr>
@@ -2755,12 +2662,13 @@
         </w:tc>
         <w:tc>
           <w:tcPr>
-            <w:tcW w:w="1503" w:type="dxa"/>
-            <w:vAlign w:val="center"/>
-          </w:tcPr>
-          <w:p>
-            <w:pPr>
-              <w:spacing w:after="480" w:line="276" w:lineRule="auto"/>
+            <w:tcW w:w="1310" w:type="dxa"/>
+            <w:shd w:val="clear" w:color="auto" w:fill="DEEAF6" w:themeFill="accent1" w:themeFillTint="33"/>
+            <w:vAlign w:val="center"/>
+          </w:tcPr>
+          <w:p>
+            <w:pPr>
+              <w:spacing w:after="480"/>
             </w:pPr>
             <w:r>
               <w:t>5</w:t>
@@ -2769,12 +2677,13 @@
         </w:tc>
         <w:tc>
           <w:tcPr>
-            <w:tcW w:w="1509" w:type="dxa"/>
-            <w:vAlign w:val="center"/>
-          </w:tcPr>
-          <w:p>
-            <w:pPr>
-              <w:spacing w:after="480" w:line="276" w:lineRule="auto"/>
+            <w:tcW w:w="1116" w:type="dxa"/>
+            <w:shd w:val="clear" w:color="auto" w:fill="DEEAF6" w:themeFill="accent1" w:themeFillTint="33"/>
+            <w:vAlign w:val="center"/>
+          </w:tcPr>
+          <w:p>
+            <w:pPr>
+              <w:spacing w:after="480"/>
             </w:pPr>
             <w:r>
               <w:t>4</w:t>
@@ -2783,12 +2692,13 @@
         </w:tc>
         <w:tc>
           <w:tcPr>
-            <w:tcW w:w="1506" w:type="dxa"/>
-            <w:vAlign w:val="center"/>
-          </w:tcPr>
-          <w:p>
-            <w:pPr>
-              <w:spacing w:after="480" w:line="276" w:lineRule="auto"/>
+            <w:tcW w:w="1180" w:type="dxa"/>
+            <w:shd w:val="clear" w:color="auto" w:fill="DEEAF6" w:themeFill="accent1" w:themeFillTint="33"/>
+            <w:vAlign w:val="center"/>
+          </w:tcPr>
+          <w:p>
+            <w:pPr>
+              <w:spacing w:after="480"/>
             </w:pPr>
             <w:r>
               <w:t>1</w:t>
@@ -2797,12 +2707,15 @@
         </w:tc>
         <w:tc>
           <w:tcPr>
-            <w:tcW w:w="1508" w:type="dxa"/>
-            <w:vAlign w:val="center"/>
-          </w:tcPr>
-          <w:p>
-            <w:pPr>
-              <w:spacing w:after="480" w:line="276" w:lineRule="auto"/>
+            <w:tcW w:w="1198" w:type="dxa"/>
+            <w:shd w:val="clear" w:color="auto" w:fill="DEEAF6" w:themeFill="accent1" w:themeFillTint="33"/>
+            <w:vAlign w:val="center"/>
+          </w:tcPr>
+          <w:p>
+            <w:pPr>
+              <w:spacing w:after="480"/>
+              <w:ind w:left="0"/>
+              <w:jc w:val="center"/>
             </w:pPr>
             <w:r>
               <w:t>80.0%</w:t>
@@ -2811,15 +2724,17 @@
         </w:tc>
         <w:tc>
           <w:tcPr>
-            <w:tcW w:w="1542" w:type="dxa"/>
-            <w:vAlign w:val="center"/>
-          </w:tcPr>
-          <w:p>
-            <w:pPr>
-              <w:spacing w:after="480" w:line="276" w:lineRule="auto"/>
-            </w:pPr>
-            <w:r>
-              <w:t>Slight UI load delay</w:t>
+            <w:tcW w:w="2441" w:type="dxa"/>
+            <w:shd w:val="clear" w:color="auto" w:fill="DEEAF6" w:themeFill="accent1" w:themeFillTint="33"/>
+            <w:vAlign w:val="center"/>
+          </w:tcPr>
+          <w:p>
+            <w:pPr>
+              <w:spacing w:after="480"/>
+              <w:ind w:left="0"/>
+            </w:pPr>
+            <w:r>
+              <w:t>HTTP 500 when saving null score for incomplete quiz.</w:t>
             </w:r>
           </w:p>
         </w:tc>
@@ -2827,13 +2742,13 @@
       <w:tr>
         <w:tc>
           <w:tcPr>
-            <w:tcW w:w="1782" w:type="dxa"/>
-            <w:vAlign w:val="center"/>
-          </w:tcPr>
-          <w:p>
-            <w:pPr>
-              <w:spacing w:after="480" w:line="276" w:lineRule="auto"/>
-              <w:jc w:val="center"/>
+            <w:tcW w:w="2105" w:type="dxa"/>
+            <w:vAlign w:val="center"/>
+          </w:tcPr>
+          <w:p>
+            <w:pPr>
+              <w:spacing w:after="480"/>
+              <w:ind w:left="0"/>
             </w:pPr>
             <w:r>
               <w:rPr>
@@ -2849,12 +2764,12 @@
         </w:tc>
         <w:tc>
           <w:tcPr>
-            <w:tcW w:w="1503" w:type="dxa"/>
-            <w:vAlign w:val="center"/>
-          </w:tcPr>
-          <w:p>
-            <w:pPr>
-              <w:spacing w:after="480" w:line="276" w:lineRule="auto"/>
+            <w:tcW w:w="1310" w:type="dxa"/>
+            <w:vAlign w:val="center"/>
+          </w:tcPr>
+          <w:p>
+            <w:pPr>
+              <w:spacing w:after="480"/>
             </w:pPr>
             <w:r>
               <w:t>17</w:t>
@@ -2863,71 +2778,75 @@
         </w:tc>
         <w:tc>
           <w:tcPr>
-            <w:tcW w:w="1509" w:type="dxa"/>
-            <w:vAlign w:val="center"/>
-          </w:tcPr>
-          <w:p>
-            <w:pPr>
-              <w:spacing w:after="480" w:line="276" w:lineRule="auto"/>
-            </w:pPr>
-            <w:r>
-              <w:t>16</w:t>
-            </w:r>
-          </w:p>
-        </w:tc>
-        <w:tc>
-          <w:tcPr>
-            <w:tcW w:w="1506" w:type="dxa"/>
-            <w:vAlign w:val="center"/>
-          </w:tcPr>
-          <w:p>
-            <w:pPr>
-              <w:spacing w:after="480" w:line="276" w:lineRule="auto"/>
-            </w:pPr>
-            <w:r>
-              <w:t>1</w:t>
-            </w:r>
-          </w:p>
-        </w:tc>
-        <w:tc>
-          <w:tcPr>
-            <w:tcW w:w="1508" w:type="dxa"/>
-            <w:vAlign w:val="center"/>
-          </w:tcPr>
-          <w:p>
-            <w:pPr>
-              <w:spacing w:after="480" w:line="276" w:lineRule="auto"/>
-            </w:pPr>
-            <w:r>
-              <w:t>94.1%</w:t>
-            </w:r>
-          </w:p>
-        </w:tc>
-        <w:tc>
-          <w:tcPr>
-            <w:tcW w:w="1542" w:type="dxa"/>
-            <w:vAlign w:val="center"/>
-          </w:tcPr>
-          <w:p>
-            <w:pPr>
-              <w:spacing w:after="480" w:line="276" w:lineRule="auto"/>
-            </w:pPr>
-            <w:r>
-              <w:t>Button hover issue</w:t>
-            </w:r>
+            <w:tcW w:w="1116" w:type="dxa"/>
+            <w:vAlign w:val="center"/>
+          </w:tcPr>
+          <w:p>
+            <w:pPr>
+              <w:spacing w:after="480"/>
+            </w:pPr>
+            <w:r>
+              <w:t>17</w:t>
+            </w:r>
+          </w:p>
+        </w:tc>
+        <w:tc>
+          <w:tcPr>
+            <w:tcW w:w="1180" w:type="dxa"/>
+            <w:vAlign w:val="center"/>
+          </w:tcPr>
+          <w:p>
+            <w:pPr>
+              <w:spacing w:after="480"/>
+            </w:pPr>
+            <w:r>
+              <w:t>0</w:t>
+            </w:r>
+          </w:p>
+        </w:tc>
+        <w:tc>
+          <w:tcPr>
+            <w:tcW w:w="1198" w:type="dxa"/>
+            <w:vAlign w:val="center"/>
+          </w:tcPr>
+          <w:p>
+            <w:pPr>
+              <w:spacing w:after="480"/>
+              <w:ind w:left="0"/>
+              <w:jc w:val="center"/>
+            </w:pPr>
+            <w:r>
+              <w:t>100%</w:t>
+            </w:r>
+          </w:p>
+        </w:tc>
+        <w:tc>
+          <w:tcPr>
+            <w:tcW w:w="2441" w:type="dxa"/>
+            <w:vAlign w:val="center"/>
+          </w:tcPr>
+          <w:p>
+            <w:pPr>
+              <w:spacing w:after="480"/>
+            </w:pPr>
           </w:p>
         </w:tc>
       </w:tr>
       <w:tr>
         <w:tc>
           <w:tcPr>
-            <w:tcW w:w="1782" w:type="dxa"/>
-            <w:vAlign w:val="center"/>
-          </w:tcPr>
-          <w:p>
-            <w:pPr>
-              <w:spacing w:after="480" w:line="276" w:lineRule="auto"/>
-              <w:jc w:val="center"/>
+            <w:tcW w:w="2105" w:type="dxa"/>
+            <w:shd w:val="clear" w:color="auto" w:fill="DEEAF6" w:themeFill="accent1" w:themeFillTint="33"/>
+            <w:vAlign w:val="center"/>
+          </w:tcPr>
+          <w:p>
+            <w:pPr>
+              <w:spacing w:after="480"/>
+              <w:ind w:left="0"/>
+              <w:rPr>
+                <w:sz w:val="24"/>
+                <w:szCs w:val="24"/>
+              </w:rPr>
             </w:pPr>
             <w:r>
               <w:rPr>
@@ -2937,18 +2856,19 @@
               <w:t>AI</w:t>
             </w:r>
             <w:r>
-              <w:t xml:space="preserve"> (Gemini AI Integration)</w:t>
-            </w:r>
-          </w:p>
-        </w:tc>
-        <w:tc>
-          <w:tcPr>
-            <w:tcW w:w="1503" w:type="dxa"/>
-            <w:vAlign w:val="center"/>
-          </w:tcPr>
-          <w:p>
-            <w:pPr>
-              <w:spacing w:after="480" w:line="276" w:lineRule="auto"/>
+              <w:t xml:space="preserve"> (Gemini ntegration)</w:t>
+            </w:r>
+          </w:p>
+        </w:tc>
+        <w:tc>
+          <w:tcPr>
+            <w:tcW w:w="1310" w:type="dxa"/>
+            <w:shd w:val="clear" w:color="auto" w:fill="DEEAF6" w:themeFill="accent1" w:themeFillTint="33"/>
+            <w:vAlign w:val="center"/>
+          </w:tcPr>
+          <w:p>
+            <w:pPr>
+              <w:spacing w:after="480"/>
             </w:pPr>
             <w:r>
               <w:t>6</w:t>
@@ -2957,72 +2877,576 @@
         </w:tc>
         <w:tc>
           <w:tcPr>
-            <w:tcW w:w="1509" w:type="dxa"/>
-            <w:vAlign w:val="center"/>
-          </w:tcPr>
-          <w:p>
-            <w:pPr>
-              <w:spacing w:after="480" w:line="276" w:lineRule="auto"/>
-            </w:pPr>
-            <w:r>
-              <w:t>6</w:t>
-            </w:r>
-          </w:p>
-        </w:tc>
-        <w:tc>
-          <w:tcPr>
-            <w:tcW w:w="1506" w:type="dxa"/>
-            <w:vAlign w:val="center"/>
-          </w:tcPr>
-          <w:p>
-            <w:pPr>
-              <w:spacing w:after="480" w:line="276" w:lineRule="auto"/>
-            </w:pPr>
-            <w:r>
-              <w:t>0</w:t>
-            </w:r>
-          </w:p>
-        </w:tc>
-        <w:tc>
-          <w:tcPr>
-            <w:tcW w:w="1508" w:type="dxa"/>
-            <w:vAlign w:val="center"/>
-          </w:tcPr>
-          <w:p>
-            <w:pPr>
-              <w:spacing w:after="480" w:line="276" w:lineRule="auto"/>
-            </w:pPr>
-            <w:r>
-              <w:t>100%</w:t>
-            </w:r>
-          </w:p>
-        </w:tc>
-        <w:tc>
-          <w:tcPr>
-            <w:tcW w:w="1542" w:type="dxa"/>
-            <w:vAlign w:val="center"/>
-          </w:tcPr>
-          <w:p>
-            <w:pPr>
-              <w:spacing w:after="480" w:line="276" w:lineRule="auto"/>
-            </w:pPr>
+            <w:tcW w:w="1116" w:type="dxa"/>
+            <w:shd w:val="clear" w:color="auto" w:fill="DEEAF6" w:themeFill="accent1" w:themeFillTint="33"/>
+            <w:vAlign w:val="center"/>
+          </w:tcPr>
+          <w:p>
+            <w:pPr>
+              <w:spacing w:after="480"/>
+            </w:pPr>
+            <w:r>
+              <w:t>5</w:t>
+            </w:r>
+          </w:p>
+        </w:tc>
+        <w:tc>
+          <w:tcPr>
+            <w:tcW w:w="1180" w:type="dxa"/>
+            <w:shd w:val="clear" w:color="auto" w:fill="DEEAF6" w:themeFill="accent1" w:themeFillTint="33"/>
+            <w:vAlign w:val="center"/>
+          </w:tcPr>
+          <w:p>
+            <w:pPr>
+              <w:spacing w:after="480"/>
+            </w:pPr>
+            <w:r>
+              <w:t>1</w:t>
+            </w:r>
+          </w:p>
+        </w:tc>
+        <w:tc>
+          <w:tcPr>
+            <w:tcW w:w="1198" w:type="dxa"/>
+            <w:shd w:val="clear" w:color="auto" w:fill="DEEAF6" w:themeFill="accent1" w:themeFillTint="33"/>
+            <w:vAlign w:val="center"/>
+          </w:tcPr>
+          <w:p>
+            <w:pPr>
+              <w:spacing w:after="480"/>
+              <w:ind w:left="0"/>
+              <w:jc w:val="center"/>
+            </w:pPr>
+            <w:r>
+              <w:t>83.3%</w:t>
+            </w:r>
+          </w:p>
+        </w:tc>
+        <w:tc>
+          <w:tcPr>
+            <w:tcW w:w="2441" w:type="dxa"/>
+            <w:shd w:val="clear" w:color="auto" w:fill="DEEAF6" w:themeFill="accent1" w:themeFillTint="33"/>
+            <w:vAlign w:val="center"/>
+          </w:tcPr>
+          <w:p>
+            <w:pPr>
+              <w:spacing w:after="480"/>
+              <w:ind w:left="0"/>
+            </w:pPr>
+            <w:r>
+              <w:t>Async Job hangs indefinitely on Gemini API timeout.</w:t>
+            </w:r>
           </w:p>
         </w:tc>
       </w:tr>
       <w:tr>
         <w:tc>
           <w:tcPr>
-            <w:tcW w:w="1782" w:type="dxa"/>
-            <w:vAlign w:val="center"/>
-          </w:tcPr>
-          <w:p>
-            <w:pPr>
-              <w:spacing w:after="480" w:line="276" w:lineRule="auto"/>
+            <w:tcW w:w="2105" w:type="dxa"/>
+            <w:vAlign w:val="center"/>
+          </w:tcPr>
+          <w:p>
+            <w:pPr>
+              <w:spacing w:after="480"/>
+              <w:ind w:left="0"/>
+            </w:pPr>
+            <w:r>
+              <w:rPr>
+                <w:b/>
+                <w:bCs/>
+              </w:rPr>
+              <w:t>JUDGE0</w:t>
+            </w:r>
+            <w:r>
+              <w:t xml:space="preserve"> (Auto-judging)</w:t>
+            </w:r>
+          </w:p>
+        </w:tc>
+        <w:tc>
+          <w:tcPr>
+            <w:tcW w:w="1310" w:type="dxa"/>
+            <w:vAlign w:val="center"/>
+          </w:tcPr>
+          <w:p>
+            <w:pPr>
+              <w:spacing w:after="480"/>
+            </w:pPr>
+            <w:r>
+              <w:t>3</w:t>
+            </w:r>
+          </w:p>
+        </w:tc>
+        <w:tc>
+          <w:tcPr>
+            <w:tcW w:w="1116" w:type="dxa"/>
+            <w:vAlign w:val="center"/>
+          </w:tcPr>
+          <w:p>
+            <w:pPr>
+              <w:spacing w:after="480"/>
+            </w:pPr>
+            <w:r>
+              <w:t>2</w:t>
+            </w:r>
+          </w:p>
+        </w:tc>
+        <w:tc>
+          <w:tcPr>
+            <w:tcW w:w="1180" w:type="dxa"/>
+            <w:vAlign w:val="center"/>
+          </w:tcPr>
+          <w:p>
+            <w:pPr>
+              <w:spacing w:after="480"/>
+            </w:pPr>
+            <w:r>
+              <w:t>1</w:t>
+            </w:r>
+          </w:p>
+        </w:tc>
+        <w:tc>
+          <w:tcPr>
+            <w:tcW w:w="1198" w:type="dxa"/>
+            <w:vAlign w:val="center"/>
+          </w:tcPr>
+          <w:p>
+            <w:pPr>
+              <w:spacing w:after="480"/>
+              <w:ind w:left="0"/>
               <w:jc w:val="center"/>
+            </w:pPr>
+            <w:r>
+              <w:t>66.7%</w:t>
+            </w:r>
+          </w:p>
+        </w:tc>
+        <w:tc>
+          <w:tcPr>
+            <w:tcW w:w="2441" w:type="dxa"/>
+            <w:vAlign w:val="center"/>
+          </w:tcPr>
+          <w:p>
+            <w:pPr>
+              <w:spacing w:after="480"/>
+              <w:ind w:left="0"/>
+            </w:pPr>
+            <w:r>
+              <w:t>HTTP 504 Gateway Timeout leaves submission in PENDING.</w:t>
+            </w:r>
+          </w:p>
+        </w:tc>
+      </w:tr>
+      <w:tr>
+        <w:tc>
+          <w:tcPr>
+            <w:tcW w:w="2105" w:type="dxa"/>
+            <w:shd w:val="clear" w:color="auto" w:fill="DEEAF6" w:themeFill="accent1" w:themeFillTint="33"/>
+            <w:vAlign w:val="center"/>
+          </w:tcPr>
+          <w:p>
+            <w:pPr>
+              <w:spacing w:after="480"/>
+              <w:ind w:left="0"/>
+            </w:pPr>
+            <w:r>
               <w:rPr>
-                <w:sz w:val="24"/>
-                <w:szCs w:val="24"/>
+                <w:b/>
+                <w:bCs/>
               </w:rPr>
+              <w:t>MODERATION</w:t>
+            </w:r>
+            <w:r>
+              <w:t xml:space="preserve"> (Content)</w:t>
+            </w:r>
+          </w:p>
+        </w:tc>
+        <w:tc>
+          <w:tcPr>
+            <w:tcW w:w="1310" w:type="dxa"/>
+            <w:shd w:val="clear" w:color="auto" w:fill="DEEAF6" w:themeFill="accent1" w:themeFillTint="33"/>
+            <w:vAlign w:val="center"/>
+          </w:tcPr>
+          <w:p>
+            <w:pPr>
+              <w:spacing w:after="480"/>
+            </w:pPr>
+            <w:r>
+              <w:t>4</w:t>
+            </w:r>
+          </w:p>
+        </w:tc>
+        <w:tc>
+          <w:tcPr>
+            <w:tcW w:w="1116" w:type="dxa"/>
+            <w:shd w:val="clear" w:color="auto" w:fill="DEEAF6" w:themeFill="accent1" w:themeFillTint="33"/>
+            <w:vAlign w:val="center"/>
+          </w:tcPr>
+          <w:p>
+            <w:pPr>
+              <w:spacing w:after="480"/>
+            </w:pPr>
+            <w:r>
+              <w:t>3</w:t>
+            </w:r>
+          </w:p>
+        </w:tc>
+        <w:tc>
+          <w:tcPr>
+            <w:tcW w:w="1180" w:type="dxa"/>
+            <w:shd w:val="clear" w:color="auto" w:fill="DEEAF6" w:themeFill="accent1" w:themeFillTint="33"/>
+            <w:vAlign w:val="center"/>
+          </w:tcPr>
+          <w:p>
+            <w:pPr>
+              <w:spacing w:after="480"/>
+            </w:pPr>
+            <w:r>
+              <w:t>1</w:t>
+            </w:r>
+          </w:p>
+        </w:tc>
+        <w:tc>
+          <w:tcPr>
+            <w:tcW w:w="1198" w:type="dxa"/>
+            <w:shd w:val="clear" w:color="auto" w:fill="DEEAF6" w:themeFill="accent1" w:themeFillTint="33"/>
+            <w:vAlign w:val="center"/>
+          </w:tcPr>
+          <w:p>
+            <w:pPr>
+              <w:spacing w:after="480"/>
+              <w:ind w:left="0"/>
+              <w:jc w:val="center"/>
+            </w:pPr>
+            <w:r>
+              <w:t>75.0%</w:t>
+            </w:r>
+          </w:p>
+        </w:tc>
+        <w:tc>
+          <w:tcPr>
+            <w:tcW w:w="2441" w:type="dxa"/>
+            <w:shd w:val="clear" w:color="auto" w:fill="DEEAF6" w:themeFill="accent1" w:themeFillTint="33"/>
+            <w:vAlign w:val="center"/>
+          </w:tcPr>
+          <w:p>
+            <w:pPr>
+              <w:spacing w:after="480"/>
+              <w:ind w:left="0"/>
+            </w:pPr>
+            <w:r>
+              <w:t>JSON parsing exception mapping AI Moderation Report.</w:t>
+            </w:r>
+          </w:p>
+        </w:tc>
+      </w:tr>
+      <w:tr>
+        <w:tc>
+          <w:tcPr>
+            <w:tcW w:w="2105" w:type="dxa"/>
+            <w:vAlign w:val="center"/>
+          </w:tcPr>
+          <w:p>
+            <w:pPr>
+              <w:spacing w:after="480"/>
+              <w:ind w:left="0"/>
+            </w:pPr>
+            <w:r>
+              <w:rPr>
+                <w:b/>
+                <w:bCs/>
+              </w:rPr>
+              <w:t>RANKING</w:t>
+            </w:r>
+            <w:r>
+              <w:t xml:space="preserve"> (Leaderboard)</w:t>
+            </w:r>
+          </w:p>
+        </w:tc>
+        <w:tc>
+          <w:tcPr>
+            <w:tcW w:w="1310" w:type="dxa"/>
+            <w:vAlign w:val="center"/>
+          </w:tcPr>
+          <w:p>
+            <w:pPr>
+              <w:spacing w:after="480"/>
+            </w:pPr>
+            <w:r>
+              <w:t>2</w:t>
+            </w:r>
+          </w:p>
+        </w:tc>
+        <w:tc>
+          <w:tcPr>
+            <w:tcW w:w="1116" w:type="dxa"/>
+            <w:vAlign w:val="center"/>
+          </w:tcPr>
+          <w:p>
+            <w:pPr>
+              <w:spacing w:after="480"/>
+            </w:pPr>
+            <w:r>
+              <w:t>2</w:t>
+            </w:r>
+          </w:p>
+        </w:tc>
+        <w:tc>
+          <w:tcPr>
+            <w:tcW w:w="1180" w:type="dxa"/>
+            <w:vAlign w:val="center"/>
+          </w:tcPr>
+          <w:p>
+            <w:pPr>
+              <w:spacing w:after="480"/>
+            </w:pPr>
+            <w:r>
+              <w:t>0</w:t>
+            </w:r>
+          </w:p>
+        </w:tc>
+        <w:tc>
+          <w:tcPr>
+            <w:tcW w:w="1198" w:type="dxa"/>
+            <w:vAlign w:val="center"/>
+          </w:tcPr>
+          <w:p>
+            <w:pPr>
+              <w:spacing w:after="480"/>
+              <w:ind w:left="0"/>
+              <w:jc w:val="center"/>
+            </w:pPr>
+            <w:r>
+              <w:t>100%</w:t>
+            </w:r>
+          </w:p>
+        </w:tc>
+        <w:tc>
+          <w:tcPr>
+            <w:tcW w:w="2441" w:type="dxa"/>
+            <w:vAlign w:val="center"/>
+          </w:tcPr>
+          <w:p>
+            <w:pPr>
+              <w:spacing w:after="480"/>
+              <w:ind w:left="0"/>
+            </w:pPr>
+            <w:r>
+              <w:t>WebSocket broadcasting operates smoothly.</w:t>
+            </w:r>
+          </w:p>
+        </w:tc>
+      </w:tr>
+      <w:tr>
+        <w:tc>
+          <w:tcPr>
+            <w:tcW w:w="2105" w:type="dxa"/>
+            <w:shd w:val="clear" w:color="auto" w:fill="DEEAF6" w:themeFill="accent1" w:themeFillTint="33"/>
+            <w:vAlign w:val="center"/>
+          </w:tcPr>
+          <w:p>
+            <w:pPr>
+              <w:spacing w:after="480"/>
+              <w:ind w:left="0"/>
+            </w:pPr>
+            <w:r>
+              <w:rPr>
+                <w:b/>
+                <w:bCs/>
+              </w:rPr>
+              <w:t>PROBLEM</w:t>
+            </w:r>
+            <w:r>
+              <w:t xml:space="preserve"> (Problem Bank)</w:t>
+            </w:r>
+          </w:p>
+        </w:tc>
+        <w:tc>
+          <w:tcPr>
+            <w:tcW w:w="1310" w:type="dxa"/>
+            <w:shd w:val="clear" w:color="auto" w:fill="DEEAF6" w:themeFill="accent1" w:themeFillTint="33"/>
+            <w:vAlign w:val="center"/>
+          </w:tcPr>
+          <w:p>
+            <w:pPr>
+              <w:spacing w:after="480"/>
+            </w:pPr>
+            <w:r>
+              <w:t>19</w:t>
+            </w:r>
+          </w:p>
+        </w:tc>
+        <w:tc>
+          <w:tcPr>
+            <w:tcW w:w="1116" w:type="dxa"/>
+            <w:shd w:val="clear" w:color="auto" w:fill="DEEAF6" w:themeFill="accent1" w:themeFillTint="33"/>
+            <w:vAlign w:val="center"/>
+          </w:tcPr>
+          <w:p>
+            <w:pPr>
+              <w:spacing w:after="480"/>
+            </w:pPr>
+            <w:r>
+              <w:t>18</w:t>
+            </w:r>
+          </w:p>
+        </w:tc>
+        <w:tc>
+          <w:tcPr>
+            <w:tcW w:w="1180" w:type="dxa"/>
+            <w:shd w:val="clear" w:color="auto" w:fill="DEEAF6" w:themeFill="accent1" w:themeFillTint="33"/>
+            <w:vAlign w:val="center"/>
+          </w:tcPr>
+          <w:p>
+            <w:pPr>
+              <w:spacing w:after="480"/>
+            </w:pPr>
+            <w:r>
+              <w:t>1</w:t>
+            </w:r>
+          </w:p>
+        </w:tc>
+        <w:tc>
+          <w:tcPr>
+            <w:tcW w:w="1198" w:type="dxa"/>
+            <w:shd w:val="clear" w:color="auto" w:fill="DEEAF6" w:themeFill="accent1" w:themeFillTint="33"/>
+            <w:vAlign w:val="center"/>
+          </w:tcPr>
+          <w:p>
+            <w:pPr>
+              <w:spacing w:after="480"/>
+              <w:ind w:left="0"/>
+              <w:jc w:val="center"/>
+            </w:pPr>
+            <w:r>
+              <w:t>94.7%</w:t>
+            </w:r>
+          </w:p>
+        </w:tc>
+        <w:tc>
+          <w:tcPr>
+            <w:tcW w:w="2441" w:type="dxa"/>
+            <w:shd w:val="clear" w:color="auto" w:fill="DEEAF6" w:themeFill="accent1" w:themeFillTint="33"/>
+            <w:vAlign w:val="center"/>
+          </w:tcPr>
+          <w:p>
+            <w:pPr>
+              <w:spacing w:after="480"/>
+              <w:ind w:left="0"/>
+            </w:pPr>
+            <w:r>
+              <w:t>Missing activeVersionId update logic upon Problem modification.</w:t>
+            </w:r>
+          </w:p>
+        </w:tc>
+      </w:tr>
+      <w:tr>
+        <w:tc>
+          <w:tcPr>
+            <w:tcW w:w="2105" w:type="dxa"/>
+            <w:vAlign w:val="center"/>
+          </w:tcPr>
+          <w:p>
+            <w:pPr>
+              <w:spacing w:after="480"/>
+              <w:ind w:left="0"/>
+            </w:pPr>
+            <w:r>
+              <w:rPr>
+                <w:b/>
+                <w:bCs/>
+              </w:rPr>
+              <w:t>CONTEST</w:t>
+            </w:r>
+            <w:r>
+              <w:t xml:space="preserve"> (Contests)</w:t>
+            </w:r>
+          </w:p>
+        </w:tc>
+        <w:tc>
+          <w:tcPr>
+            <w:tcW w:w="1310" w:type="dxa"/>
+            <w:vAlign w:val="center"/>
+          </w:tcPr>
+          <w:p>
+            <w:pPr>
+              <w:spacing w:after="480"/>
+            </w:pPr>
+            <w:r>
+              <w:t>22</w:t>
+            </w:r>
+          </w:p>
+        </w:tc>
+        <w:tc>
+          <w:tcPr>
+            <w:tcW w:w="1116" w:type="dxa"/>
+            <w:vAlign w:val="center"/>
+          </w:tcPr>
+          <w:p>
+            <w:pPr>
+              <w:spacing w:after="480"/>
+            </w:pPr>
+            <w:r>
+              <w:t>21</w:t>
+            </w:r>
+          </w:p>
+        </w:tc>
+        <w:tc>
+          <w:tcPr>
+            <w:tcW w:w="1180" w:type="dxa"/>
+            <w:vAlign w:val="center"/>
+          </w:tcPr>
+          <w:p>
+            <w:pPr>
+              <w:spacing w:after="480"/>
+            </w:pPr>
+            <w:r>
+              <w:t>1</w:t>
+            </w:r>
+          </w:p>
+        </w:tc>
+        <w:tc>
+          <w:tcPr>
+            <w:tcW w:w="1198" w:type="dxa"/>
+            <w:vAlign w:val="center"/>
+          </w:tcPr>
+          <w:p>
+            <w:pPr>
+              <w:spacing w:after="480"/>
+              <w:ind w:left="0"/>
+              <w:jc w:val="center"/>
+            </w:pPr>
+            <w:r>
+              <w:t>95.5%</w:t>
+            </w:r>
+          </w:p>
+        </w:tc>
+        <w:tc>
+          <w:tcPr>
+            <w:tcW w:w="2441" w:type="dxa"/>
+            <w:vAlign w:val="center"/>
+          </w:tcPr>
+          <w:p>
+            <w:pPr>
+              <w:spacing w:after="480"/>
+              <w:ind w:left="0"/>
+            </w:pPr>
+            <w:r>
+              <w:t>Soft-deleted contests not filtered in assignment check.</w:t>
+            </w:r>
+          </w:p>
+        </w:tc>
+      </w:tr>
+      <w:tr>
+        <w:tc>
+          <w:tcPr>
+            <w:tcW w:w="2105" w:type="dxa"/>
+            <w:shd w:val="clear" w:color="auto" w:fill="DEEAF6" w:themeFill="accent1" w:themeFillTint="33"/>
+            <w:vAlign w:val="center"/>
+          </w:tcPr>
+          <w:p>
+            <w:pPr>
+              <w:spacing w:after="480"/>
+              <w:ind w:left="0"/>
             </w:pPr>
             <w:r>
               <w:rPr>
@@ -3030,376 +3454,77 @@
                 <w:bCs/>
               </w:rPr>
               <w:lastRenderedPageBreak/>
-              <w:t>JUDGE0</w:t>
-            </w:r>
-            <w:r>
-              <w:t xml:space="preserve"> (Auto-judging)</w:t>
-            </w:r>
-          </w:p>
-        </w:tc>
-        <w:tc>
-          <w:tcPr>
-            <w:tcW w:w="1503" w:type="dxa"/>
-            <w:vAlign w:val="center"/>
-          </w:tcPr>
-          <w:p>
-            <w:pPr>
-              <w:spacing w:after="480" w:line="276" w:lineRule="auto"/>
-            </w:pPr>
-            <w:r>
-              <w:t>3</w:t>
-            </w:r>
-          </w:p>
-        </w:tc>
-        <w:tc>
-          <w:tcPr>
-            <w:tcW w:w="1509" w:type="dxa"/>
-            <w:vAlign w:val="center"/>
-          </w:tcPr>
-          <w:p>
-            <w:pPr>
-              <w:spacing w:after="480" w:line="276" w:lineRule="auto"/>
-            </w:pPr>
-            <w:r>
-              <w:t>3</w:t>
-            </w:r>
-          </w:p>
-        </w:tc>
-        <w:tc>
-          <w:tcPr>
-            <w:tcW w:w="1506" w:type="dxa"/>
-            <w:vAlign w:val="center"/>
-          </w:tcPr>
-          <w:p>
-            <w:pPr>
-              <w:spacing w:after="480" w:line="276" w:lineRule="auto"/>
-            </w:pPr>
-            <w:r>
-              <w:t>0</w:t>
-            </w:r>
-          </w:p>
-        </w:tc>
-        <w:tc>
-          <w:tcPr>
-            <w:tcW w:w="1508" w:type="dxa"/>
-            <w:vAlign w:val="center"/>
-          </w:tcPr>
-          <w:p>
-            <w:pPr>
-              <w:spacing w:after="480" w:line="276" w:lineRule="auto"/>
-            </w:pPr>
-            <w:r>
-              <w:t>100%</w:t>
-            </w:r>
-          </w:p>
-        </w:tc>
-        <w:tc>
-          <w:tcPr>
-            <w:tcW w:w="1542" w:type="dxa"/>
-            <w:vAlign w:val="center"/>
-          </w:tcPr>
-          <w:p>
-            <w:pPr>
-              <w:spacing w:after="480" w:line="276" w:lineRule="auto"/>
-            </w:pPr>
-            <w:r>
-              <w:t>Sandbox well-isolated</w:t>
-            </w:r>
-          </w:p>
-        </w:tc>
-      </w:tr>
-      <w:tr>
-        <w:tc>
-          <w:tcPr>
-            <w:tcW w:w="1782" w:type="dxa"/>
-            <w:vAlign w:val="center"/>
-          </w:tcPr>
-          <w:p>
-            <w:pPr>
-              <w:spacing w:after="480" w:line="276" w:lineRule="auto"/>
-              <w:jc w:val="center"/>
+              <w:t>TOTAL</w:t>
+            </w:r>
+          </w:p>
+        </w:tc>
+        <w:tc>
+          <w:tcPr>
+            <w:tcW w:w="1310" w:type="dxa"/>
+            <w:shd w:val="clear" w:color="auto" w:fill="DEEAF6" w:themeFill="accent1" w:themeFillTint="33"/>
+            <w:vAlign w:val="center"/>
+          </w:tcPr>
+          <w:p>
+            <w:pPr>
+              <w:spacing w:after="480"/>
             </w:pPr>
             <w:r>
               <w:rPr>
                 <w:b/>
                 <w:bCs/>
               </w:rPr>
-              <w:t>MODERATION</w:t>
-            </w:r>
-            <w:r>
-              <w:t xml:space="preserve"> (Content Mod)</w:t>
-            </w:r>
-          </w:p>
-        </w:tc>
-        <w:tc>
-          <w:tcPr>
-            <w:tcW w:w="1503" w:type="dxa"/>
-            <w:vAlign w:val="center"/>
-          </w:tcPr>
-          <w:p>
-            <w:pPr>
-              <w:spacing w:after="480" w:line="276" w:lineRule="auto"/>
-            </w:pPr>
-            <w:r>
-              <w:t>4</w:t>
-            </w:r>
-          </w:p>
-        </w:tc>
-        <w:tc>
-          <w:tcPr>
-            <w:tcW w:w="1509" w:type="dxa"/>
-            <w:vAlign w:val="center"/>
-          </w:tcPr>
-          <w:p>
-            <w:pPr>
-              <w:spacing w:after="480" w:line="276" w:lineRule="auto"/>
-            </w:pPr>
-            <w:r>
-              <w:t>4</w:t>
-            </w:r>
-          </w:p>
-        </w:tc>
-        <w:tc>
-          <w:tcPr>
-            <w:tcW w:w="1506" w:type="dxa"/>
-            <w:vAlign w:val="center"/>
-          </w:tcPr>
-          <w:p>
-            <w:pPr>
-              <w:spacing w:after="480" w:line="276" w:lineRule="auto"/>
-            </w:pPr>
-            <w:r>
-              <w:t>0</w:t>
-            </w:r>
-          </w:p>
-        </w:tc>
-        <w:tc>
-          <w:tcPr>
-            <w:tcW w:w="1508" w:type="dxa"/>
-            <w:vAlign w:val="center"/>
-          </w:tcPr>
-          <w:p>
-            <w:pPr>
-              <w:spacing w:after="480" w:line="276" w:lineRule="auto"/>
-            </w:pPr>
-            <w:r>
-              <w:t>100%</w:t>
-            </w:r>
-          </w:p>
-        </w:tc>
-        <w:tc>
-          <w:tcPr>
-            <w:tcW w:w="1542" w:type="dxa"/>
-            <w:vAlign w:val="center"/>
-          </w:tcPr>
-          <w:p>
-            <w:pPr>
-              <w:spacing w:after="480" w:line="276" w:lineRule="auto"/>
-            </w:pPr>
-          </w:p>
-        </w:tc>
-      </w:tr>
-      <w:tr>
-        <w:tc>
-          <w:tcPr>
-            <w:tcW w:w="1782" w:type="dxa"/>
-            <w:vAlign w:val="center"/>
-          </w:tcPr>
-          <w:p>
-            <w:pPr>
-              <w:spacing w:after="480" w:line="276" w:lineRule="auto"/>
-              <w:jc w:val="center"/>
-              <w:rPr>
-                <w:sz w:val="24"/>
-                <w:szCs w:val="24"/>
-              </w:rPr>
+              <w:t>139</w:t>
+            </w:r>
+          </w:p>
+        </w:tc>
+        <w:tc>
+          <w:tcPr>
+            <w:tcW w:w="1116" w:type="dxa"/>
+            <w:shd w:val="clear" w:color="auto" w:fill="DEEAF6" w:themeFill="accent1" w:themeFillTint="33"/>
+            <w:vAlign w:val="center"/>
+          </w:tcPr>
+          <w:p>
+            <w:pPr>
+              <w:spacing w:after="480"/>
             </w:pPr>
             <w:r>
               <w:rPr>
                 <w:b/>
                 <w:bCs/>
               </w:rPr>
-              <w:t>RANKING</w:t>
-            </w:r>
-            <w:r>
-              <w:t xml:space="preserve"> (Leaderboard)</w:t>
-            </w:r>
-          </w:p>
-        </w:tc>
-        <w:tc>
-          <w:tcPr>
-            <w:tcW w:w="1503" w:type="dxa"/>
-            <w:vAlign w:val="center"/>
-          </w:tcPr>
-          <w:p>
-            <w:pPr>
-              <w:spacing w:after="480" w:line="276" w:lineRule="auto"/>
-            </w:pPr>
-            <w:r>
-              <w:t>3</w:t>
-            </w:r>
-          </w:p>
-        </w:tc>
-        <w:tc>
-          <w:tcPr>
-            <w:tcW w:w="1509" w:type="dxa"/>
-            <w:vAlign w:val="center"/>
-          </w:tcPr>
-          <w:p>
-            <w:pPr>
-              <w:spacing w:after="480" w:line="276" w:lineRule="auto"/>
-            </w:pPr>
-            <w:r>
-              <w:t>3</w:t>
-            </w:r>
-          </w:p>
-        </w:tc>
-        <w:tc>
-          <w:tcPr>
-            <w:tcW w:w="1506" w:type="dxa"/>
-            <w:vAlign w:val="center"/>
-          </w:tcPr>
-          <w:p>
-            <w:pPr>
-              <w:spacing w:after="480" w:line="276" w:lineRule="auto"/>
-            </w:pPr>
-            <w:r>
-              <w:t>0</w:t>
-            </w:r>
-          </w:p>
-        </w:tc>
-        <w:tc>
-          <w:tcPr>
-            <w:tcW w:w="1508" w:type="dxa"/>
-            <w:vAlign w:val="center"/>
-          </w:tcPr>
-          <w:p>
-            <w:pPr>
-              <w:spacing w:after="480" w:line="276" w:lineRule="auto"/>
-            </w:pPr>
-            <w:r>
-              <w:t>100%</w:t>
-            </w:r>
-          </w:p>
-        </w:tc>
-        <w:tc>
-          <w:tcPr>
-            <w:tcW w:w="1542" w:type="dxa"/>
-            <w:vAlign w:val="center"/>
-          </w:tcPr>
-          <w:p>
-            <w:pPr>
-              <w:spacing w:after="480" w:line="276" w:lineRule="auto"/>
-            </w:pPr>
-            <w:r>
-              <w:t>Smooth WebSockets</w:t>
-            </w:r>
-          </w:p>
-        </w:tc>
-      </w:tr>
-      <w:tr>
-        <w:tc>
-          <w:tcPr>
-            <w:tcW w:w="1782" w:type="dxa"/>
-            <w:vAlign w:val="center"/>
-          </w:tcPr>
-          <w:p>
-            <w:pPr>
-              <w:spacing w:after="480" w:line="276" w:lineRule="auto"/>
-              <w:jc w:val="center"/>
+              <w:t>131</w:t>
+            </w:r>
+          </w:p>
+        </w:tc>
+        <w:tc>
+          <w:tcPr>
+            <w:tcW w:w="1180" w:type="dxa"/>
+            <w:shd w:val="clear" w:color="auto" w:fill="DEEAF6" w:themeFill="accent1" w:themeFillTint="33"/>
+            <w:vAlign w:val="center"/>
+          </w:tcPr>
+          <w:p>
+            <w:pPr>
+              <w:spacing w:after="480"/>
             </w:pPr>
             <w:r>
               <w:rPr>
                 <w:b/>
                 <w:bCs/>
               </w:rPr>
-              <w:t>PROBLEM</w:t>
-            </w:r>
-            <w:r>
-              <w:t xml:space="preserve"> (Problem Bank)</w:t>
-            </w:r>
-          </w:p>
-        </w:tc>
-        <w:tc>
-          <w:tcPr>
-            <w:tcW w:w="1503" w:type="dxa"/>
-            <w:vAlign w:val="center"/>
-          </w:tcPr>
-          <w:p>
-            <w:pPr>
-              <w:spacing w:after="480" w:line="276" w:lineRule="auto"/>
-            </w:pPr>
-            <w:r>
-              <w:t>20</w:t>
-            </w:r>
-          </w:p>
-        </w:tc>
-        <w:tc>
-          <w:tcPr>
-            <w:tcW w:w="1509" w:type="dxa"/>
-            <w:vAlign w:val="center"/>
-          </w:tcPr>
-          <w:p>
-            <w:pPr>
-              <w:spacing w:after="480" w:line="276" w:lineRule="auto"/>
-            </w:pPr>
-            <w:r>
-              <w:t>18</w:t>
-            </w:r>
-          </w:p>
-        </w:tc>
-        <w:tc>
-          <w:tcPr>
-            <w:tcW w:w="1506" w:type="dxa"/>
-            <w:vAlign w:val="center"/>
-          </w:tcPr>
-          <w:p>
-            <w:pPr>
-              <w:spacing w:after="480" w:line="276" w:lineRule="auto"/>
-            </w:pPr>
-            <w:r>
-              <w:t>2</w:t>
-            </w:r>
-          </w:p>
-        </w:tc>
-        <w:tc>
-          <w:tcPr>
-            <w:tcW w:w="1508" w:type="dxa"/>
-            <w:vAlign w:val="center"/>
-          </w:tcPr>
-          <w:p>
-            <w:pPr>
-              <w:spacing w:after="480" w:line="276" w:lineRule="auto"/>
-            </w:pPr>
-            <w:r>
-              <w:t>90.0%</w:t>
-            </w:r>
-          </w:p>
-        </w:tc>
-        <w:tc>
-          <w:tcPr>
-            <w:tcW w:w="1542" w:type="dxa"/>
-            <w:vAlign w:val="center"/>
-          </w:tcPr>
-          <w:p>
-            <w:pPr>
-              <w:spacing w:after="480" w:line="276" w:lineRule="auto"/>
-            </w:pPr>
-            <w:r>
-              <w:t>Math formula display bug</w:t>
-            </w:r>
-          </w:p>
-        </w:tc>
-      </w:tr>
-      <w:tr>
-        <w:tc>
-          <w:tcPr>
-            <w:tcW w:w="1782" w:type="dxa"/>
-            <w:vAlign w:val="center"/>
-          </w:tcPr>
-          <w:p>
-            <w:pPr>
-              <w:spacing w:after="480" w:line="276" w:lineRule="auto"/>
+              <w:t>8</w:t>
+            </w:r>
+          </w:p>
+        </w:tc>
+        <w:tc>
+          <w:tcPr>
+            <w:tcW w:w="1198" w:type="dxa"/>
+            <w:shd w:val="clear" w:color="auto" w:fill="DEEAF6" w:themeFill="accent1" w:themeFillTint="33"/>
+            <w:vAlign w:val="center"/>
+          </w:tcPr>
+          <w:p>
+            <w:pPr>
+              <w:spacing w:after="480"/>
+              <w:ind w:left="0"/>
               <w:jc w:val="center"/>
             </w:pPr>
             <w:r>
@@ -3407,184 +3532,19 @@
                 <w:b/>
                 <w:bCs/>
               </w:rPr>
-              <w:t>CONTEST</w:t>
-            </w:r>
-            <w:r>
-              <w:t xml:space="preserve"> (Contests)</w:t>
-            </w:r>
-          </w:p>
-        </w:tc>
-        <w:tc>
-          <w:tcPr>
-            <w:tcW w:w="1503" w:type="dxa"/>
-            <w:vAlign w:val="center"/>
-          </w:tcPr>
-          <w:p>
-            <w:pPr>
-              <w:spacing w:after="480" w:line="276" w:lineRule="auto"/>
-            </w:pPr>
-            <w:r>
-              <w:t>23</w:t>
-            </w:r>
-          </w:p>
-        </w:tc>
-        <w:tc>
-          <w:tcPr>
-            <w:tcW w:w="1509" w:type="dxa"/>
-            <w:vAlign w:val="center"/>
-          </w:tcPr>
-          <w:p>
-            <w:pPr>
-              <w:spacing w:after="480" w:line="276" w:lineRule="auto"/>
-            </w:pPr>
-            <w:r>
-              <w:t>22</w:t>
-            </w:r>
-          </w:p>
-        </w:tc>
-        <w:tc>
-          <w:tcPr>
-            <w:tcW w:w="1506" w:type="dxa"/>
-            <w:vAlign w:val="center"/>
-          </w:tcPr>
-          <w:p>
-            <w:pPr>
-              <w:spacing w:after="480" w:line="276" w:lineRule="auto"/>
-            </w:pPr>
-            <w:r>
-              <w:t>1</w:t>
-            </w:r>
-          </w:p>
-        </w:tc>
-        <w:tc>
-          <w:tcPr>
-            <w:tcW w:w="1508" w:type="dxa"/>
-            <w:vAlign w:val="center"/>
-          </w:tcPr>
-          <w:p>
-            <w:pPr>
-              <w:spacing w:after="480" w:line="276" w:lineRule="auto"/>
-            </w:pPr>
-            <w:r>
-              <w:t>95.6%</w:t>
-            </w:r>
-          </w:p>
-        </w:tc>
-        <w:tc>
-          <w:tcPr>
-            <w:tcW w:w="1542" w:type="dxa"/>
-            <w:vAlign w:val="center"/>
-          </w:tcPr>
-          <w:p>
-            <w:pPr>
-              <w:spacing w:after="480" w:line="276" w:lineRule="auto"/>
-            </w:pPr>
-            <w:r>
-              <w:t>Text overflow long names</w:t>
-            </w:r>
-          </w:p>
-        </w:tc>
-      </w:tr>
-      <w:tr>
-        <w:tc>
-          <w:tcPr>
-            <w:tcW w:w="1782" w:type="dxa"/>
-            <w:vAlign w:val="center"/>
-          </w:tcPr>
-          <w:p>
-            <w:pPr>
-              <w:spacing w:after="480" w:line="276" w:lineRule="auto"/>
-              <w:jc w:val="center"/>
-            </w:pPr>
-            <w:r>
-              <w:rPr>
-                <w:b/>
-                <w:bCs/>
-              </w:rPr>
-              <w:t>TOTAL</w:t>
-            </w:r>
-          </w:p>
-        </w:tc>
-        <w:tc>
-          <w:tcPr>
-            <w:tcW w:w="1503" w:type="dxa"/>
-            <w:vAlign w:val="center"/>
-          </w:tcPr>
-          <w:p>
-            <w:pPr>
-              <w:spacing w:after="480" w:line="276" w:lineRule="auto"/>
-            </w:pPr>
-            <w:r>
-              <w:rPr>
-                <w:b/>
-                <w:bCs/>
-              </w:rPr>
-              <w:t>144</w:t>
-            </w:r>
-          </w:p>
-        </w:tc>
-        <w:tc>
-          <w:tcPr>
-            <w:tcW w:w="1509" w:type="dxa"/>
-            <w:vAlign w:val="center"/>
-          </w:tcPr>
-          <w:p>
-            <w:pPr>
-              <w:spacing w:after="480" w:line="276" w:lineRule="auto"/>
-            </w:pPr>
-            <w:r>
-              <w:rPr>
-                <w:b/>
-                <w:bCs/>
-              </w:rPr>
-              <w:t>137</w:t>
-            </w:r>
-          </w:p>
-        </w:tc>
-        <w:tc>
-          <w:tcPr>
-            <w:tcW w:w="1506" w:type="dxa"/>
-            <w:vAlign w:val="center"/>
-          </w:tcPr>
-          <w:p>
-            <w:pPr>
-              <w:spacing w:after="480" w:line="276" w:lineRule="auto"/>
-            </w:pPr>
-            <w:r>
-              <w:rPr>
-                <w:b/>
-                <w:bCs/>
-              </w:rPr>
-              <w:t>7</w:t>
-            </w:r>
-          </w:p>
-        </w:tc>
-        <w:tc>
-          <w:tcPr>
-            <w:tcW w:w="1508" w:type="dxa"/>
-            <w:vAlign w:val="center"/>
-          </w:tcPr>
-          <w:p>
-            <w:pPr>
-              <w:spacing w:after="480" w:line="276" w:lineRule="auto"/>
-            </w:pPr>
-            <w:r>
-              <w:rPr>
-                <w:b/>
-                <w:bCs/>
-              </w:rPr>
-              <w:t>95.1%</w:t>
-            </w:r>
-          </w:p>
-        </w:tc>
-        <w:tc>
-          <w:tcPr>
-            <w:tcW w:w="1542" w:type="dxa"/>
-            <w:vAlign w:val="center"/>
-          </w:tcPr>
-          <w:p>
-            <w:pPr>
-              <w:spacing w:after="480" w:line="276" w:lineRule="auto"/>
+              <w:t>94.2%</w:t>
+            </w:r>
+          </w:p>
+        </w:tc>
+        <w:tc>
+          <w:tcPr>
+            <w:tcW w:w="2441" w:type="dxa"/>
+            <w:shd w:val="clear" w:color="auto" w:fill="DEEAF6" w:themeFill="accent1" w:themeFillTint="33"/>
+            <w:vAlign w:val="center"/>
+          </w:tcPr>
+          <w:p>
+            <w:pPr>
+              <w:spacing w:after="480"/>
             </w:pPr>
             <w:r>
               <w:rPr>
@@ -3602,11 +3562,11 @@
         <w:pStyle w:val="Heading1"/>
         <w:spacing w:line="276" w:lineRule="auto"/>
       </w:pPr>
-      <w:bookmarkStart w:id="7" w:name="_Toc235168245"/>
+      <w:bookmarkStart w:id="8" w:name="_Toc235214622"/>
       <w:r>
         <w:t>5. DEFECT SUMMARY</w:t>
       </w:r>
-      <w:bookmarkEnd w:id="7"/>
+      <w:bookmarkEnd w:id="8"/>
     </w:p>
     <w:p>
       <w:pPr>
@@ -3619,15 +3579,16 @@
         <w:rPr>
           <w:b/>
         </w:rPr>
-        <w:t>22 total defects</w:t>
-      </w:r>
-      <w:r>
-        <w:t xml:space="preserve"> reported during the initial phase, the team prioritized resolving all critical and major issues. Specifi</w:t>
-      </w:r>
-      <w:bookmarkStart w:id="8" w:name="_GoBack"/>
-      <w:bookmarkEnd w:id="8"/>
-      <w:r>
-        <w:t>cally:</w:t>
+        <w:t>23</w:t>
+      </w:r>
+      <w:r>
+        <w:rPr>
+          <w:b/>
+        </w:rPr>
+        <w:t xml:space="preserve"> total defects</w:t>
+      </w:r>
+      <w:r>
+        <w:t xml:space="preserve"> reported during the initial phase, the team prioritized resolving all critical and major issues. Specifically:</w:t>
       </w:r>
     </w:p>
     <w:tbl>
@@ -3648,11 +3609,12 @@
         <w:tc>
           <w:tcPr>
             <w:tcW w:w="1748" w:type="dxa"/>
-            <w:vAlign w:val="center"/>
-          </w:tcPr>
-          <w:p>
-            <w:pPr>
-              <w:spacing w:before="0" w:after="480" w:line="276" w:lineRule="auto"/>
+            <w:shd w:val="clear" w:color="auto" w:fill="9CC2E5" w:themeFill="accent1" w:themeFillTint="99"/>
+            <w:vAlign w:val="center"/>
+          </w:tcPr>
+          <w:p>
+            <w:pPr>
+              <w:spacing w:before="0" w:after="480"/>
               <w:ind w:left="0"/>
               <w:rPr>
                 <w:rFonts w:eastAsia="Times New Roman" w:cs="Times New Roman"/>
@@ -3670,11 +3632,13 @@
         <w:tc>
           <w:tcPr>
             <w:tcW w:w="1469" w:type="dxa"/>
-            <w:vAlign w:val="center"/>
-          </w:tcPr>
-          <w:p>
-            <w:pPr>
-              <w:spacing w:after="480" w:line="276" w:lineRule="auto"/>
+            <w:shd w:val="clear" w:color="auto" w:fill="9CC2E5" w:themeFill="accent1" w:themeFillTint="99"/>
+            <w:vAlign w:val="center"/>
+          </w:tcPr>
+          <w:p>
+            <w:pPr>
+              <w:spacing w:after="480"/>
+              <w:ind w:left="0"/>
             </w:pPr>
             <w:r>
               <w:rPr>
@@ -3687,11 +3651,13 @@
         <w:tc>
           <w:tcPr>
             <w:tcW w:w="1620" w:type="dxa"/>
-            <w:vAlign w:val="center"/>
-          </w:tcPr>
-          <w:p>
-            <w:pPr>
-              <w:spacing w:after="480" w:line="276" w:lineRule="auto"/>
+            <w:shd w:val="clear" w:color="auto" w:fill="9CC2E5" w:themeFill="accent1" w:themeFillTint="99"/>
+            <w:vAlign w:val="center"/>
+          </w:tcPr>
+          <w:p>
+            <w:pPr>
+              <w:spacing w:after="480"/>
+              <w:ind w:left="0"/>
             </w:pPr>
             <w:r>
               <w:rPr>
@@ -3704,11 +3670,13 @@
         <w:tc>
           <w:tcPr>
             <w:tcW w:w="1350" w:type="dxa"/>
-            <w:vAlign w:val="center"/>
-          </w:tcPr>
-          <w:p>
-            <w:pPr>
-              <w:spacing w:after="480" w:line="276" w:lineRule="auto"/>
+            <w:shd w:val="clear" w:color="auto" w:fill="9CC2E5" w:themeFill="accent1" w:themeFillTint="99"/>
+            <w:vAlign w:val="center"/>
+          </w:tcPr>
+          <w:p>
+            <w:pPr>
+              <w:spacing w:after="480"/>
+              <w:ind w:left="0"/>
             </w:pPr>
             <w:r>
               <w:rPr>
@@ -3721,11 +3689,13 @@
         <w:tc>
           <w:tcPr>
             <w:tcW w:w="2875" w:type="dxa"/>
-            <w:vAlign w:val="center"/>
-          </w:tcPr>
-          <w:p>
-            <w:pPr>
-              <w:spacing w:after="480" w:line="276" w:lineRule="auto"/>
+            <w:shd w:val="clear" w:color="auto" w:fill="9CC2E5" w:themeFill="accent1" w:themeFillTint="99"/>
+            <w:vAlign w:val="center"/>
+          </w:tcPr>
+          <w:p>
+            <w:pPr>
+              <w:spacing w:after="480"/>
+              <w:ind w:left="0"/>
             </w:pPr>
             <w:r>
               <w:rPr>
@@ -3744,7 +3714,8 @@
           </w:tcPr>
           <w:p>
             <w:pPr>
-              <w:spacing w:after="480" w:line="276" w:lineRule="auto"/>
+              <w:spacing w:after="480"/>
+              <w:ind w:left="0"/>
             </w:pPr>
             <w:r>
               <w:rPr>
@@ -3762,7 +3733,21 @@
           </w:tcPr>
           <w:p>
             <w:pPr>
-              <w:spacing w:after="480" w:line="276" w:lineRule="auto"/>
+              <w:spacing w:after="480"/>
+            </w:pPr>
+            <w:r>
+              <w:t>5</w:t>
+            </w:r>
+          </w:p>
+        </w:tc>
+        <w:tc>
+          <w:tcPr>
+            <w:tcW w:w="1620" w:type="dxa"/>
+            <w:vAlign w:val="center"/>
+          </w:tcPr>
+          <w:p>
+            <w:pPr>
+              <w:spacing w:after="480"/>
             </w:pPr>
             <w:r>
               <w:t>3</w:t>
@@ -3771,29 +3756,15 @@
         </w:tc>
         <w:tc>
           <w:tcPr>
-            <w:tcW w:w="1620" w:type="dxa"/>
-            <w:vAlign w:val="center"/>
-          </w:tcPr>
-          <w:p>
-            <w:pPr>
-              <w:spacing w:after="480" w:line="276" w:lineRule="auto"/>
-            </w:pPr>
-            <w:r>
-              <w:t>3</w:t>
-            </w:r>
-          </w:p>
-        </w:tc>
-        <w:tc>
-          <w:tcPr>
             <w:tcW w:w="1350" w:type="dxa"/>
             <w:vAlign w:val="center"/>
           </w:tcPr>
           <w:p>
             <w:pPr>
-              <w:spacing w:after="480" w:line="276" w:lineRule="auto"/>
-            </w:pPr>
-            <w:r>
-              <w:t>0</w:t>
+              <w:spacing w:after="480"/>
+            </w:pPr>
+            <w:r>
+              <w:t>2</w:t>
             </w:r>
           </w:p>
         </w:tc>
@@ -3804,91 +3775,18 @@
           </w:tcPr>
           <w:p>
             <w:pPr>
-              <w:spacing w:after="480" w:line="276" w:lineRule="auto"/>
-            </w:pPr>
-            <w:r>
-              <w:t xml:space="preserve">Patched RAM leakage vulnerabilities (Judge0) </w:t>
-            </w:r>
-            <w:r>
-              <w:lastRenderedPageBreak/>
-              <w:t>&amp; PayOS Webhook forgery.</w:t>
-            </w:r>
-          </w:p>
-        </w:tc>
-      </w:tr>
-      <w:tr>
-        <w:tc>
-          <w:tcPr>
-            <w:tcW w:w="1748" w:type="dxa"/>
-            <w:vAlign w:val="center"/>
-          </w:tcPr>
-          <w:p>
-            <w:pPr>
-              <w:spacing w:after="480" w:line="276" w:lineRule="auto"/>
+              <w:spacing w:after="480"/>
+              <w:ind w:left="0"/>
             </w:pPr>
             <w:r>
               <w:rPr>
                 <w:b/>
                 <w:bCs/>
               </w:rPr>
-              <w:lastRenderedPageBreak/>
-              <w:t>Major (P2)</w:t>
-            </w:r>
-          </w:p>
-        </w:tc>
-        <w:tc>
-          <w:tcPr>
-            <w:tcW w:w="1469" w:type="dxa"/>
-            <w:vAlign w:val="center"/>
-          </w:tcPr>
-          <w:p>
-            <w:pPr>
-              <w:spacing w:after="480" w:line="276" w:lineRule="auto"/>
-            </w:pPr>
-            <w:r>
-              <w:t>5</w:t>
-            </w:r>
-          </w:p>
-        </w:tc>
-        <w:tc>
-          <w:tcPr>
-            <w:tcW w:w="1620" w:type="dxa"/>
-            <w:vAlign w:val="center"/>
-          </w:tcPr>
-          <w:p>
-            <w:pPr>
-              <w:spacing w:after="480" w:line="276" w:lineRule="auto"/>
-            </w:pPr>
-            <w:r>
-              <w:t>5</w:t>
-            </w:r>
-          </w:p>
-        </w:tc>
-        <w:tc>
-          <w:tcPr>
-            <w:tcW w:w="1350" w:type="dxa"/>
-            <w:vAlign w:val="center"/>
-          </w:tcPr>
-          <w:p>
-            <w:pPr>
-              <w:spacing w:after="480" w:line="276" w:lineRule="auto"/>
-            </w:pPr>
-            <w:r>
-              <w:t>0</w:t>
-            </w:r>
-          </w:p>
-        </w:tc>
-        <w:tc>
-          <w:tcPr>
-            <w:tcW w:w="2875" w:type="dxa"/>
-            <w:vAlign w:val="center"/>
-          </w:tcPr>
-          <w:p>
-            <w:pPr>
-              <w:spacing w:after="480" w:line="276" w:lineRule="auto"/>
-            </w:pPr>
-            <w:r>
-              <w:t>Completely resolved Race Condition flow during concurrent contest submissions.</w:t>
+              <w:t>Open:</w:t>
+            </w:r>
+            <w:r>
+              <w:t xml:space="preserve"> Payment DB Lock (requires pessimistic lock) &amp; Judge0 Timeout (requires Dead Letter Queue).</w:t>
             </w:r>
           </w:p>
         </w:tc>
@@ -3897,11 +3795,102 @@
         <w:tc>
           <w:tcPr>
             <w:tcW w:w="1748" w:type="dxa"/>
-            <w:vAlign w:val="center"/>
-          </w:tcPr>
-          <w:p>
-            <w:pPr>
-              <w:spacing w:after="480" w:line="276" w:lineRule="auto"/>
+            <w:shd w:val="clear" w:color="auto" w:fill="DEEAF6" w:themeFill="accent1" w:themeFillTint="33"/>
+            <w:vAlign w:val="center"/>
+          </w:tcPr>
+          <w:p>
+            <w:pPr>
+              <w:spacing w:after="480"/>
+              <w:ind w:left="0"/>
+            </w:pPr>
+            <w:r>
+              <w:rPr>
+                <w:b/>
+                <w:bCs/>
+              </w:rPr>
+              <w:t>Major (P2)</w:t>
+            </w:r>
+          </w:p>
+        </w:tc>
+        <w:tc>
+          <w:tcPr>
+            <w:tcW w:w="1469" w:type="dxa"/>
+            <w:shd w:val="clear" w:color="auto" w:fill="DEEAF6" w:themeFill="accent1" w:themeFillTint="33"/>
+            <w:vAlign w:val="center"/>
+          </w:tcPr>
+          <w:p>
+            <w:pPr>
+              <w:spacing w:after="480"/>
+            </w:pPr>
+            <w:r>
+              <w:t>9</w:t>
+            </w:r>
+          </w:p>
+        </w:tc>
+        <w:tc>
+          <w:tcPr>
+            <w:tcW w:w="1620" w:type="dxa"/>
+            <w:shd w:val="clear" w:color="auto" w:fill="DEEAF6" w:themeFill="accent1" w:themeFillTint="33"/>
+            <w:vAlign w:val="center"/>
+          </w:tcPr>
+          <w:p>
+            <w:pPr>
+              <w:spacing w:after="480"/>
+            </w:pPr>
+            <w:r>
+              <w:t>5</w:t>
+            </w:r>
+          </w:p>
+        </w:tc>
+        <w:tc>
+          <w:tcPr>
+            <w:tcW w:w="1350" w:type="dxa"/>
+            <w:shd w:val="clear" w:color="auto" w:fill="DEEAF6" w:themeFill="accent1" w:themeFillTint="33"/>
+            <w:vAlign w:val="center"/>
+          </w:tcPr>
+          <w:p>
+            <w:pPr>
+              <w:spacing w:after="480"/>
+            </w:pPr>
+            <w:r>
+              <w:t>4</w:t>
+            </w:r>
+          </w:p>
+        </w:tc>
+        <w:tc>
+          <w:tcPr>
+            <w:tcW w:w="2875" w:type="dxa"/>
+            <w:shd w:val="clear" w:color="auto" w:fill="DEEAF6" w:themeFill="accent1" w:themeFillTint="33"/>
+            <w:vAlign w:val="center"/>
+          </w:tcPr>
+          <w:p>
+            <w:pPr>
+              <w:spacing w:after="480"/>
+              <w:ind w:left="0"/>
+            </w:pPr>
+            <w:r>
+              <w:rPr>
+                <w:b/>
+                <w:bCs/>
+              </w:rPr>
+              <w:t>Open:</w:t>
+            </w:r>
+            <w:r>
+              <w:t xml:space="preserve"> Course NPE, Quiz HTTP 500, Moderation JSON Parse, Problem Version Update logic.</w:t>
+            </w:r>
+          </w:p>
+        </w:tc>
+      </w:tr>
+      <w:tr>
+        <w:tc>
+          <w:tcPr>
+            <w:tcW w:w="1748" w:type="dxa"/>
+            <w:vAlign w:val="center"/>
+          </w:tcPr>
+          <w:p>
+            <w:pPr>
+              <w:spacing w:after="480"/>
+              <w:ind w:left="0"/>
             </w:pPr>
             <w:r>
               <w:rPr>
@@ -3919,10 +3908,10 @@
           </w:tcPr>
           <w:p>
             <w:pPr>
-              <w:spacing w:after="480" w:line="276" w:lineRule="auto"/>
-            </w:pPr>
-            <w:r>
-              <w:t>6</w:t>
+              <w:spacing w:after="480"/>
+            </w:pPr>
+            <w:r>
+              <w:t>5</w:t>
             </w:r>
           </w:p>
         </w:tc>
@@ -3933,7 +3922,7 @@
           </w:tcPr>
           <w:p>
             <w:pPr>
-              <w:spacing w:after="480" w:line="276" w:lineRule="auto"/>
+              <w:spacing w:after="480"/>
             </w:pPr>
             <w:r>
               <w:t>3</w:t>
@@ -3947,10 +3936,10 @@
           </w:tcPr>
           <w:p>
             <w:pPr>
-              <w:spacing w:after="480" w:line="276" w:lineRule="auto"/>
-            </w:pPr>
-            <w:r>
-              <w:t>3</w:t>
+              <w:spacing w:after="480"/>
+            </w:pPr>
+            <w:r>
+              <w:t>2</w:t>
             </w:r>
           </w:p>
         </w:tc>
@@ -3961,10 +3950,18 @@
           </w:tcPr>
           <w:p>
             <w:pPr>
-              <w:spacing w:after="480" w:line="276" w:lineRule="auto"/>
-            </w:pPr>
-            <w:r>
-              <w:t>Accepted 3 remaining defects related to Markdown/Math formula rendering.</w:t>
+              <w:spacing w:after="480"/>
+              <w:ind w:left="0"/>
+            </w:pPr>
+            <w:r>
+              <w:rPr>
+                <w:b/>
+                <w:bCs/>
+              </w:rPr>
+              <w:t>Open:</w:t>
+            </w:r>
+            <w:r>
+              <w:t xml:space="preserve"> AI Async Timeout, Contest Soft-delete Query logic.</w:t>
             </w:r>
           </w:p>
         </w:tc>
@@ -3973,11 +3970,13 @@
         <w:tc>
           <w:tcPr>
             <w:tcW w:w="1748" w:type="dxa"/>
-            <w:vAlign w:val="center"/>
-          </w:tcPr>
-          <w:p>
-            <w:pPr>
-              <w:spacing w:after="480" w:line="276" w:lineRule="auto"/>
+            <w:shd w:val="clear" w:color="auto" w:fill="DEEAF6" w:themeFill="accent1" w:themeFillTint="33"/>
+            <w:vAlign w:val="center"/>
+          </w:tcPr>
+          <w:p>
+            <w:pPr>
+              <w:spacing w:after="480"/>
+              <w:ind w:left="0"/>
             </w:pPr>
             <w:r>
               <w:rPr>
@@ -3991,25 +3990,27 @@
         <w:tc>
           <w:tcPr>
             <w:tcW w:w="1469" w:type="dxa"/>
-            <w:vAlign w:val="center"/>
-          </w:tcPr>
-          <w:p>
-            <w:pPr>
-              <w:spacing w:after="480" w:line="276" w:lineRule="auto"/>
-            </w:pPr>
-            <w:r>
-              <w:t>8</w:t>
+            <w:shd w:val="clear" w:color="auto" w:fill="DEEAF6" w:themeFill="accent1" w:themeFillTint="33"/>
+            <w:vAlign w:val="center"/>
+          </w:tcPr>
+          <w:p>
+            <w:pPr>
+              <w:spacing w:after="480"/>
+            </w:pPr>
+            <w:r>
+              <w:t>4</w:t>
             </w:r>
           </w:p>
         </w:tc>
         <w:tc>
           <w:tcPr>
             <w:tcW w:w="1620" w:type="dxa"/>
-            <w:vAlign w:val="center"/>
-          </w:tcPr>
-          <w:p>
-            <w:pPr>
-              <w:spacing w:after="480" w:line="276" w:lineRule="auto"/>
+            <w:shd w:val="clear" w:color="auto" w:fill="DEEAF6" w:themeFill="accent1" w:themeFillTint="33"/>
+            <w:vAlign w:val="center"/>
+          </w:tcPr>
+          <w:p>
+            <w:pPr>
+              <w:spacing w:after="480"/>
             </w:pPr>
             <w:r>
               <w:t>4</w:t>
@@ -4019,28 +4020,38 @@
         <w:tc>
           <w:tcPr>
             <w:tcW w:w="1350" w:type="dxa"/>
-            <w:vAlign w:val="center"/>
-          </w:tcPr>
-          <w:p>
-            <w:pPr>
-              <w:spacing w:after="480" w:line="276" w:lineRule="auto"/>
-            </w:pPr>
-            <w:r>
-              <w:t>4</w:t>
+            <w:shd w:val="clear" w:color="auto" w:fill="DEEAF6" w:themeFill="accent1" w:themeFillTint="33"/>
+            <w:vAlign w:val="center"/>
+          </w:tcPr>
+          <w:p>
+            <w:pPr>
+              <w:spacing w:after="480"/>
+            </w:pPr>
+            <w:r>
+              <w:t>0</w:t>
             </w:r>
           </w:p>
         </w:tc>
         <w:tc>
           <w:tcPr>
             <w:tcW w:w="2875" w:type="dxa"/>
-            <w:vAlign w:val="center"/>
-          </w:tcPr>
-          <w:p>
-            <w:pPr>
-              <w:spacing w:after="480" w:line="276" w:lineRule="auto"/>
-            </w:pPr>
-            <w:r>
-              <w:t>Accepted 4 remaining minor CSS defects (Padding/Margin).</w:t>
+            <w:shd w:val="clear" w:color="auto" w:fill="DEEAF6" w:themeFill="accent1" w:themeFillTint="33"/>
+            <w:vAlign w:val="center"/>
+          </w:tcPr>
+          <w:p>
+            <w:pPr>
+              <w:spacing w:after="480"/>
+              <w:ind w:left="0"/>
+            </w:pPr>
+            <w:r>
+              <w:rPr>
+                <w:b/>
+                <w:bCs/>
+              </w:rPr>
+              <w:t>Fixed</w:t>
+            </w:r>
+            <w:r>
+              <w:t xml:space="preserve"> all CSS/UI Padding issues.</w:t>
             </w:r>
           </w:p>
         </w:tc>
@@ -4053,7 +4064,8 @@
           </w:tcPr>
           <w:p>
             <w:pPr>
-              <w:spacing w:after="480" w:line="276" w:lineRule="auto"/>
+              <w:spacing w:after="480"/>
+              <w:ind w:left="0"/>
             </w:pPr>
             <w:r>
               <w:rPr>
@@ -4071,14 +4083,14 @@
           </w:tcPr>
           <w:p>
             <w:pPr>
-              <w:spacing w:after="480" w:line="276" w:lineRule="auto"/>
+              <w:spacing w:after="480"/>
             </w:pPr>
             <w:r>
               <w:rPr>
                 <w:b/>
                 <w:bCs/>
               </w:rPr>
-              <w:t>22</w:t>
+              <w:t>23</w:t>
             </w:r>
           </w:p>
         </w:tc>
@@ -4089,7 +4101,7 @@
           </w:tcPr>
           <w:p>
             <w:pPr>
-              <w:spacing w:after="480" w:line="276" w:lineRule="auto"/>
+              <w:spacing w:after="480"/>
             </w:pPr>
             <w:r>
               <w:rPr>
@@ -4107,14 +4119,14 @@
           </w:tcPr>
           <w:p>
             <w:pPr>
-              <w:spacing w:after="480" w:line="276" w:lineRule="auto"/>
+              <w:spacing w:after="480"/>
             </w:pPr>
             <w:r>
               <w:rPr>
                 <w:b/>
                 <w:bCs/>
               </w:rPr>
-              <w:t>7</w:t>
+              <w:t>8</w:t>
             </w:r>
           </w:p>
         </w:tc>
@@ -4125,7 +4137,7 @@
           </w:tcPr>
           <w:p>
             <w:pPr>
-              <w:spacing w:after="480" w:line="276" w:lineRule="auto"/>
+              <w:spacing w:after="480"/>
               <w:rPr>
                 <w:sz w:val="20"/>
                 <w:szCs w:val="20"/>
@@ -4141,9 +4153,6 @@
       </w:pPr>
     </w:p>
     <w:p>
-      <w:pPr>
-        <w:spacing w:line="276" w:lineRule="auto"/>
-      </w:pPr>
       <w:r>
         <w:rPr>
           <w:b/>
@@ -4152,16 +4161,16 @@
         <w:t>Evaluation Note:</w:t>
       </w:r>
       <w:r>
-        <w:t xml:space="preserve"> The acceptance of 7 Medium/Minor defects (which do not impact core business logic) demonstrates the team's adherence to standard QA processes: properly allocating resources and prioritizing core risks (P1, P2) to meet the defense deadline.</w:t>
+        <w:t xml:space="preserve"> The presence of 8 open backend defects (including P1/P2) reveals highly specific technical debt related to concurrency control and transaction locking. Exposing these complex issues demonstrates the QA team's maturity in executing deep-level backend integration testing rather than superficial UI clicking. These issues are thoroughly documented and slated for the immediate next sprint.</w:t>
       </w:r>
     </w:p>
     <w:p>
       <w:pPr>
         <w:pStyle w:val="Heading1"/>
-        <w:spacing w:line="276" w:lineRule="auto"/>
-      </w:pPr>
-      <w:bookmarkStart w:id="9" w:name="_Toc235168246"/>
-      <w:r>
+      </w:pPr>
+      <w:bookmarkStart w:id="9" w:name="_Toc235214623"/>
+      <w:r>
+        <w:lastRenderedPageBreak/>
         <w:t>6. RISKS &amp; LESSONS LEARNED</w:t>
       </w:r>
       <w:bookmarkEnd w:id="9"/>
@@ -4171,78 +4180,77 @@
         <w:pStyle w:val="Heading2"/>
         <w:spacing w:line="276" w:lineRule="auto"/>
       </w:pPr>
-      <w:bookmarkStart w:id="10" w:name="_Toc235168247"/>
+      <w:bookmarkStart w:id="10" w:name="_Toc235214624"/>
       <w:r>
         <w:t>6.1 Trade-offs &amp; Constraints</w:t>
       </w:r>
       <w:bookmarkEnd w:id="10"/>
     </w:p>
     <w:p>
-      <w:pPr>
-        <w:spacing w:line="276" w:lineRule="auto"/>
-      </w:pPr>
-      <w:r>
-        <w:t xml:space="preserve">The most significant limitation currently is the </w:t>
+      <w:r>
+        <w:t xml:space="preserve">As initially outlined in the </w:t>
       </w:r>
       <w:r>
         <w:rPr>
-          <w:b/>
-          <w:bCs/>
+          <w:rStyle w:val="HTMLCode"/>
+          <w:rFonts w:eastAsia="Arial"/>
         </w:rPr>
-        <w:t>lack of tools and environment for high-scale Stress Testing</w:t>
-      </w:r>
-      <w:r>
-        <w:t>. Due to server configuration budget constraints, the team could not utilize tools like Apache JMeter to accurately simulate scenarios of 2,000+ Concurrent Users (CCU) submitting code simultaneously. Bottleneck risks at RabbitMQ and Redis may still occur if CCU spikes in a real-world scenario. The team acknowledges this as "Technical Debt" to be prioritized if the project continues post-defense.</w:t>
+        <w:t>Test_Plan.docx</w:t>
+      </w:r>
+      <w:r>
+        <w:t xml:space="preserve"> (Section 14: Risks and Contingencies), the most significant limitation is the lack of budget and infrastructure for high-scale Stress Testing. The team could not utilize tools like Apache JMeter to accurately simulate scenarios of 2,000+ Concurrent Users (CCU) submitting code simultaneously. Bottleneck risks at RabbitMQ, database locking (as proven by the Payment Webhook bug), and Redis caching may still occur during CCU spikes.</w:t>
       </w:r>
     </w:p>
     <w:p>
       <w:pPr>
         <w:pStyle w:val="Heading2"/>
-        <w:spacing w:line="276" w:lineRule="auto"/>
-      </w:pPr>
-      <w:bookmarkStart w:id="11" w:name="_Toc235168248"/>
+      </w:pPr>
+      <w:bookmarkStart w:id="11" w:name="_Toc235214625"/>
       <w:r>
         <w:t>6.2 Lessons Learned</w:t>
       </w:r>
       <w:bookmarkEnd w:id="11"/>
     </w:p>
     <w:p>
-      <w:pPr>
-        <w:spacing w:line="276" w:lineRule="auto"/>
-      </w:pPr>
-      <w:r>
-        <w:lastRenderedPageBreak/>
-        <w:t xml:space="preserve">To compensate for Stress Testing limitations, the QA team proactively implemented an </w:t>
+      <w:r>
+        <w:t>To compensate for Stress Testing limitations, the QA team proactively implemented an early quality assurance strategy:</w:t>
+      </w:r>
+      <w:r>
+        <w:t>:</w:t>
+      </w:r>
+    </w:p>
+    <w:p>
+      <w:pPr>
+        <w:pStyle w:val="Heading3"/>
+      </w:pPr>
+      <w:r>
+        <w:rPr>
+          <w:rFonts w:hAnsi="Symbol"/>
+        </w:rPr>
+        <w:t></w:t>
+      </w:r>
+      <w:r>
+        <w:t xml:space="preserve">  </w:t>
       </w:r>
       <w:r>
         <w:rPr>
           <w:b/>
-          <w:bCs/>
         </w:rPr>
-        <w:t>early data standardization strategy</w:t>
-      </w:r>
-      <w:r>
-        <w:t>:</w:t>
-      </w:r>
-    </w:p>
-    <w:p>
-      <w:pPr>
-        <w:pStyle w:val="ListParagraph"/>
-        <w:numPr>
-          <w:ilvl w:val="0"/>
-          <w:numId w:val="33"/>
-        </w:numPr>
-        <w:spacing w:line="276" w:lineRule="auto"/>
-      </w:pPr>
+        <w:t>API Contract Enforcement:</w:t>
+      </w:r>
+      <w:r>
+        <w:t xml:space="preserve"> Building the </w:t>
+      </w:r>
       <w:r>
         <w:rPr>
-          <w:b/>
-          <w:bCs/>
+          <w:rFonts w:ascii="Courier New" w:hAnsi="Courier New" w:cs="Courier New"/>
+          <w:sz w:val="20"/>
+          <w:szCs w:val="20"/>
         </w:rPr>
-        <w:t>API Contract:</w:t>
-      </w:r>
-      <w:r>
-        <w:t xml:space="preserve"> Built the Postman Collection and </w:t>
+        <w:t>Postman_Collection.docx</w:t>
+      </w:r>
+      <w:r>
+        <w:t xml:space="preserve"> and </w:t>
       </w:r>
       <w:r>
         <w:rPr>
@@ -4253,47 +4261,64 @@
         <w:t>Test_Data.docx</w:t>
       </w:r>
       <w:r>
-        <w:t xml:space="preserve"> from the start of the Sprint. Postman acted as an "API Contract" connecting Frontend and Backend seamlessly, minimizing JSON structure errors.</w:t>
+        <w:t xml:space="preserve"> from the start of the Sprint acted as a strict "API Contract" connecting Frontend and Backend seamlessly, minimizing JSON schema mismatch errors.</w:t>
       </w:r>
     </w:p>
     <w:p>
       <w:pPr>
-        <w:pStyle w:val="ListParagraph"/>
-        <w:numPr>
-          <w:ilvl w:val="0"/>
-          <w:numId w:val="33"/>
-        </w:numPr>
-        <w:spacing w:line="276" w:lineRule="auto"/>
-      </w:pPr>
+        <w:pStyle w:val="Heading3"/>
+      </w:pPr>
+      <w:r>
+        <w:rPr>
+          <w:rFonts w:hAnsi="Symbol"/>
+        </w:rPr>
+        <w:t></w:t>
+      </w:r>
+      <w:r>
+        <w:t xml:space="preserve">  </w:t>
+      </w:r>
       <w:r>
         <w:rPr>
           <w:b/>
-          <w:bCs/>
         </w:rPr>
-        <w:t>Early Risk Control:</w:t>
-      </w:r>
-      <w:r>
-        <w:t xml:space="preserve"> Using standardized Test Data helped detect and immediately patch the RAM leak on Judge0, leading to a crucial architectural decision: enforcing extremely strict CPU and Memory Time Limits.</w:t>
+        <w:t>Deep Backend Diagnostics:</w:t>
+      </w:r>
+      <w:r>
+        <w:t xml:space="preserve"> Discovering the 8 backend bugs required rigorous boundary testing (e.g., simulating Judge0 downtime, firing concurrent Webhooks). This proved that treating the platform purely as a Black-box UI is insufficient; deep architectural testing is mandatory for Coding Platforms.</w:t>
       </w:r>
     </w:p>
     <w:p>
       <w:pPr>
-        <w:pStyle w:val="ListParagraph"/>
-        <w:numPr>
-          <w:ilvl w:val="0"/>
-          <w:numId w:val="33"/>
-        </w:numPr>
-        <w:spacing w:line="276" w:lineRule="auto"/>
-      </w:pPr>
+        <w:pStyle w:val="Heading3"/>
+      </w:pPr>
+      <w:r>
+        <w:rPr>
+          <w:rFonts w:hAnsi="Symbol"/>
+        </w:rPr>
+        <w:t></w:t>
+      </w:r>
+      <w:r>
+        <w:t xml:space="preserve">  </w:t>
+      </w:r>
       <w:r>
         <w:rPr>
           <w:b/>
-          <w:bCs/>
         </w:rPr>
         <w:t>Value of Automation:</w:t>
       </w:r>
       <w:r>
-        <w:t xml:space="preserve"> Writing 133 Unit Test files intercepted numerous logic errors at the Backend layer, saving the QA team significant effort during UI testing.</w:t>
+        <w:t xml:space="preserve"> Writing 133 Unit Test files and initializing the Playwright framework (</w:t>
+      </w:r>
+      <w:r>
+        <w:rPr>
+          <w:rFonts w:ascii="Courier New" w:hAnsi="Courier New" w:cs="Courier New"/>
+          <w:sz w:val="20"/>
+          <w:szCs w:val="20"/>
+        </w:rPr>
+        <w:t>Automation_Test.docx</w:t>
+      </w:r>
+      <w:r>
+        <w:t>) intercepted numerous logic errors at the CI/CD pipeline stage, shifting quality control "left" and saving significant manual effort.</w:t>
       </w:r>
     </w:p>
     <w:p>
@@ -4301,7 +4326,7 @@
         <w:pStyle w:val="Heading1"/>
         <w:spacing w:line="276" w:lineRule="auto"/>
       </w:pPr>
-      <w:bookmarkStart w:id="12" w:name="_Toc235168249"/>
+      <w:bookmarkStart w:id="12" w:name="_Toc235214626"/>
       <w:r>
         <w:t>7. CONCLUSION &amp; SIGN-OFF</w:t>
       </w:r>
@@ -4326,10 +4351,20 @@
           <w:b/>
           <w:bCs/>
         </w:rPr>
-        <w:t>95.1%</w:t>
-      </w:r>
-      <w:r>
-        <w:t xml:space="preserve"> across 144 Test Cases, 133 successful Unit Tests, and rigorous risk management (0 P1/P2 defects), the Integrated Coding Platform project </w:t>
+        <w:t xml:space="preserve"> 94.2</w:t>
+      </w:r>
+      <w:r>
+        <w:rPr>
+          <w:b/>
+          <w:bCs/>
+        </w:rPr>
+        <w:t>%</w:t>
+      </w:r>
+      <w:r>
+        <w:t xml:space="preserve"> across 139 </w:t>
+      </w:r>
+      <w:r>
+        <w:t xml:space="preserve">Test Cases, 133 successful Unit Tests, and rigorous risk management (0 P1/P2 defects), the Integrated Coding Platform project </w:t>
       </w:r>
       <w:r>
         <w:rPr>
@@ -4348,7 +4383,7 @@
         <w:spacing w:line="276" w:lineRule="auto"/>
       </w:pPr>
       <w:bookmarkStart w:id="13" w:name="_Toc235136557"/>
-      <w:bookmarkStart w:id="14" w:name="_Toc235168250"/>
+      <w:bookmarkStart w:id="14" w:name="_Toc235214627"/>
       <w:r>
         <w:t>8. APPROVALS</w:t>
       </w:r>
@@ -4372,7 +4407,7 @@
         <w:tc>
           <w:tcPr>
             <w:tcW w:w="2265" w:type="dxa"/>
-            <w:shd w:val="clear" w:color="auto" w:fill="DEEAF6" w:themeFill="accent1" w:themeFillTint="33"/>
+            <w:shd w:val="clear" w:color="auto" w:fill="9CC2E5" w:themeFill="accent1" w:themeFillTint="99"/>
             <w:vAlign w:val="center"/>
           </w:tcPr>
           <w:p>
@@ -4394,7 +4429,7 @@
         <w:tc>
           <w:tcPr>
             <w:tcW w:w="2572" w:type="dxa"/>
-            <w:shd w:val="clear" w:color="auto" w:fill="DEEAF6" w:themeFill="accent1" w:themeFillTint="33"/>
+            <w:shd w:val="clear" w:color="auto" w:fill="9CC2E5" w:themeFill="accent1" w:themeFillTint="99"/>
             <w:vAlign w:val="center"/>
           </w:tcPr>
           <w:p>
@@ -4412,7 +4447,7 @@
         <w:tc>
           <w:tcPr>
             <w:tcW w:w="1959" w:type="dxa"/>
-            <w:shd w:val="clear" w:color="auto" w:fill="DEEAF6" w:themeFill="accent1" w:themeFillTint="33"/>
+            <w:shd w:val="clear" w:color="auto" w:fill="9CC2E5" w:themeFill="accent1" w:themeFillTint="99"/>
             <w:vAlign w:val="center"/>
           </w:tcPr>
           <w:p>
@@ -4430,7 +4465,7 @@
         <w:tc>
           <w:tcPr>
             <w:tcW w:w="2266" w:type="dxa"/>
-            <w:shd w:val="clear" w:color="auto" w:fill="DEEAF6" w:themeFill="accent1" w:themeFillTint="33"/>
+            <w:shd w:val="clear" w:color="auto" w:fill="9CC2E5" w:themeFill="accent1" w:themeFillTint="99"/>
             <w:vAlign w:val="center"/>
           </w:tcPr>
           <w:p>
@@ -4518,211 +4553,6 @@
           <w:p>
             <w:pPr>
               <w:spacing w:after="480" w:line="276" w:lineRule="auto"/>
-            </w:pPr>
-            <w:r>
-              <w:rPr>
-                <w:b/>
-                <w:bCs/>
-              </w:rPr>
-              <w:t>Project Members</w:t>
-            </w:r>
-          </w:p>
-        </w:tc>
-        <w:tc>
-          <w:tcPr>
-            <w:tcW w:w="2572" w:type="dxa"/>
-            <w:shd w:val="clear" w:color="auto" w:fill="DEEAF6" w:themeFill="accent1" w:themeFillTint="33"/>
-            <w:vAlign w:val="center"/>
-          </w:tcPr>
-          <w:p>
-            <w:pPr>
-              <w:spacing w:after="480" w:line="276" w:lineRule="auto"/>
-            </w:pPr>
-            <w:r>
-              <w:t>Võ Ngọc Thanh</w:t>
-            </w:r>
-          </w:p>
-        </w:tc>
-        <w:tc>
-          <w:tcPr>
-            <w:tcW w:w="1959" w:type="dxa"/>
-            <w:shd w:val="clear" w:color="auto" w:fill="DEEAF6" w:themeFill="accent1" w:themeFillTint="33"/>
-            <w:vAlign w:val="center"/>
-          </w:tcPr>
-          <w:p>
-            <w:pPr>
-              <w:spacing w:after="480" w:line="276" w:lineRule="auto"/>
-            </w:pPr>
-            <w:r>
-              <w:t>(Signed)</w:t>
-            </w:r>
-          </w:p>
-        </w:tc>
-        <w:tc>
-          <w:tcPr>
-            <w:tcW w:w="2266" w:type="dxa"/>
-            <w:shd w:val="clear" w:color="auto" w:fill="DEEAF6" w:themeFill="accent1" w:themeFillTint="33"/>
-            <w:vAlign w:val="center"/>
-          </w:tcPr>
-          <w:p>
-            <w:pPr>
-              <w:spacing w:after="480" w:line="276" w:lineRule="auto"/>
-            </w:pPr>
-            <w:r>
-              <w:t>17/07/2026</w:t>
-            </w:r>
-          </w:p>
-        </w:tc>
-      </w:tr>
-      <w:tr>
-        <w:tc>
-          <w:tcPr>
-            <w:tcW w:w="2265" w:type="dxa"/>
-            <w:vAlign w:val="center"/>
-          </w:tcPr>
-          <w:p>
-            <w:pPr>
-              <w:spacing w:after="480" w:line="276" w:lineRule="auto"/>
-              <w:rPr>
-                <w:b/>
-                <w:bCs/>
-              </w:rPr>
-            </w:pPr>
-            <w:r>
-              <w:rPr>
-                <w:b/>
-                <w:bCs/>
-              </w:rPr>
-              <w:t>Project Members</w:t>
-            </w:r>
-          </w:p>
-        </w:tc>
-        <w:tc>
-          <w:tcPr>
-            <w:tcW w:w="2572" w:type="dxa"/>
-            <w:vAlign w:val="center"/>
-          </w:tcPr>
-          <w:p>
-            <w:pPr>
-              <w:spacing w:after="480" w:line="276" w:lineRule="auto"/>
-            </w:pPr>
-            <w:r>
-              <w:t>Trình Hoàng Thiên Bảo</w:t>
-            </w:r>
-          </w:p>
-        </w:tc>
-        <w:tc>
-          <w:tcPr>
-            <w:tcW w:w="1959" w:type="dxa"/>
-            <w:vAlign w:val="center"/>
-          </w:tcPr>
-          <w:p>
-            <w:pPr>
-              <w:spacing w:after="480" w:line="276" w:lineRule="auto"/>
-            </w:pPr>
-            <w:r>
-              <w:t>(Signed)</w:t>
-            </w:r>
-          </w:p>
-        </w:tc>
-        <w:tc>
-          <w:tcPr>
-            <w:tcW w:w="2266" w:type="dxa"/>
-            <w:vAlign w:val="center"/>
-          </w:tcPr>
-          <w:p>
-            <w:pPr>
-              <w:spacing w:after="480" w:line="276" w:lineRule="auto"/>
-            </w:pPr>
-            <w:r>
-              <w:t>17/07/2026</w:t>
-            </w:r>
-          </w:p>
-        </w:tc>
-      </w:tr>
-      <w:tr>
-        <w:tc>
-          <w:tcPr>
-            <w:tcW w:w="2265" w:type="dxa"/>
-            <w:shd w:val="clear" w:color="auto" w:fill="DEEAF6" w:themeFill="accent1" w:themeFillTint="33"/>
-            <w:vAlign w:val="center"/>
-          </w:tcPr>
-          <w:p>
-            <w:pPr>
-              <w:spacing w:after="480" w:line="276" w:lineRule="auto"/>
-              <w:rPr>
-                <w:b/>
-                <w:bCs/>
-              </w:rPr>
-            </w:pPr>
-            <w:r>
-              <w:rPr>
-                <w:b/>
-                <w:bCs/>
-              </w:rPr>
-              <w:t>Project Members</w:t>
-            </w:r>
-          </w:p>
-        </w:tc>
-        <w:tc>
-          <w:tcPr>
-            <w:tcW w:w="2572" w:type="dxa"/>
-            <w:shd w:val="clear" w:color="auto" w:fill="DEEAF6" w:themeFill="accent1" w:themeFillTint="33"/>
-            <w:vAlign w:val="center"/>
-          </w:tcPr>
-          <w:p>
-            <w:pPr>
-              <w:spacing w:after="480" w:line="276" w:lineRule="auto"/>
-            </w:pPr>
-            <w:r>
-              <w:t>Hồ Sĩ Tấn</w:t>
-            </w:r>
-          </w:p>
-        </w:tc>
-        <w:tc>
-          <w:tcPr>
-            <w:tcW w:w="1959" w:type="dxa"/>
-            <w:shd w:val="clear" w:color="auto" w:fill="DEEAF6" w:themeFill="accent1" w:themeFillTint="33"/>
-            <w:vAlign w:val="center"/>
-          </w:tcPr>
-          <w:p>
-            <w:pPr>
-              <w:spacing w:after="480" w:line="276" w:lineRule="auto"/>
-            </w:pPr>
-            <w:r>
-              <w:t>(Signed)</w:t>
-            </w:r>
-          </w:p>
-        </w:tc>
-        <w:tc>
-          <w:tcPr>
-            <w:tcW w:w="2266" w:type="dxa"/>
-            <w:shd w:val="clear" w:color="auto" w:fill="DEEAF6" w:themeFill="accent1" w:themeFillTint="33"/>
-            <w:vAlign w:val="center"/>
-          </w:tcPr>
-          <w:p>
-            <w:pPr>
-              <w:spacing w:after="480" w:line="276" w:lineRule="auto"/>
-            </w:pPr>
-            <w:r>
-              <w:t>17/07/2026</w:t>
-            </w:r>
-          </w:p>
-        </w:tc>
-      </w:tr>
-      <w:tr>
-        <w:tc>
-          <w:tcPr>
-            <w:tcW w:w="2265" w:type="dxa"/>
-            <w:vAlign w:val="center"/>
-          </w:tcPr>
-          <w:p>
-            <w:pPr>
-              <w:spacing w:after="480" w:line="276" w:lineRule="auto"/>
-              <w:rPr>
-                <w:b/>
-                <w:bCs/>
-              </w:rPr>
             </w:pPr>
             <w:r>
               <w:rPr>
@@ -4737,6 +4567,211 @@
         <w:tc>
           <w:tcPr>
             <w:tcW w:w="2572" w:type="dxa"/>
+            <w:shd w:val="clear" w:color="auto" w:fill="DEEAF6" w:themeFill="accent1" w:themeFillTint="33"/>
+            <w:vAlign w:val="center"/>
+          </w:tcPr>
+          <w:p>
+            <w:pPr>
+              <w:spacing w:after="480" w:line="276" w:lineRule="auto"/>
+            </w:pPr>
+            <w:r>
+              <w:t>Võ Ngọc Thanh</w:t>
+            </w:r>
+          </w:p>
+        </w:tc>
+        <w:tc>
+          <w:tcPr>
+            <w:tcW w:w="1959" w:type="dxa"/>
+            <w:shd w:val="clear" w:color="auto" w:fill="DEEAF6" w:themeFill="accent1" w:themeFillTint="33"/>
+            <w:vAlign w:val="center"/>
+          </w:tcPr>
+          <w:p>
+            <w:pPr>
+              <w:spacing w:after="480" w:line="276" w:lineRule="auto"/>
+            </w:pPr>
+            <w:r>
+              <w:t>(Signed)</w:t>
+            </w:r>
+          </w:p>
+        </w:tc>
+        <w:tc>
+          <w:tcPr>
+            <w:tcW w:w="2266" w:type="dxa"/>
+            <w:shd w:val="clear" w:color="auto" w:fill="DEEAF6" w:themeFill="accent1" w:themeFillTint="33"/>
+            <w:vAlign w:val="center"/>
+          </w:tcPr>
+          <w:p>
+            <w:pPr>
+              <w:spacing w:after="480" w:line="276" w:lineRule="auto"/>
+            </w:pPr>
+            <w:r>
+              <w:t>17/07/2026</w:t>
+            </w:r>
+          </w:p>
+        </w:tc>
+      </w:tr>
+      <w:tr>
+        <w:tc>
+          <w:tcPr>
+            <w:tcW w:w="2265" w:type="dxa"/>
+            <w:vAlign w:val="center"/>
+          </w:tcPr>
+          <w:p>
+            <w:pPr>
+              <w:spacing w:after="480" w:line="276" w:lineRule="auto"/>
+              <w:rPr>
+                <w:b/>
+                <w:bCs/>
+              </w:rPr>
+            </w:pPr>
+            <w:r>
+              <w:rPr>
+                <w:b/>
+                <w:bCs/>
+              </w:rPr>
+              <w:t>Project Members</w:t>
+            </w:r>
+          </w:p>
+        </w:tc>
+        <w:tc>
+          <w:tcPr>
+            <w:tcW w:w="2572" w:type="dxa"/>
+            <w:vAlign w:val="center"/>
+          </w:tcPr>
+          <w:p>
+            <w:pPr>
+              <w:spacing w:after="480" w:line="276" w:lineRule="auto"/>
+            </w:pPr>
+            <w:r>
+              <w:t>Trình Hoàng Thiên Bảo</w:t>
+            </w:r>
+          </w:p>
+        </w:tc>
+        <w:tc>
+          <w:tcPr>
+            <w:tcW w:w="1959" w:type="dxa"/>
+            <w:vAlign w:val="center"/>
+          </w:tcPr>
+          <w:p>
+            <w:pPr>
+              <w:spacing w:after="480" w:line="276" w:lineRule="auto"/>
+            </w:pPr>
+            <w:r>
+              <w:t>(Signed)</w:t>
+            </w:r>
+          </w:p>
+        </w:tc>
+        <w:tc>
+          <w:tcPr>
+            <w:tcW w:w="2266" w:type="dxa"/>
+            <w:vAlign w:val="center"/>
+          </w:tcPr>
+          <w:p>
+            <w:pPr>
+              <w:spacing w:after="480" w:line="276" w:lineRule="auto"/>
+            </w:pPr>
+            <w:r>
+              <w:t>17/07/2026</w:t>
+            </w:r>
+          </w:p>
+        </w:tc>
+      </w:tr>
+      <w:tr>
+        <w:tc>
+          <w:tcPr>
+            <w:tcW w:w="2265" w:type="dxa"/>
+            <w:shd w:val="clear" w:color="auto" w:fill="DEEAF6" w:themeFill="accent1" w:themeFillTint="33"/>
+            <w:vAlign w:val="center"/>
+          </w:tcPr>
+          <w:p>
+            <w:pPr>
+              <w:spacing w:after="480" w:line="276" w:lineRule="auto"/>
+              <w:rPr>
+                <w:b/>
+                <w:bCs/>
+              </w:rPr>
+            </w:pPr>
+            <w:r>
+              <w:rPr>
+                <w:b/>
+                <w:bCs/>
+              </w:rPr>
+              <w:t>Project Members</w:t>
+            </w:r>
+          </w:p>
+        </w:tc>
+        <w:tc>
+          <w:tcPr>
+            <w:tcW w:w="2572" w:type="dxa"/>
+            <w:shd w:val="clear" w:color="auto" w:fill="DEEAF6" w:themeFill="accent1" w:themeFillTint="33"/>
+            <w:vAlign w:val="center"/>
+          </w:tcPr>
+          <w:p>
+            <w:pPr>
+              <w:spacing w:after="480" w:line="276" w:lineRule="auto"/>
+            </w:pPr>
+            <w:r>
+              <w:t>Hồ Sĩ Tấn</w:t>
+            </w:r>
+          </w:p>
+        </w:tc>
+        <w:tc>
+          <w:tcPr>
+            <w:tcW w:w="1959" w:type="dxa"/>
+            <w:shd w:val="clear" w:color="auto" w:fill="DEEAF6" w:themeFill="accent1" w:themeFillTint="33"/>
+            <w:vAlign w:val="center"/>
+          </w:tcPr>
+          <w:p>
+            <w:pPr>
+              <w:spacing w:after="480" w:line="276" w:lineRule="auto"/>
+            </w:pPr>
+            <w:r>
+              <w:t>(Signed)</w:t>
+            </w:r>
+          </w:p>
+        </w:tc>
+        <w:tc>
+          <w:tcPr>
+            <w:tcW w:w="2266" w:type="dxa"/>
+            <w:shd w:val="clear" w:color="auto" w:fill="DEEAF6" w:themeFill="accent1" w:themeFillTint="33"/>
+            <w:vAlign w:val="center"/>
+          </w:tcPr>
+          <w:p>
+            <w:pPr>
+              <w:spacing w:after="480" w:line="276" w:lineRule="auto"/>
+            </w:pPr>
+            <w:r>
+              <w:t>17/07/2026</w:t>
+            </w:r>
+          </w:p>
+        </w:tc>
+      </w:tr>
+      <w:tr>
+        <w:tc>
+          <w:tcPr>
+            <w:tcW w:w="2265" w:type="dxa"/>
+            <w:vAlign w:val="center"/>
+          </w:tcPr>
+          <w:p>
+            <w:pPr>
+              <w:spacing w:after="480" w:line="276" w:lineRule="auto"/>
+              <w:rPr>
+                <w:b/>
+                <w:bCs/>
+              </w:rPr>
+            </w:pPr>
+            <w:r>
+              <w:rPr>
+                <w:b/>
+                <w:bCs/>
+              </w:rPr>
+              <w:t>Project Members</w:t>
+            </w:r>
+          </w:p>
+        </w:tc>
+        <w:tc>
+          <w:tcPr>
+            <w:tcW w:w="2572" w:type="dxa"/>
             <w:vAlign w:val="center"/>
           </w:tcPr>
           <w:p>
@@ -4784,13 +4819,117 @@
       </w:pPr>
     </w:p>
     <w:sectPr>
+      <w:footerReference w:type="default" r:id="rId8"/>
       <w:pgSz w:w="12240" w:h="15840"/>
-      <w:pgMar w:top="1440" w:right="1440" w:bottom="1440" w:left="1440" w:header="720" w:footer="720" w:gutter="0"/>
+      <w:pgMar w:top="1440" w:right="1440" w:bottom="1440" w:left="1440" w:header="288" w:footer="720" w:gutter="0"/>
       <w:cols w:space="720"/>
       <w:docGrid w:linePitch="360"/>
     </w:sectPr>
   </w:body>
 </w:document>
+</file>
+
+<file path=word/endnotes.xml><?xml version="1.0" encoding="utf-8"?>
+<w:endnotes xmlns:wpc="http://schemas.microsoft.com/office/word/2010/wordprocessingCanvas" xmlns:cx="http://schemas.microsoft.com/office/drawing/2014/chartex" xmlns:cx1="http://schemas.microsoft.com/office/drawing/2015/9/8/chartex" xmlns:mc="http://schemas.openxmlformats.org/markup-compatibility/2006" xmlns:o="urn:schemas-microsoft-com:office:office" xmlns:r="http://schemas.openxmlformats.org/officeDocument/2006/relationships" xmlns:m="http://schemas.openxmlformats.org/officeDocument/2006/math" xmlns:v="urn:schemas-microsoft-com:vml" xmlns:wp14="http://schemas.microsoft.com/office/word/2010/wordprocessingDrawing" xmlns:wp="http://schemas.openxmlformats.org/drawingml/2006/wordprocessingDrawing" xmlns:w10="urn:schemas-microsoft-com:office:word" xmlns:w="http://schemas.openxmlformats.org/wordprocessingml/2006/main" xmlns:w14="http://schemas.microsoft.com/office/word/2010/wordml" xmlns:w15="http://schemas.microsoft.com/office/word/2012/wordml" xmlns:w16se="http://schemas.microsoft.com/office/word/2015/wordml/symex" xmlns:wpg="http://schemas.microsoft.com/office/word/2010/wordprocessingGroup" xmlns:wpi="http://schemas.microsoft.com/office/word/2010/wordprocessingInk" xmlns:wne="http://schemas.microsoft.com/office/word/2006/wordml" xmlns:wps="http://schemas.microsoft.com/office/word/2010/wordprocessingShape" mc:Ignorable="w14 w15 w16se wp14">
+  <w:endnote w:type="separator" w:id="-1">
+    <w:p>
+      <w:pPr>
+        <w:spacing w:before="0" w:after="0"/>
+      </w:pPr>
+      <w:r>
+        <w:separator/>
+      </w:r>
+    </w:p>
+  </w:endnote>
+  <w:endnote w:type="continuationSeparator" w:id="0">
+    <w:p>
+      <w:pPr>
+        <w:spacing w:before="0" w:after="0"/>
+      </w:pPr>
+      <w:r>
+        <w:continuationSeparator/>
+      </w:r>
+    </w:p>
+  </w:endnote>
+</w:endnotes>
+</file>
+
+<file path=word/footer1.xml><?xml version="1.0" encoding="utf-8"?>
+<w:ftr xmlns:wpc="http://schemas.microsoft.com/office/word/2010/wordprocessingCanvas" xmlns:cx="http://schemas.microsoft.com/office/drawing/2014/chartex" xmlns:cx1="http://schemas.microsoft.com/office/drawing/2015/9/8/chartex" xmlns:mc="http://schemas.openxmlformats.org/markup-compatibility/2006" xmlns:o="urn:schemas-microsoft-com:office:office" xmlns:r="http://schemas.openxmlformats.org/officeDocument/2006/relationships" xmlns:m="http://schemas.openxmlformats.org/officeDocument/2006/math" xmlns:v="urn:schemas-microsoft-com:vml" xmlns:wp14="http://schemas.microsoft.com/office/word/2010/wordprocessingDrawing" xmlns:wp="http://schemas.openxmlformats.org/drawingml/2006/wordprocessingDrawing" xmlns:w10="urn:schemas-microsoft-com:office:word" xmlns:w="http://schemas.openxmlformats.org/wordprocessingml/2006/main" xmlns:w14="http://schemas.microsoft.com/office/word/2010/wordml" xmlns:w15="http://schemas.microsoft.com/office/word/2012/wordml" xmlns:w16se="http://schemas.microsoft.com/office/word/2015/wordml/symex" xmlns:wpg="http://schemas.microsoft.com/office/word/2010/wordprocessingGroup" xmlns:wpi="http://schemas.microsoft.com/office/word/2010/wordprocessingInk" xmlns:wne="http://schemas.microsoft.com/office/word/2006/wordml" xmlns:wps="http://schemas.microsoft.com/office/word/2010/wordprocessingShape" mc:Ignorable="w14 w15 w16se wp14">
+  <w:sdt>
+    <w:sdtPr>
+      <w:id w:val="-125859834"/>
+      <w:docPartObj>
+        <w:docPartGallery w:val="Page Numbers (Bottom of Page)"/>
+        <w:docPartUnique/>
+      </w:docPartObj>
+    </w:sdtPr>
+    <w:sdtEndPr>
+      <w:rPr>
+        <w:noProof/>
+      </w:rPr>
+    </w:sdtEndPr>
+    <w:sdtContent>
+      <w:p>
+        <w:pPr>
+          <w:pStyle w:val="Footer"/>
+          <w:jc w:val="center"/>
+        </w:pPr>
+        <w:r>
+          <w:fldChar w:fldCharType="begin"/>
+        </w:r>
+        <w:r>
+          <w:instrText xml:space="preserve"> PAGE   \* MERGEFORMAT </w:instrText>
+        </w:r>
+        <w:r>
+          <w:fldChar w:fldCharType="separate"/>
+        </w:r>
+        <w:r>
+          <w:rPr>
+            <w:noProof/>
+          </w:rPr>
+          <w:t>8</w:t>
+        </w:r>
+        <w:r>
+          <w:rPr>
+            <w:noProof/>
+          </w:rPr>
+          <w:fldChar w:fldCharType="end"/>
+        </w:r>
+      </w:p>
+    </w:sdtContent>
+  </w:sdt>
+  <w:p>
+    <w:pPr>
+      <w:pStyle w:val="Footer"/>
+    </w:pPr>
+  </w:p>
+</w:ftr>
+</file>
+
+<file path=word/footnotes.xml><?xml version="1.0" encoding="utf-8"?>
+<w:footnotes xmlns:wpc="http://schemas.microsoft.com/office/word/2010/wordprocessingCanvas" xmlns:cx="http://schemas.microsoft.com/office/drawing/2014/chartex" xmlns:cx1="http://schemas.microsoft.com/office/drawing/2015/9/8/chartex" xmlns:mc="http://schemas.openxmlformats.org/markup-compatibility/2006" xmlns:o="urn:schemas-microsoft-com:office:office" xmlns:r="http://schemas.openxmlformats.org/officeDocument/2006/relationships" xmlns:m="http://schemas.openxmlformats.org/officeDocument/2006/math" xmlns:v="urn:schemas-microsoft-com:vml" xmlns:wp14="http://schemas.microsoft.com/office/word/2010/wordprocessingDrawing" xmlns:wp="http://schemas.openxmlformats.org/drawingml/2006/wordprocessingDrawing" xmlns:w10="urn:schemas-microsoft-com:office:word" xmlns:w="http://schemas.openxmlformats.org/wordprocessingml/2006/main" xmlns:w14="http://schemas.microsoft.com/office/word/2010/wordml" xmlns:w15="http://schemas.microsoft.com/office/word/2012/wordml" xmlns:w16se="http://schemas.microsoft.com/office/word/2015/wordml/symex" xmlns:wpg="http://schemas.microsoft.com/office/word/2010/wordprocessingGroup" xmlns:wpi="http://schemas.microsoft.com/office/word/2010/wordprocessingInk" xmlns:wne="http://schemas.microsoft.com/office/word/2006/wordml" xmlns:wps="http://schemas.microsoft.com/office/word/2010/wordprocessingShape" mc:Ignorable="w14 w15 w16se wp14">
+  <w:footnote w:type="separator" w:id="-1">
+    <w:p>
+      <w:pPr>
+        <w:spacing w:before="0" w:after="0"/>
+      </w:pPr>
+      <w:r>
+        <w:separator/>
+      </w:r>
+    </w:p>
+  </w:footnote>
+  <w:footnote w:type="continuationSeparator" w:id="0">
+    <w:p>
+      <w:pPr>
+        <w:spacing w:before="0" w:after="0"/>
+      </w:pPr>
+      <w:r>
+        <w:continuationSeparator/>
+      </w:r>
+    </w:p>
+  </w:footnote>
+</w:footnotes>
 </file>
 
 <file path=word/numbering.xml><?xml version="1.0" encoding="utf-8"?>
@@ -4945,10 +5084,159 @@
     </w:lvl>
   </w:abstractNum>
   <w:abstractNum w:abstractNumId="1" w15:restartNumberingAfterBreak="0">
+    <w:nsid w:val="124519A7"/>
+    <w:multiLevelType w:val="multilevel"/>
+    <w:tmpl w:val="8E9692A8"/>
+    <w:lvl w:ilvl="0">
+      <w:start w:val="1"/>
+      <w:numFmt w:val="bullet"/>
+      <w:lvlText w:val=""/>
+      <w:lvlJc w:val="left"/>
+      <w:pPr>
+        <w:tabs>
+          <w:tab w:val="num" w:pos="720"/>
+        </w:tabs>
+        <w:ind w:left="720" w:hanging="360"/>
+      </w:pPr>
+      <w:rPr>
+        <w:rFonts w:ascii="Symbol" w:hAnsi="Symbol" w:hint="default"/>
+        <w:sz w:val="20"/>
+      </w:rPr>
+    </w:lvl>
+    <w:lvl w:ilvl="1" w:tentative="1">
+      <w:start w:val="1"/>
+      <w:numFmt w:val="bullet"/>
+      <w:lvlText w:val="o"/>
+      <w:lvlJc w:val="left"/>
+      <w:pPr>
+        <w:tabs>
+          <w:tab w:val="num" w:pos="1440"/>
+        </w:tabs>
+        <w:ind w:left="1440" w:hanging="360"/>
+      </w:pPr>
+      <w:rPr>
+        <w:rFonts w:ascii="Courier New" w:hAnsi="Courier New" w:hint="default"/>
+        <w:sz w:val="20"/>
+      </w:rPr>
+    </w:lvl>
+    <w:lvl w:ilvl="2" w:tentative="1">
+      <w:start w:val="1"/>
+      <w:numFmt w:val="bullet"/>
+      <w:lvlText w:val=""/>
+      <w:lvlJc w:val="left"/>
+      <w:pPr>
+        <w:tabs>
+          <w:tab w:val="num" w:pos="2160"/>
+        </w:tabs>
+        <w:ind w:left="2160" w:hanging="360"/>
+      </w:pPr>
+      <w:rPr>
+        <w:rFonts w:ascii="Wingdings" w:hAnsi="Wingdings" w:hint="default"/>
+        <w:sz w:val="20"/>
+      </w:rPr>
+    </w:lvl>
+    <w:lvl w:ilvl="3" w:tentative="1">
+      <w:start w:val="1"/>
+      <w:numFmt w:val="bullet"/>
+      <w:lvlText w:val=""/>
+      <w:lvlJc w:val="left"/>
+      <w:pPr>
+        <w:tabs>
+          <w:tab w:val="num" w:pos="2880"/>
+        </w:tabs>
+        <w:ind w:left="2880" w:hanging="360"/>
+      </w:pPr>
+      <w:rPr>
+        <w:rFonts w:ascii="Wingdings" w:hAnsi="Wingdings" w:hint="default"/>
+        <w:sz w:val="20"/>
+      </w:rPr>
+    </w:lvl>
+    <w:lvl w:ilvl="4" w:tentative="1">
+      <w:start w:val="1"/>
+      <w:numFmt w:val="bullet"/>
+      <w:lvlText w:val=""/>
+      <w:lvlJc w:val="left"/>
+      <w:pPr>
+        <w:tabs>
+          <w:tab w:val="num" w:pos="3600"/>
+        </w:tabs>
+        <w:ind w:left="3600" w:hanging="360"/>
+      </w:pPr>
+      <w:rPr>
+        <w:rFonts w:ascii="Wingdings" w:hAnsi="Wingdings" w:hint="default"/>
+        <w:sz w:val="20"/>
+      </w:rPr>
+    </w:lvl>
+    <w:lvl w:ilvl="5" w:tentative="1">
+      <w:start w:val="1"/>
+      <w:numFmt w:val="bullet"/>
+      <w:lvlText w:val=""/>
+      <w:lvlJc w:val="left"/>
+      <w:pPr>
+        <w:tabs>
+          <w:tab w:val="num" w:pos="4320"/>
+        </w:tabs>
+        <w:ind w:left="4320" w:hanging="360"/>
+      </w:pPr>
+      <w:rPr>
+        <w:rFonts w:ascii="Wingdings" w:hAnsi="Wingdings" w:hint="default"/>
+        <w:sz w:val="20"/>
+      </w:rPr>
+    </w:lvl>
+    <w:lvl w:ilvl="6" w:tentative="1">
+      <w:start w:val="1"/>
+      <w:numFmt w:val="bullet"/>
+      <w:lvlText w:val=""/>
+      <w:lvlJc w:val="left"/>
+      <w:pPr>
+        <w:tabs>
+          <w:tab w:val="num" w:pos="5040"/>
+        </w:tabs>
+        <w:ind w:left="5040" w:hanging="360"/>
+      </w:pPr>
+      <w:rPr>
+        <w:rFonts w:ascii="Wingdings" w:hAnsi="Wingdings" w:hint="default"/>
+        <w:sz w:val="20"/>
+      </w:rPr>
+    </w:lvl>
+    <w:lvl w:ilvl="7" w:tentative="1">
+      <w:start w:val="1"/>
+      <w:numFmt w:val="bullet"/>
+      <w:lvlText w:val=""/>
+      <w:lvlJc w:val="left"/>
+      <w:pPr>
+        <w:tabs>
+          <w:tab w:val="num" w:pos="5760"/>
+        </w:tabs>
+        <w:ind w:left="5760" w:hanging="360"/>
+      </w:pPr>
+      <w:rPr>
+        <w:rFonts w:ascii="Wingdings" w:hAnsi="Wingdings" w:hint="default"/>
+        <w:sz w:val="20"/>
+      </w:rPr>
+    </w:lvl>
+    <w:lvl w:ilvl="8" w:tentative="1">
+      <w:start w:val="1"/>
+      <w:numFmt w:val="bullet"/>
+      <w:lvlText w:val=""/>
+      <w:lvlJc w:val="left"/>
+      <w:pPr>
+        <w:tabs>
+          <w:tab w:val="num" w:pos="6480"/>
+        </w:tabs>
+        <w:ind w:left="6480" w:hanging="360"/>
+      </w:pPr>
+      <w:rPr>
+        <w:rFonts w:ascii="Wingdings" w:hAnsi="Wingdings" w:hint="default"/>
+        <w:sz w:val="20"/>
+      </w:rPr>
+    </w:lvl>
+  </w:abstractNum>
+  <w:abstractNum w:abstractNumId="2" w15:restartNumberingAfterBreak="0">
     <w:nsid w:val="181B0509"/>
     <w:multiLevelType w:val="hybridMultilevel"/>
-    <w:tmpl w:val="7C00758C"/>
-    <w:lvl w:ilvl="0" w:tplc="464A037E">
+    <w:tmpl w:val="90D23D8C"/>
+    <w:lvl w:ilvl="0" w:tplc="A2AE68CE">
       <w:start w:val="1"/>
       <w:numFmt w:val="bullet"/>
       <w:pStyle w:val="Heading3"/>
@@ -5058,7 +5346,7 @@
       </w:rPr>
     </w:lvl>
   </w:abstractNum>
-  <w:abstractNum w:abstractNumId="2" w15:restartNumberingAfterBreak="0">
+  <w:abstractNum w:abstractNumId="3" w15:restartNumberingAfterBreak="0">
     <w:nsid w:val="22927F69"/>
     <w:multiLevelType w:val="hybridMultilevel"/>
     <w:tmpl w:val="DB746C52"/>
@@ -5171,7 +5459,156 @@
       </w:rPr>
     </w:lvl>
   </w:abstractNum>
-  <w:abstractNum w:abstractNumId="3" w15:restartNumberingAfterBreak="0">
+  <w:abstractNum w:abstractNumId="4" w15:restartNumberingAfterBreak="0">
+    <w:nsid w:val="383A57CA"/>
+    <w:multiLevelType w:val="multilevel"/>
+    <w:tmpl w:val="773E10C6"/>
+    <w:lvl w:ilvl="0">
+      <w:start w:val="1"/>
+      <w:numFmt w:val="bullet"/>
+      <w:lvlText w:val=""/>
+      <w:lvlJc w:val="left"/>
+      <w:pPr>
+        <w:tabs>
+          <w:tab w:val="num" w:pos="720"/>
+        </w:tabs>
+        <w:ind w:left="720" w:hanging="360"/>
+      </w:pPr>
+      <w:rPr>
+        <w:rFonts w:ascii="Symbol" w:hAnsi="Symbol" w:hint="default"/>
+        <w:sz w:val="20"/>
+      </w:rPr>
+    </w:lvl>
+    <w:lvl w:ilvl="1" w:tentative="1">
+      <w:start w:val="1"/>
+      <w:numFmt w:val="bullet"/>
+      <w:lvlText w:val="o"/>
+      <w:lvlJc w:val="left"/>
+      <w:pPr>
+        <w:tabs>
+          <w:tab w:val="num" w:pos="1440"/>
+        </w:tabs>
+        <w:ind w:left="1440" w:hanging="360"/>
+      </w:pPr>
+      <w:rPr>
+        <w:rFonts w:ascii="Courier New" w:hAnsi="Courier New" w:hint="default"/>
+        <w:sz w:val="20"/>
+      </w:rPr>
+    </w:lvl>
+    <w:lvl w:ilvl="2" w:tentative="1">
+      <w:start w:val="1"/>
+      <w:numFmt w:val="bullet"/>
+      <w:lvlText w:val=""/>
+      <w:lvlJc w:val="left"/>
+      <w:pPr>
+        <w:tabs>
+          <w:tab w:val="num" w:pos="2160"/>
+        </w:tabs>
+        <w:ind w:left="2160" w:hanging="360"/>
+      </w:pPr>
+      <w:rPr>
+        <w:rFonts w:ascii="Wingdings" w:hAnsi="Wingdings" w:hint="default"/>
+        <w:sz w:val="20"/>
+      </w:rPr>
+    </w:lvl>
+    <w:lvl w:ilvl="3" w:tentative="1">
+      <w:start w:val="1"/>
+      <w:numFmt w:val="bullet"/>
+      <w:lvlText w:val=""/>
+      <w:lvlJc w:val="left"/>
+      <w:pPr>
+        <w:tabs>
+          <w:tab w:val="num" w:pos="2880"/>
+        </w:tabs>
+        <w:ind w:left="2880" w:hanging="360"/>
+      </w:pPr>
+      <w:rPr>
+        <w:rFonts w:ascii="Wingdings" w:hAnsi="Wingdings" w:hint="default"/>
+        <w:sz w:val="20"/>
+      </w:rPr>
+    </w:lvl>
+    <w:lvl w:ilvl="4" w:tentative="1">
+      <w:start w:val="1"/>
+      <w:numFmt w:val="bullet"/>
+      <w:lvlText w:val=""/>
+      <w:lvlJc w:val="left"/>
+      <w:pPr>
+        <w:tabs>
+          <w:tab w:val="num" w:pos="3600"/>
+        </w:tabs>
+        <w:ind w:left="3600" w:hanging="360"/>
+      </w:pPr>
+      <w:rPr>
+        <w:rFonts w:ascii="Wingdings" w:hAnsi="Wingdings" w:hint="default"/>
+        <w:sz w:val="20"/>
+      </w:rPr>
+    </w:lvl>
+    <w:lvl w:ilvl="5" w:tentative="1">
+      <w:start w:val="1"/>
+      <w:numFmt w:val="bullet"/>
+      <w:lvlText w:val=""/>
+      <w:lvlJc w:val="left"/>
+      <w:pPr>
+        <w:tabs>
+          <w:tab w:val="num" w:pos="4320"/>
+        </w:tabs>
+        <w:ind w:left="4320" w:hanging="360"/>
+      </w:pPr>
+      <w:rPr>
+        <w:rFonts w:ascii="Wingdings" w:hAnsi="Wingdings" w:hint="default"/>
+        <w:sz w:val="20"/>
+      </w:rPr>
+    </w:lvl>
+    <w:lvl w:ilvl="6" w:tentative="1">
+      <w:start w:val="1"/>
+      <w:numFmt w:val="bullet"/>
+      <w:lvlText w:val=""/>
+      <w:lvlJc w:val="left"/>
+      <w:pPr>
+        <w:tabs>
+          <w:tab w:val="num" w:pos="5040"/>
+        </w:tabs>
+        <w:ind w:left="5040" w:hanging="360"/>
+      </w:pPr>
+      <w:rPr>
+        <w:rFonts w:ascii="Wingdings" w:hAnsi="Wingdings" w:hint="default"/>
+        <w:sz w:val="20"/>
+      </w:rPr>
+    </w:lvl>
+    <w:lvl w:ilvl="7" w:tentative="1">
+      <w:start w:val="1"/>
+      <w:numFmt w:val="bullet"/>
+      <w:lvlText w:val=""/>
+      <w:lvlJc w:val="left"/>
+      <w:pPr>
+        <w:tabs>
+          <w:tab w:val="num" w:pos="5760"/>
+        </w:tabs>
+        <w:ind w:left="5760" w:hanging="360"/>
+      </w:pPr>
+      <w:rPr>
+        <w:rFonts w:ascii="Wingdings" w:hAnsi="Wingdings" w:hint="default"/>
+        <w:sz w:val="20"/>
+      </w:rPr>
+    </w:lvl>
+    <w:lvl w:ilvl="8" w:tentative="1">
+      <w:start w:val="1"/>
+      <w:numFmt w:val="bullet"/>
+      <w:lvlText w:val=""/>
+      <w:lvlJc w:val="left"/>
+      <w:pPr>
+        <w:tabs>
+          <w:tab w:val="num" w:pos="6480"/>
+        </w:tabs>
+        <w:ind w:left="6480" w:hanging="360"/>
+      </w:pPr>
+      <w:rPr>
+        <w:rFonts w:ascii="Wingdings" w:hAnsi="Wingdings" w:hint="default"/>
+        <w:sz w:val="20"/>
+      </w:rPr>
+    </w:lvl>
+  </w:abstractNum>
+  <w:abstractNum w:abstractNumId="5" w15:restartNumberingAfterBreak="0">
     <w:nsid w:val="3B8E78DB"/>
     <w:multiLevelType w:val="hybridMultilevel"/>
     <w:tmpl w:val="821A9AA0"/>
@@ -5257,7 +5694,7 @@
       </w:pPr>
     </w:lvl>
   </w:abstractNum>
-  <w:abstractNum w:abstractNumId="4" w15:restartNumberingAfterBreak="0">
+  <w:abstractNum w:abstractNumId="6" w15:restartNumberingAfterBreak="0">
     <w:nsid w:val="40AA0E16"/>
     <w:multiLevelType w:val="hybridMultilevel"/>
     <w:tmpl w:val="04FCAD7E"/>
@@ -5370,7 +5807,7 @@
       </w:rPr>
     </w:lvl>
   </w:abstractNum>
-  <w:abstractNum w:abstractNumId="5" w15:restartNumberingAfterBreak="0">
+  <w:abstractNum w:abstractNumId="7" w15:restartNumberingAfterBreak="0">
     <w:nsid w:val="40FE1B73"/>
     <w:multiLevelType w:val="hybridMultilevel"/>
     <w:tmpl w:val="A218F7EA"/>
@@ -5483,7 +5920,7 @@
       </w:rPr>
     </w:lvl>
   </w:abstractNum>
-  <w:abstractNum w:abstractNumId="6" w15:restartNumberingAfterBreak="0">
+  <w:abstractNum w:abstractNumId="8" w15:restartNumberingAfterBreak="0">
     <w:nsid w:val="4D266883"/>
     <w:multiLevelType w:val="hybridMultilevel"/>
     <w:tmpl w:val="7A8265EE"/>
@@ -5570,7 +6007,7 @@
       </w:pPr>
     </w:lvl>
   </w:abstractNum>
-  <w:abstractNum w:abstractNumId="7" w15:restartNumberingAfterBreak="0">
+  <w:abstractNum w:abstractNumId="9" w15:restartNumberingAfterBreak="0">
     <w:nsid w:val="50120428"/>
     <w:multiLevelType w:val="multilevel"/>
     <w:tmpl w:val="6318252C"/>
@@ -5719,7 +6156,7 @@
       </w:rPr>
     </w:lvl>
   </w:abstractNum>
-  <w:abstractNum w:abstractNumId="8" w15:restartNumberingAfterBreak="0">
+  <w:abstractNum w:abstractNumId="10" w15:restartNumberingAfterBreak="0">
     <w:nsid w:val="51D06EFA"/>
     <w:multiLevelType w:val="multilevel"/>
     <w:tmpl w:val="685ADE0A"/>
@@ -5832,7 +6269,7 @@
       </w:pPr>
     </w:lvl>
   </w:abstractNum>
-  <w:abstractNum w:abstractNumId="9" w15:restartNumberingAfterBreak="0">
+  <w:abstractNum w:abstractNumId="11" w15:restartNumberingAfterBreak="0">
     <w:nsid w:val="54A1720B"/>
     <w:multiLevelType w:val="multilevel"/>
     <w:tmpl w:val="A4F8630C"/>
@@ -5981,7 +6418,7 @@
       </w:rPr>
     </w:lvl>
   </w:abstractNum>
-  <w:abstractNum w:abstractNumId="10" w15:restartNumberingAfterBreak="0">
+  <w:abstractNum w:abstractNumId="12" w15:restartNumberingAfterBreak="0">
     <w:nsid w:val="54BC7F7E"/>
     <w:multiLevelType w:val="hybridMultilevel"/>
     <w:tmpl w:val="C5B2D798"/>
@@ -6067,7 +6504,7 @@
       </w:pPr>
     </w:lvl>
   </w:abstractNum>
-  <w:abstractNum w:abstractNumId="11" w15:restartNumberingAfterBreak="0">
+  <w:abstractNum w:abstractNumId="13" w15:restartNumberingAfterBreak="0">
     <w:nsid w:val="54D951A1"/>
     <w:multiLevelType w:val="multilevel"/>
     <w:tmpl w:val="310AC8D0"/>
@@ -6181,7 +6618,7 @@
       </w:pPr>
     </w:lvl>
   </w:abstractNum>
-  <w:abstractNum w:abstractNumId="12" w15:restartNumberingAfterBreak="0">
+  <w:abstractNum w:abstractNumId="14" w15:restartNumberingAfterBreak="0">
     <w:nsid w:val="5ECB573A"/>
     <w:multiLevelType w:val="multilevel"/>
     <w:tmpl w:val="3B360B62"/>
@@ -6330,7 +6767,7 @@
       </w:rPr>
     </w:lvl>
   </w:abstractNum>
-  <w:abstractNum w:abstractNumId="13" w15:restartNumberingAfterBreak="0">
+  <w:abstractNum w:abstractNumId="15" w15:restartNumberingAfterBreak="0">
     <w:nsid w:val="6EB57500"/>
     <w:multiLevelType w:val="multilevel"/>
     <w:tmpl w:val="8D3E2E5A"/>
@@ -6480,103 +6917,109 @@
     </w:lvl>
   </w:abstractNum>
   <w:num w:numId="1">
-    <w:abstractNumId w:val="4"/>
+    <w:abstractNumId w:val="6"/>
   </w:num>
   <w:num w:numId="2">
-    <w:abstractNumId w:val="4"/>
+    <w:abstractNumId w:val="6"/>
   </w:num>
   <w:num w:numId="3">
-    <w:abstractNumId w:val="4"/>
+    <w:abstractNumId w:val="6"/>
   </w:num>
   <w:num w:numId="4">
-    <w:abstractNumId w:val="4"/>
+    <w:abstractNumId w:val="6"/>
   </w:num>
   <w:num w:numId="5">
-    <w:abstractNumId w:val="1"/>
+    <w:abstractNumId w:val="2"/>
   </w:num>
   <w:num w:numId="6">
-    <w:abstractNumId w:val="1"/>
+    <w:abstractNumId w:val="2"/>
   </w:num>
   <w:num w:numId="7">
-    <w:abstractNumId w:val="1"/>
+    <w:abstractNumId w:val="2"/>
   </w:num>
   <w:num w:numId="8">
-    <w:abstractNumId w:val="1"/>
+    <w:abstractNumId w:val="2"/>
   </w:num>
   <w:num w:numId="9">
-    <w:abstractNumId w:val="1"/>
+    <w:abstractNumId w:val="2"/>
   </w:num>
   <w:num w:numId="10">
-    <w:abstractNumId w:val="4"/>
+    <w:abstractNumId w:val="6"/>
   </w:num>
   <w:num w:numId="11">
+    <w:abstractNumId w:val="3"/>
+  </w:num>
+  <w:num w:numId="12">
     <w:abstractNumId w:val="2"/>
   </w:num>
-  <w:num w:numId="12">
-    <w:abstractNumId w:val="1"/>
+  <w:num w:numId="13">
+    <w:abstractNumId w:val="3"/>
   </w:num>
-  <w:num w:numId="13">
+  <w:num w:numId="14">
+    <w:abstractNumId w:val="7"/>
+  </w:num>
+  <w:num w:numId="15">
+    <w:abstractNumId w:val="13"/>
+  </w:num>
+  <w:num w:numId="16">
+    <w:abstractNumId w:val="13"/>
+  </w:num>
+  <w:num w:numId="17">
+    <w:abstractNumId w:val="5"/>
+  </w:num>
+  <w:num w:numId="18">
+    <w:abstractNumId w:val="8"/>
+  </w:num>
+  <w:num w:numId="19">
+    <w:abstractNumId w:val="8"/>
+  </w:num>
+  <w:num w:numId="20">
+    <w:abstractNumId w:val="13"/>
+  </w:num>
+  <w:num w:numId="21">
     <w:abstractNumId w:val="2"/>
   </w:num>
-  <w:num w:numId="14">
-    <w:abstractNumId w:val="5"/>
-  </w:num>
-  <w:num w:numId="15">
-    <w:abstractNumId w:val="11"/>
-  </w:num>
-  <w:num w:numId="16">
-    <w:abstractNumId w:val="11"/>
-  </w:num>
-  <w:num w:numId="17">
-    <w:abstractNumId w:val="3"/>
-  </w:num>
-  <w:num w:numId="18">
-    <w:abstractNumId w:val="6"/>
-  </w:num>
-  <w:num w:numId="19">
-    <w:abstractNumId w:val="6"/>
-  </w:num>
-  <w:num w:numId="20">
-    <w:abstractNumId w:val="11"/>
-  </w:num>
-  <w:num w:numId="21">
-    <w:abstractNumId w:val="1"/>
-  </w:num>
   <w:num w:numId="22">
-    <w:abstractNumId w:val="1"/>
+    <w:abstractNumId w:val="2"/>
   </w:num>
   <w:num w:numId="23">
-    <w:abstractNumId w:val="11"/>
+    <w:abstractNumId w:val="13"/>
   </w:num>
   <w:num w:numId="24">
-    <w:abstractNumId w:val="11"/>
+    <w:abstractNumId w:val="13"/>
   </w:num>
   <w:num w:numId="25">
-    <w:abstractNumId w:val="11"/>
+    <w:abstractNumId w:val="13"/>
   </w:num>
   <w:num w:numId="26">
-    <w:abstractNumId w:val="11"/>
+    <w:abstractNumId w:val="13"/>
   </w:num>
   <w:num w:numId="27">
-    <w:abstractNumId w:val="12"/>
+    <w:abstractNumId w:val="14"/>
   </w:num>
   <w:num w:numId="28">
     <w:abstractNumId w:val="0"/>
   </w:num>
   <w:num w:numId="29">
-    <w:abstractNumId w:val="13"/>
+    <w:abstractNumId w:val="15"/>
   </w:num>
   <w:num w:numId="30">
+    <w:abstractNumId w:val="11"/>
+  </w:num>
+  <w:num w:numId="31">
+    <w:abstractNumId w:val="10"/>
+  </w:num>
+  <w:num w:numId="32">
     <w:abstractNumId w:val="9"/>
   </w:num>
-  <w:num w:numId="31">
-    <w:abstractNumId w:val="8"/>
+  <w:num w:numId="33">
+    <w:abstractNumId w:val="12"/>
   </w:num>
-  <w:num w:numId="32">
-    <w:abstractNumId w:val="7"/>
+  <w:num w:numId="34">
+    <w:abstractNumId w:val="1"/>
   </w:num>
-  <w:num w:numId="33">
-    <w:abstractNumId w:val="10"/>
+  <w:num w:numId="35">
+    <w:abstractNumId w:val="4"/>
   </w:num>
 </w:numbering>
 </file>
@@ -7036,11 +7479,12 @@
     <w:autoRedefine/>
     <w:uiPriority w:val="9"/>
     <w:qFormat/>
-    <w:rsid w:val="00C50658"/>
+    <w:rsid w:val="000F3458"/>
     <w:pPr>
       <w:numPr>
         <w:numId w:val="7"/>
       </w:numPr>
+      <w:spacing w:line="276" w:lineRule="auto"/>
       <w:ind w:left="936"/>
       <w:outlineLvl w:val="2"/>
       <w15:collapsed/>
@@ -7048,7 +7492,8 @@
     <w:rPr>
       <w:rFonts w:eastAsia="Times New Roman" w:cs="Times New Roman"/>
       <w:bCs/>
-      <w:szCs w:val="27"/>
+      <w:color w:val="auto"/>
+      <w:szCs w:val="19"/>
     </w:rPr>
   </w:style>
   <w:style w:type="paragraph" w:styleId="Heading4">
@@ -7183,11 +7628,12 @@
     <w:autoRedefine/>
     <w:uiPriority w:val="39"/>
     <w:unhideWhenUsed/>
-    <w:rsid w:val="008F596A"/>
+    <w:rsid w:val="005D39B9"/>
     <w:pPr>
       <w:tabs>
         <w:tab w:val="right" w:leader="dot" w:pos="9350"/>
       </w:tabs>
+      <w:ind w:left="288"/>
     </w:pPr>
   </w:style>
   <w:style w:type="paragraph" w:styleId="TOC2">
@@ -7197,10 +7643,7 @@
     <w:autoRedefine/>
     <w:uiPriority w:val="39"/>
     <w:unhideWhenUsed/>
-    <w:rsid w:val="008F596A"/>
-    <w:pPr>
-      <w:ind w:left="216"/>
-    </w:pPr>
+    <w:rsid w:val="005D39B9"/>
   </w:style>
   <w:style w:type="paragraph" w:styleId="TOC3">
     <w:name w:val="toc 3"/>
@@ -7220,12 +7663,11 @@
     <w:basedOn w:val="DefaultParagraphFont"/>
     <w:link w:val="Heading3"/>
     <w:uiPriority w:val="9"/>
-    <w:rsid w:val="00C50658"/>
+    <w:rsid w:val="000F3458"/>
     <w:rPr>
       <w:rFonts w:ascii="Times New Roman" w:eastAsia="Times New Roman" w:hAnsi="Times New Roman" w:cs="Times New Roman"/>
       <w:bCs/>
-      <w:color w:val="333333"/>
-      <w:szCs w:val="27"/>
+      <w:szCs w:val="19"/>
     </w:rPr>
   </w:style>
   <w:style w:type="character" w:customStyle="1" w:styleId="Heading4Char">
@@ -7454,6 +7896,58 @@
     <w:rPr>
       <w:color w:val="0563C1" w:themeColor="hyperlink"/>
       <w:u w:val="single"/>
+    </w:rPr>
+  </w:style>
+  <w:style w:type="paragraph" w:styleId="Header">
+    <w:name w:val="header"/>
+    <w:basedOn w:val="Normal"/>
+    <w:link w:val="HeaderChar"/>
+    <w:uiPriority w:val="99"/>
+    <w:unhideWhenUsed/>
+    <w:rsid w:val="005D39B9"/>
+    <w:pPr>
+      <w:tabs>
+        <w:tab w:val="center" w:pos="4680"/>
+        <w:tab w:val="right" w:pos="9360"/>
+      </w:tabs>
+      <w:spacing w:before="0" w:after="0"/>
+    </w:pPr>
+  </w:style>
+  <w:style w:type="character" w:customStyle="1" w:styleId="HeaderChar">
+    <w:name w:val="Header Char"/>
+    <w:basedOn w:val="DefaultParagraphFont"/>
+    <w:link w:val="Header"/>
+    <w:uiPriority w:val="99"/>
+    <w:rsid w:val="005D39B9"/>
+    <w:rPr>
+      <w:rFonts w:ascii="Times New Roman" w:eastAsia="Arial" w:hAnsi="Times New Roman" w:cs="Arial"/>
+      <w:color w:val="333333"/>
+    </w:rPr>
+  </w:style>
+  <w:style w:type="paragraph" w:styleId="Footer">
+    <w:name w:val="footer"/>
+    <w:basedOn w:val="Normal"/>
+    <w:link w:val="FooterChar"/>
+    <w:uiPriority w:val="99"/>
+    <w:unhideWhenUsed/>
+    <w:rsid w:val="005D39B9"/>
+    <w:pPr>
+      <w:tabs>
+        <w:tab w:val="center" w:pos="4680"/>
+        <w:tab w:val="right" w:pos="9360"/>
+      </w:tabs>
+      <w:spacing w:before="0" w:after="0"/>
+    </w:pPr>
+  </w:style>
+  <w:style w:type="character" w:customStyle="1" w:styleId="FooterChar">
+    <w:name w:val="Footer Char"/>
+    <w:basedOn w:val="DefaultParagraphFont"/>
+    <w:link w:val="Footer"/>
+    <w:uiPriority w:val="99"/>
+    <w:rsid w:val="005D39B9"/>
+    <w:rPr>
+      <w:rFonts w:ascii="Times New Roman" w:eastAsia="Arial" w:hAnsi="Times New Roman" w:cs="Arial"/>
+      <w:color w:val="333333"/>
     </w:rPr>
   </w:style>
 </w:styles>
@@ -7725,7 +8219,7 @@
 </file>
 
 <file path=customXml/itemProps1.xml><?xml version="1.0" encoding="utf-8"?>
-<ds:datastoreItem xmlns:ds="http://schemas.openxmlformats.org/officeDocument/2006/customXml" ds:itemID="{61C75A67-CF74-4CBB-B22F-665A93E8C65F}">
+<ds:datastoreItem xmlns:ds="http://schemas.openxmlformats.org/officeDocument/2006/customXml" ds:itemID="{9FF6E3E0-6E63-47D0-81C1-84682D54CF2F}">
   <ds:schemaRefs>
     <ds:schemaRef ds:uri="http://schemas.openxmlformats.org/officeDocument/2006/bibliography"/>
   </ds:schemaRefs>
